--- a/eleva/comunidade-whatsapp/calendario-comunidade-whatsapp-set2026-mai2027.docx
+++ b/eleva/comunidade-whatsapp/calendario-comunidade-whatsapp-set2026-mai2027.docx
@@ -17,20 +17,18 @@
       </w:pPr>
       <w:r>
         <w:rPr>
-          <w:b/>
-          <w:bCs/>
           <w:i/>
           <w:iCs/>
           <w:color w:val="555555"/>
           <w:sz w:val="18"/>
           <w:szCs w:val="18"/>
         </w:rPr>
-        <w:t xml:space="preserve">RECRIA Marketing, 27/08/2026</w:t>
-      </w:r>
-    </w:p>
-    <w:p>
-      <w:pPr>
-        <w:spacing w:after="120"/>
+        <w:t xml:space="preserve">RECRIA Marketing, 17/09/2026</w:t>
+      </w:r>
+    </w:p>
+    <w:p>
+      <w:pPr>
+        <w:spacing w:after="160"/>
       </w:pPr>
       <w:r>
         <w:rPr>
@@ -51,7 +49,7 @@
     </w:p>
     <w:p>
       <w:pPr>
-        <w:spacing w:after="120"/>
+        <w:spacing w:after="160"/>
       </w:pPr>
       <w:r>
         <w:rPr>
@@ -67,12 +65,12 @@
           <w:sz w:val="21"/>
           <w:szCs w:val="21"/>
         </w:rPr>
-        <w:t xml:space="preserve"> 1 a 2 postagens por semana (sem dia fixo, varia conforme a rotina), intercalando episódio do podcast Síndicos (Spotify, Temporada 2) e artigo do blog elevags.com.br. Sem venda direta de curso/mentoria nesse bloco — o gancho pro curso avançado para síndico profissional aparece de forma leve ao final de cada post.</w:t>
-      </w:r>
-    </w:p>
-    <w:p>
-      <w:pPr>
-        <w:spacing w:after="120"/>
+        <w:t xml:space="preserve"> 1 a 2 postagens por semana (sem dia fixo, varia conforme a rotina), intercalando episódio do podcast Síndicos (Spotify, Temporada 2) e artigo do blog elevags.com.br. Sem venda direta de curso/mentoria nesse bloco, o gancho para o curso avançado para síndico profissional aparece de forma leve ao final de cada post.</w:t>
+      </w:r>
+    </w:p>
+    <w:p>
+      <w:pPr>
+        <w:spacing w:after="160"/>
       </w:pPr>
       <w:r>
         <w:rPr>
@@ -88,12 +86,12 @@
           <w:sz w:val="21"/>
           <w:szCs w:val="21"/>
         </w:rPr>
-        <w:t xml:space="preserve"> diretamente no grupo do WhatsApp, sem precisar editar (exceto os marcados como pendente).</w:t>
-      </w:r>
-    </w:p>
-    <w:p>
-      <w:pPr>
-        <w:spacing w:after="120"/>
+        <w:t xml:space="preserve"> diretamente no grupo do WhatsApp, sem precisar editar.</w:t>
+      </w:r>
+    </w:p>
+    <w:p>
+      <w:pPr>
+        <w:spacing w:after="160"/>
       </w:pPr>
       <w:r>
         <w:rPr>
@@ -109,7 +107,7 @@
           <w:sz w:val="21"/>
           <w:szCs w:val="21"/>
         </w:rPr>
-        <w:t xml:space="preserve"> já foi enviado ao grupo em 27/08/2026, por isso não entra na lista abaixo — o próximo episódio a usar é o 8.</w:t>
+        <w:t xml:space="preserve"> já foi enviado ao grupo em 27/08/2026, por isso não entra na lista abaixo, o próximo episódio a usar é o 8.</w:t>
       </w:r>
     </w:p>
     <w:p>
@@ -123,6 +121,7 @@
     <w:p>
       <w:pPr>
         <w:pStyle w:val="Heading2"/>
+        <w:keepNext/>
         <w:spacing w:after="150" w:before="300"/>
       </w:pPr>
       <w:r>
@@ -131,7 +130,7 @@
     </w:p>
     <w:p>
       <w:pPr>
-        <w:spacing w:after="120"/>
+        <w:spacing w:after="160"/>
       </w:pPr>
       <w:r>
         <w:rPr>
@@ -143,7 +142,7 @@
     </w:p>
     <w:p>
       <w:pPr>
-        <w:spacing w:after="120"/>
+        <w:spacing w:after="160"/>
       </w:pPr>
       <w:r>
         <w:rPr>
@@ -155,65 +154,67 @@
     </w:p>
     <w:p>
       <w:pPr>
-        <w:spacing w:after="120"/>
-      </w:pPr>
-      <w:r>
-        <w:rPr>
-          <w:sz w:val="21"/>
-          <w:szCs w:val="21"/>
-        </w:rPr>
-        <w:t xml:space="preserve">O artigo escrito por Giuliano Spolavori aborda a locação por temporada tipo Airbnb dentro do condomínio, à luz do Tema 1443 do STJ, que trata da possibilidade de restrição desse tipo de uso pela convenção condominial.</w:t>
-      </w:r>
-    </w:p>
-    <w:p>
-      <w:pPr>
-        <w:spacing w:after="120"/>
-      </w:pPr>
-      <w:r>
-        <w:rPr>
-          <w:sz w:val="21"/>
-          <w:szCs w:val="21"/>
-        </w:rPr>
-        <w:t xml:space="preserve">Esse é um dos conflitos que mais aparece em assembleia hoje, e ter o entendimento jurídico atualizado na ponta da língua evita que você seja pego de surpresa numa discussão acalorada entre moradores dos dois lados.</w:t>
-      </w:r>
-    </w:p>
-    <w:p>
-      <w:pPr>
-        <w:spacing w:after="120"/>
-      </w:pPr>
-      <w:r>
-        <w:rPr>
-          <w:sz w:val="21"/>
-          <w:szCs w:val="21"/>
-        </w:rPr>
-        <w:t xml:space="preserve">Se isso te interessou, lê o artigo na íntegra:</w:t>
-      </w:r>
-    </w:p>
-    <w:p>
-      <w:pPr>
-        <w:spacing w:after="120"/>
-      </w:pPr>
-      <w:r>
-        <w:rPr>
-          <w:sz w:val="21"/>
-          <w:szCs w:val="21"/>
-        </w:rPr>
-        <w:t xml:space="preserve">🔗 </w:t>
-      </w:r>
-      <w:hyperlink w:history="1" r:id="rIdnuugp3xjlkmucpo9ydphn">
-        <w:r>
-          <w:rPr>
-            <w:rStyle w:val="Hyperlink"/>
-            <w:sz w:val="21"/>
-            <w:szCs w:val="21"/>
-          </w:rPr>
-          <w:t xml:space="preserve">https://www.elevags.com.br/blog/airbnb-condominio-stj-tema-1443</w:t>
-        </w:r>
-      </w:hyperlink>
-    </w:p>
-    <w:p>
-      <w:pPr>
-        <w:spacing w:after="120"/>
+        <w:spacing w:after="160"/>
+      </w:pPr>
+      <w:r>
+        <w:rPr>
+          <w:sz w:val="21"/>
+          <w:szCs w:val="21"/>
+        </w:rPr>
+        <w:t xml:space="preserve">O artigo escrito por Giuliano Spolavori aborda a locação por temporada tipo Airbnb dentro do condomínio, à luz do Tema 1.443 do STJ, que trata da possibilidade de restrição desse tipo de uso pela convenção condominial.</w:t>
+      </w:r>
+    </w:p>
+    <w:p>
+      <w:pPr>
+        <w:spacing w:after="160"/>
+      </w:pPr>
+      <w:r>
+        <w:rPr>
+          <w:sz w:val="21"/>
+          <w:szCs w:val="21"/>
+        </w:rPr>
+        <w:t xml:space="preserve">Por que esse conteúdo é tão valioso para você, síndico?</w:t>
+      </w:r>
+    </w:p>
+    <w:p>
+      <w:pPr>
+        <w:spacing w:after="160"/>
+      </w:pPr>
+      <w:r>
+        <w:rPr>
+          <w:sz w:val="21"/>
+          <w:szCs w:val="21"/>
+        </w:rPr>
+        <w:t xml:space="preserve">Esse é um dos conflitos que mais aparece em assembleia atualmente. Ter o entendimento jurídico atualizado na ponta da língua evita que você seja pego de surpresa numa discussão acalorada entre moradores.</w:t>
+      </w:r>
+    </w:p>
+    <w:p>
+      <w:pPr>
+        <w:spacing w:after="160"/>
+      </w:pPr>
+      <w:r>
+        <w:rPr>
+          <w:sz w:val="21"/>
+          <w:szCs w:val="21"/>
+        </w:rPr>
+        <w:t xml:space="preserve">Se interessou? Toque no link abaixo e boa leitura! 👇</w:t>
+      </w:r>
+    </w:p>
+    <w:p>
+      <w:pPr>
+        <w:spacing w:after="160"/>
+      </w:pPr>
+      <w:r>
+        <w:rPr>
+          <w:sz w:val="21"/>
+          <w:szCs w:val="21"/>
+        </w:rPr>
+        <w:t xml:space="preserve">🔗 https://www.elevags.com.br/blog/airbnb-condominio-stj-tema-1443</w:t>
+      </w:r>
+    </w:p>
+    <w:p>
+      <w:pPr>
+        <w:spacing w:after="160"/>
       </w:pPr>
       <w:r>
         <w:rPr>
@@ -225,29 +226,19 @@
     </w:p>
     <w:p>
       <w:pPr>
-        <w:spacing w:after="120"/>
-      </w:pPr>
-      <w:r>
-        <w:rPr>
-          <w:sz w:val="21"/>
-          <w:szCs w:val="21"/>
-        </w:rPr>
-        <w:t xml:space="preserve">🔗 </w:t>
-      </w:r>
-      <w:hyperlink w:history="1" r:id="rIdyqh_ejvhthqr8nn2ndlyo">
-        <w:r>
-          <w:rPr>
-            <w:rStyle w:val="Hyperlink"/>
-            <w:sz w:val="21"/>
-            <w:szCs w:val="21"/>
-          </w:rPr>
-          <w:t xml:space="preserve">https://www.elevags.com.br/cursos-de-sindico-profissional-a-gestor-de-ativos</w:t>
-        </w:r>
-      </w:hyperlink>
-    </w:p>
-    <w:p>
-      <w:pPr>
-        <w:spacing w:after="120"/>
+        <w:spacing w:after="160"/>
+      </w:pPr>
+      <w:r>
+        <w:rPr>
+          <w:sz w:val="21"/>
+          <w:szCs w:val="21"/>
+        </w:rPr>
+        <w:t xml:space="preserve">🔗 https://www.elevags.com.br/cursos-de-sindico-profissional-a-gestor-de-ativos</w:t>
+      </w:r>
+    </w:p>
+    <w:p>
+      <w:pPr>
+        <w:spacing w:after="160"/>
       </w:pPr>
       <w:r>
         <w:rPr>
@@ -268,37 +259,143 @@
     <w:p>
       <w:pPr>
         <w:pStyle w:val="Heading2"/>
+        <w:keepNext/>
         <w:spacing w:after="150" w:before="300"/>
       </w:pPr>
       <w:r>
-        <w:t xml:space="preserve">Semana 2 de setembro/2026 — Podcast, Ep. 8 — PENDENTE</w:t>
-      </w:r>
-    </w:p>
-    <w:p>
-      <w:pPr>
-        <w:spacing w:after="120"/>
-      </w:pPr>
-      <w:r>
-        <w:rPr>
-          <w:i/>
-          <w:iCs/>
-          <w:color w:val="8a6d1f"/>
-          <w:sz w:val="20"/>
-          <w:szCs w:val="20"/>
-        </w:rPr>
-        <w:t xml:space="preserve">[Preencher com o título e o resumo do episódio antes de publicar. Estrutura a seguir quando tiver a informação: saudação → "segue uma sugestão de áudio" → nome do episódio + gancho de curiosidade → "se isso te interessou, escuta o episódio na íntegra" → link → CTA pro curso avançado (https://www.elevags.com.br/cursos-de-sindico-profissional-a-gestor-de-ativos) → "Aproveitem! 💪"]</w:t>
-      </w:r>
-    </w:p>
-    <w:p>
-      <w:pPr>
-        <w:spacing w:after="120"/>
-      </w:pPr>
-      <w:r>
-        <w:rPr>
-          <w:sz w:val="21"/>
-          <w:szCs w:val="21"/>
-        </w:rPr>
-        <w:t xml:space="preserve">Link do episódio: https://open.spotify.com/episode/6v36JNuHDkTfjcB3YcgJSg</w:t>
+        <w:t xml:space="preserve">Semana 2 de setembro/2026 — Podcast, Ep. 8</w:t>
+      </w:r>
+    </w:p>
+    <w:p>
+      <w:pPr>
+        <w:spacing w:after="160"/>
+      </w:pPr>
+      <w:r>
+        <w:rPr>
+          <w:sz w:val="21"/>
+          <w:szCs w:val="21"/>
+        </w:rPr>
+        <w:t xml:space="preserve">Boa noite, síndicos de alta performance! 👋</w:t>
+      </w:r>
+    </w:p>
+    <w:p>
+      <w:pPr>
+        <w:spacing w:after="160"/>
+      </w:pPr>
+      <w:r>
+        <w:rPr>
+          <w:sz w:val="21"/>
+          <w:szCs w:val="21"/>
+        </w:rPr>
+        <w:t xml:space="preserve">Segue uma sugestão de áudio para o dia.</w:t>
+      </w:r>
+    </w:p>
+    <w:p>
+      <w:pPr>
+        <w:spacing w:after="160"/>
+      </w:pPr>
+      <w:r>
+        <w:rPr>
+          <w:sz w:val="21"/>
+          <w:szCs w:val="21"/>
+        </w:rPr>
+        <w:t xml:space="preserve">O episódio 8: "A força do não", da Temporada 2 do podcast Síndicos, aborda uma verdade que separa quem cresce de forma sustentável de quem apenas sobrevive no mercado.</w:t>
+      </w:r>
+    </w:p>
+    <w:p>
+      <w:pPr>
+        <w:spacing w:after="160"/>
+      </w:pPr>
+      <w:r>
+        <w:rPr>
+          <w:sz w:val="21"/>
+          <w:szCs w:val="21"/>
+        </w:rPr>
+        <w:t xml:space="preserve">O cliente fora do perfil custa mais caro do que o honorário que paga. A carteira não é consequência da demanda, é decisão estratégica. O valor real de um cliente está na receita de todos os ciclos de renovação. E tem mais: a renúncia fundamentada é parte do método, não falha dele.</w:t>
+      </w:r>
+    </w:p>
+    <w:p>
+      <w:pPr>
+        <w:spacing w:after="160"/>
+      </w:pPr>
+      <w:r>
+        <w:rPr>
+          <w:sz w:val="21"/>
+          <w:szCs w:val="21"/>
+        </w:rPr>
+        <w:t xml:space="preserve">Por que esse conteúdo é tão valioso para você, síndico?</w:t>
+      </w:r>
+    </w:p>
+    <w:p>
+      <w:pPr>
+        <w:spacing w:after="160"/>
+      </w:pPr>
+      <w:r>
+        <w:rPr>
+          <w:sz w:val="21"/>
+          <w:szCs w:val="21"/>
+        </w:rPr>
+        <w:t xml:space="preserve">Essa é a conversa que falta na maioria das administradoras. Enquanto você trata a carteira como um número, deixa de ver que cada cliente errado consome tempo, energia e margem. Quem entende isso cresce com previsibilidade.</w:t>
+      </w:r>
+    </w:p>
+    <w:p>
+      <w:pPr>
+        <w:spacing w:after="160"/>
+      </w:pPr>
+      <w:r>
+        <w:rPr>
+          <w:sz w:val="21"/>
+          <w:szCs w:val="21"/>
+        </w:rPr>
+        <w:t xml:space="preserve">Se interessou? Toque no link abaixo e boa escuta! 👇</w:t>
+      </w:r>
+    </w:p>
+    <w:p>
+      <w:pPr>
+        <w:spacing w:after="160"/>
+      </w:pPr>
+      <w:r>
+        <w:rPr>
+          <w:sz w:val="21"/>
+          <w:szCs w:val="21"/>
+        </w:rPr>
+        <w:t xml:space="preserve">🔗 https://open.spotify.com/episode/6v36JNuHDkTfjcB3YcgJSg</w:t>
+      </w:r>
+    </w:p>
+    <w:p>
+      <w:pPr>
+        <w:spacing w:after="160"/>
+      </w:pPr>
+      <w:r>
+        <w:rPr>
+          <w:sz w:val="21"/>
+          <w:szCs w:val="21"/>
+        </w:rPr>
+        <w:t xml:space="preserve">E se você quer aprofundar no método com 41 casos reais de síndicos que já estruturaram isso, conheça o curso avançado para síndico profissional:</w:t>
+      </w:r>
+    </w:p>
+    <w:p>
+      <w:pPr>
+        <w:spacing w:after="160"/>
+      </w:pPr>
+      <w:r>
+        <w:rPr>
+          <w:sz w:val="21"/>
+          <w:szCs w:val="21"/>
+        </w:rPr>
+        <w:t xml:space="preserve">🔗 https://www.elevags.com.br/cursos-de-sindico-profissional-a-gestor-de-ativos</w:t>
+      </w:r>
+    </w:p>
+    <w:p>
+      <w:pPr>
+        <w:spacing w:after="160"/>
+      </w:pPr>
+      <w:r>
+        <w:rPr>
+          <w:sz w:val="21"/>
+          <w:szCs w:val="21"/>
+        </w:rPr>
+        <w:t xml:space="preserve">Aproveitem! 💪</w:t>
       </w:r>
     </w:p>
     <w:p>
@@ -312,6 +409,7 @@
     <w:p>
       <w:pPr>
         <w:pStyle w:val="Heading2"/>
+        <w:keepNext/>
         <w:spacing w:after="150" w:before="300"/>
       </w:pPr>
       <w:r>
@@ -320,7 +418,7 @@
     </w:p>
     <w:p>
       <w:pPr>
-        <w:spacing w:after="120"/>
+        <w:spacing w:after="160"/>
       </w:pPr>
       <w:r>
         <w:rPr>
@@ -332,7 +430,7 @@
     </w:p>
     <w:p>
       <w:pPr>
-        <w:spacing w:after="120"/>
+        <w:spacing w:after="160"/>
       </w:pPr>
       <w:r>
         <w:rPr>
@@ -344,7 +442,7 @@
     </w:p>
     <w:p>
       <w:pPr>
-        <w:spacing w:after="120"/>
+        <w:spacing w:after="160"/>
       </w:pPr>
       <w:r>
         <w:rPr>
@@ -356,7 +454,19 @@
     </w:p>
     <w:p>
       <w:pPr>
-        <w:spacing w:after="120"/>
+        <w:spacing w:after="160"/>
+      </w:pPr>
+      <w:r>
+        <w:rPr>
+          <w:sz w:val="21"/>
+          <w:szCs w:val="21"/>
+        </w:rPr>
+        <w:t xml:space="preserve">Por que esse conteúdo é tão valioso para você, síndico?</w:t>
+      </w:r>
+    </w:p>
+    <w:p>
+      <w:pPr>
+        <w:spacing w:after="160"/>
       </w:pPr>
       <w:r>
         <w:rPr>
@@ -368,41 +478,31 @@
     </w:p>
     <w:p>
       <w:pPr>
-        <w:spacing w:after="120"/>
-      </w:pPr>
-      <w:r>
-        <w:rPr>
-          <w:sz w:val="21"/>
-          <w:szCs w:val="21"/>
-        </w:rPr>
-        <w:t xml:space="preserve">Se isso te interessou, lê o artigo na íntegra:</w:t>
-      </w:r>
-    </w:p>
-    <w:p>
-      <w:pPr>
-        <w:spacing w:after="120"/>
-      </w:pPr>
-      <w:r>
-        <w:rPr>
-          <w:sz w:val="21"/>
-          <w:szCs w:val="21"/>
-        </w:rPr>
-        <w:t xml:space="preserve">🔗 </w:t>
-      </w:r>
-      <w:hyperlink w:history="1" r:id="rIdwlebidijq_n5zqmfls2y1">
-        <w:r>
-          <w:rPr>
-            <w:rStyle w:val="Hyperlink"/>
-            <w:sz w:val="21"/>
-            <w:szCs w:val="21"/>
-          </w:rPr>
-          <w:t xml:space="preserve">https://www.elevags.com.br/blog/sindico-profissional-cliente-parceiro-concorrente</w:t>
-        </w:r>
-      </w:hyperlink>
-    </w:p>
-    <w:p>
-      <w:pPr>
-        <w:spacing w:after="120"/>
+        <w:spacing w:after="160"/>
+      </w:pPr>
+      <w:r>
+        <w:rPr>
+          <w:sz w:val="21"/>
+          <w:szCs w:val="21"/>
+        </w:rPr>
+        <w:t xml:space="preserve">Se interessou? Toque no link abaixo e boa leitura! 👇</w:t>
+      </w:r>
+    </w:p>
+    <w:p>
+      <w:pPr>
+        <w:spacing w:after="160"/>
+      </w:pPr>
+      <w:r>
+        <w:rPr>
+          <w:sz w:val="21"/>
+          <w:szCs w:val="21"/>
+        </w:rPr>
+        <w:t xml:space="preserve">🔗 https://www.elevags.com.br/blog/sindico-profissional-cliente-parceiro-concorrente</w:t>
+      </w:r>
+    </w:p>
+    <w:p>
+      <w:pPr>
+        <w:spacing w:after="160"/>
       </w:pPr>
       <w:r>
         <w:rPr>
@@ -414,29 +514,19 @@
     </w:p>
     <w:p>
       <w:pPr>
-        <w:spacing w:after="120"/>
-      </w:pPr>
-      <w:r>
-        <w:rPr>
-          <w:sz w:val="21"/>
-          <w:szCs w:val="21"/>
-        </w:rPr>
-        <w:t xml:space="preserve">🔗 </w:t>
-      </w:r>
-      <w:hyperlink w:history="1" r:id="rIdzaw4lvqrrmwcxlaukomwh">
-        <w:r>
-          <w:rPr>
-            <w:rStyle w:val="Hyperlink"/>
-            <w:sz w:val="21"/>
-            <w:szCs w:val="21"/>
-          </w:rPr>
-          <w:t xml:space="preserve">https://www.elevags.com.br/cursos-de-sindico-profissional-a-gestor-de-ativos</w:t>
-        </w:r>
-      </w:hyperlink>
-    </w:p>
-    <w:p>
-      <w:pPr>
-        <w:spacing w:after="120"/>
+        <w:spacing w:after="160"/>
+      </w:pPr>
+      <w:r>
+        <w:rPr>
+          <w:sz w:val="21"/>
+          <w:szCs w:val="21"/>
+        </w:rPr>
+        <w:t xml:space="preserve">🔗 https://www.elevags.com.br/cursos-de-sindico-profissional-a-gestor-de-ativos</w:t>
+      </w:r>
+    </w:p>
+    <w:p>
+      <w:pPr>
+        <w:spacing w:after="160"/>
       </w:pPr>
       <w:r>
         <w:rPr>
@@ -457,37 +547,143 @@
     <w:p>
       <w:pPr>
         <w:pStyle w:val="Heading2"/>
+        <w:keepNext/>
         <w:spacing w:after="150" w:before="300"/>
       </w:pPr>
       <w:r>
-        <w:t xml:space="preserve">Semana 4 de setembro/2026 — Podcast, Ep. 9 — PENDENTE</w:t>
-      </w:r>
-    </w:p>
-    <w:p>
-      <w:pPr>
-        <w:spacing w:after="120"/>
-      </w:pPr>
-      <w:r>
-        <w:rPr>
-          <w:i/>
-          <w:iCs/>
-          <w:color w:val="8a6d1f"/>
-          <w:sz w:val="20"/>
-          <w:szCs w:val="20"/>
-        </w:rPr>
-        <w:t xml:space="preserve">[Preencher antes de publicar — mesma estrutura acima.]</w:t>
-      </w:r>
-    </w:p>
-    <w:p>
-      <w:pPr>
-        <w:spacing w:after="120"/>
-      </w:pPr>
-      <w:r>
-        <w:rPr>
-          <w:sz w:val="21"/>
-          <w:szCs w:val="21"/>
-        </w:rPr>
-        <w:t xml:space="preserve">Link do episódio: https://open.spotify.com/episode/0mvxrAQqCeCOh7bL52u2um</w:t>
+        <w:t xml:space="preserve">Semana 4 de setembro/2026 — Podcast, Ep. 9</w:t>
+      </w:r>
+    </w:p>
+    <w:p>
+      <w:pPr>
+        <w:spacing w:after="160"/>
+      </w:pPr>
+      <w:r>
+        <w:rPr>
+          <w:sz w:val="21"/>
+          <w:szCs w:val="21"/>
+        </w:rPr>
+        <w:t xml:space="preserve">Boa noite, síndicos de alta performance! 👋</w:t>
+      </w:r>
+    </w:p>
+    <w:p>
+      <w:pPr>
+        <w:spacing w:after="160"/>
+      </w:pPr>
+      <w:r>
+        <w:rPr>
+          <w:sz w:val="21"/>
+          <w:szCs w:val="21"/>
+        </w:rPr>
+        <w:t xml:space="preserve">Segue uma sugestão de áudio para o dia.</w:t>
+      </w:r>
+    </w:p>
+    <w:p>
+      <w:pPr>
+        <w:spacing w:after="160"/>
+      </w:pPr>
+      <w:r>
+        <w:rPr>
+          <w:sz w:val="21"/>
+          <w:szCs w:val="21"/>
+        </w:rPr>
+        <w:t xml:space="preserve">O episódio 9: "Medir, não aparecer", da Temporada 2 do podcast Síndicos, aborda uma métrica que engana a maioria das administradoras.</w:t>
+      </w:r>
+    </w:p>
+    <w:p>
+      <w:pPr>
+        <w:spacing w:after="160"/>
+      </w:pPr>
+      <w:r>
+        <w:rPr>
+          <w:sz w:val="21"/>
+          <w:szCs w:val="21"/>
+        </w:rPr>
+        <w:t xml:space="preserve">A maior parte das frustrações com o condomínio nasce de uma métrica errada, o número de visitas. A presença evita a nota baixa, mas não constrói a nota alta. Educar o cliente a medir entrega, e não presença, é o trabalho que não está no contrato e que decide a renovação.</w:t>
+      </w:r>
+    </w:p>
+    <w:p>
+      <w:pPr>
+        <w:spacing w:after="160"/>
+      </w:pPr>
+      <w:r>
+        <w:rPr>
+          <w:sz w:val="21"/>
+          <w:szCs w:val="21"/>
+        </w:rPr>
+        <w:t xml:space="preserve">Por que esse conteúdo é tão valioso para você, síndico?</w:t>
+      </w:r>
+    </w:p>
+    <w:p>
+      <w:pPr>
+        <w:spacing w:after="160"/>
+      </w:pPr>
+      <w:r>
+        <w:rPr>
+          <w:sz w:val="21"/>
+          <w:szCs w:val="21"/>
+        </w:rPr>
+        <w:t xml:space="preserve">Porque quem confunde presença com resultado trabalha muito e é lembrado pouco. Entender essa diferença é o que separa o síndico substituível do síndico insubstituível.</w:t>
+      </w:r>
+    </w:p>
+    <w:p>
+      <w:pPr>
+        <w:spacing w:after="160"/>
+      </w:pPr>
+      <w:r>
+        <w:rPr>
+          <w:sz w:val="21"/>
+          <w:szCs w:val="21"/>
+        </w:rPr>
+        <w:t xml:space="preserve">Se interessou? Toque no link abaixo e boa escuta! 👇</w:t>
+      </w:r>
+    </w:p>
+    <w:p>
+      <w:pPr>
+        <w:spacing w:after="160"/>
+      </w:pPr>
+      <w:r>
+        <w:rPr>
+          <w:sz w:val="21"/>
+          <w:szCs w:val="21"/>
+        </w:rPr>
+        <w:t xml:space="preserve">🔗 https://open.spotify.com/episode/0mvxrAQqCeCOh7bL52u2um</w:t>
+      </w:r>
+    </w:p>
+    <w:p>
+      <w:pPr>
+        <w:spacing w:after="160"/>
+      </w:pPr>
+      <w:r>
+        <w:rPr>
+          <w:sz w:val="21"/>
+          <w:szCs w:val="21"/>
+        </w:rPr>
+        <w:t xml:space="preserve">E se você quer aprofundar no método com 41 casos reais de síndicos que já estruturaram isso, conheça o curso avançado para síndico profissional:</w:t>
+      </w:r>
+    </w:p>
+    <w:p>
+      <w:pPr>
+        <w:spacing w:after="160"/>
+      </w:pPr>
+      <w:r>
+        <w:rPr>
+          <w:sz w:val="21"/>
+          <w:szCs w:val="21"/>
+        </w:rPr>
+        <w:t xml:space="preserve">🔗 https://www.elevags.com.br/cursos-de-sindico-profissional-a-gestor-de-ativos</w:t>
+      </w:r>
+    </w:p>
+    <w:p>
+      <w:pPr>
+        <w:spacing w:after="160"/>
+      </w:pPr>
+      <w:r>
+        <w:rPr>
+          <w:sz w:val="21"/>
+          <w:szCs w:val="21"/>
+        </w:rPr>
+        <w:t xml:space="preserve">Aproveitem! 💪</w:t>
       </w:r>
     </w:p>
     <w:p>
@@ -501,6 +697,7 @@
     <w:p>
       <w:pPr>
         <w:pStyle w:val="Heading2"/>
+        <w:keepNext/>
         <w:spacing w:after="150" w:before="300"/>
       </w:pPr>
       <w:r>
@@ -509,7 +706,7 @@
     </w:p>
     <w:p>
       <w:pPr>
-        <w:spacing w:after="120"/>
+        <w:spacing w:after="160"/>
       </w:pPr>
       <w:r>
         <w:rPr>
@@ -521,7 +718,7 @@
     </w:p>
     <w:p>
       <w:pPr>
-        <w:spacing w:after="120"/>
+        <w:spacing w:after="160"/>
       </w:pPr>
       <w:r>
         <w:rPr>
@@ -533,65 +730,67 @@
     </w:p>
     <w:p>
       <w:pPr>
-        <w:spacing w:after="120"/>
-      </w:pPr>
-      <w:r>
-        <w:rPr>
-          <w:sz w:val="21"/>
-          <w:szCs w:val="21"/>
-        </w:rPr>
-        <w:t xml:space="preserve">O artigo escrito por Giuliano Spolavori mapeia o roadmap de 12 meses de executor a Gestor de Ativos, mês a mês, o caminho estruturado pra sair da execução do dia a dia e assumir uma gestão orientada por dado e método.</w:t>
-      </w:r>
-    </w:p>
-    <w:p>
-      <w:pPr>
-        <w:spacing w:after="120"/>
-      </w:pPr>
-      <w:r>
-        <w:rPr>
-          <w:sz w:val="21"/>
-          <w:szCs w:val="21"/>
-        </w:rPr>
-        <w:t xml:space="preserve">Dá pra usar como um checklist real da sua própria trajetória: ler e comparar em que mês do roadmap você estaria hoje, e o que falta pra avançar pro próximo.</w:t>
-      </w:r>
-    </w:p>
-    <w:p>
-      <w:pPr>
-        <w:spacing w:after="120"/>
-      </w:pPr>
-      <w:r>
-        <w:rPr>
-          <w:sz w:val="21"/>
-          <w:szCs w:val="21"/>
-        </w:rPr>
-        <w:t xml:space="preserve">Se isso te interessou, lê o artigo na íntegra:</w:t>
-      </w:r>
-    </w:p>
-    <w:p>
-      <w:pPr>
-        <w:spacing w:after="120"/>
-      </w:pPr>
-      <w:r>
-        <w:rPr>
-          <w:sz w:val="21"/>
-          <w:szCs w:val="21"/>
-        </w:rPr>
-        <w:t xml:space="preserve">🔗 </w:t>
-      </w:r>
-      <w:hyperlink w:history="1" r:id="rIdfh2j9tetbseugfys_b-rf">
-        <w:r>
-          <w:rPr>
-            <w:rStyle w:val="Hyperlink"/>
-            <w:sz w:val="21"/>
-            <w:szCs w:val="21"/>
-          </w:rPr>
-          <w:t xml:space="preserve">https://www.elevags.com.br/blog/de-executor-a-gestor-de-ativos-o-roadmap-de-12-meses</w:t>
-        </w:r>
-      </w:hyperlink>
-    </w:p>
-    <w:p>
-      <w:pPr>
-        <w:spacing w:after="120"/>
+        <w:spacing w:after="160"/>
+      </w:pPr>
+      <w:r>
+        <w:rPr>
+          <w:sz w:val="21"/>
+          <w:szCs w:val="21"/>
+        </w:rPr>
+        <w:t xml:space="preserve">O artigo escrito por Giuliano Spolavori mapeia o roadmap de 12 meses de executor a Gestor de Ativos, mês a mês, o caminho estruturado para sair da execução do dia a dia e assumir uma gestão orientada por dado e método.</w:t>
+      </w:r>
+    </w:p>
+    <w:p>
+      <w:pPr>
+        <w:spacing w:after="160"/>
+      </w:pPr>
+      <w:r>
+        <w:rPr>
+          <w:sz w:val="21"/>
+          <w:szCs w:val="21"/>
+        </w:rPr>
+        <w:t xml:space="preserve">Por que esse conteúdo é tão valioso para você, síndico?</w:t>
+      </w:r>
+    </w:p>
+    <w:p>
+      <w:pPr>
+        <w:spacing w:after="160"/>
+      </w:pPr>
+      <w:r>
+        <w:rPr>
+          <w:sz w:val="21"/>
+          <w:szCs w:val="21"/>
+        </w:rPr>
+        <w:t xml:space="preserve">Dá para usar como um checklist real da sua própria trajetória: ler e comparar em que mês do roadmap você estaria hoje, e o que falta para avançar para o próximo.</w:t>
+      </w:r>
+    </w:p>
+    <w:p>
+      <w:pPr>
+        <w:spacing w:after="160"/>
+      </w:pPr>
+      <w:r>
+        <w:rPr>
+          <w:sz w:val="21"/>
+          <w:szCs w:val="21"/>
+        </w:rPr>
+        <w:t xml:space="preserve">Se interessou? Toque no link abaixo e boa leitura! 👇</w:t>
+      </w:r>
+    </w:p>
+    <w:p>
+      <w:pPr>
+        <w:spacing w:after="160"/>
+      </w:pPr>
+      <w:r>
+        <w:rPr>
+          <w:sz w:val="21"/>
+          <w:szCs w:val="21"/>
+        </w:rPr>
+        <w:t xml:space="preserve">🔗 https://www.elevags.com.br/blog/de-executor-a-gestor-de-ativos-o-roadmap-de-12-meses</w:t>
+      </w:r>
+    </w:p>
+    <w:p>
+      <w:pPr>
+        <w:spacing w:after="160"/>
       </w:pPr>
       <w:r>
         <w:rPr>
@@ -603,29 +802,19 @@
     </w:p>
     <w:p>
       <w:pPr>
-        <w:spacing w:after="120"/>
-      </w:pPr>
-      <w:r>
-        <w:rPr>
-          <w:sz w:val="21"/>
-          <w:szCs w:val="21"/>
-        </w:rPr>
-        <w:t xml:space="preserve">🔗 </w:t>
-      </w:r>
-      <w:hyperlink w:history="1" r:id="rIdefqldbgqlqzebkbmgsgnd">
-        <w:r>
-          <w:rPr>
-            <w:rStyle w:val="Hyperlink"/>
-            <w:sz w:val="21"/>
-            <w:szCs w:val="21"/>
-          </w:rPr>
-          <w:t xml:space="preserve">https://www.elevags.com.br/cursos-de-sindico-profissional-a-gestor-de-ativos</w:t>
-        </w:r>
-      </w:hyperlink>
-    </w:p>
-    <w:p>
-      <w:pPr>
-        <w:spacing w:after="120"/>
+        <w:spacing w:after="160"/>
+      </w:pPr>
+      <w:r>
+        <w:rPr>
+          <w:sz w:val="21"/>
+          <w:szCs w:val="21"/>
+        </w:rPr>
+        <w:t xml:space="preserve">🔗 https://www.elevags.com.br/cursos-de-sindico-profissional-a-gestor-de-ativos</w:t>
+      </w:r>
+    </w:p>
+    <w:p>
+      <w:pPr>
+        <w:spacing w:after="160"/>
       </w:pPr>
       <w:r>
         <w:rPr>
@@ -646,37 +835,143 @@
     <w:p>
       <w:pPr>
         <w:pStyle w:val="Heading2"/>
+        <w:keepNext/>
         <w:spacing w:after="150" w:before="300"/>
       </w:pPr>
       <w:r>
-        <w:t xml:space="preserve">Semana 6 de setembro/2026 — Podcast, Ep. 10 — PENDENTE</w:t>
-      </w:r>
-    </w:p>
-    <w:p>
-      <w:pPr>
-        <w:spacing w:after="120"/>
-      </w:pPr>
-      <w:r>
-        <w:rPr>
-          <w:i/>
-          <w:iCs/>
-          <w:color w:val="8a6d1f"/>
-          <w:sz w:val="20"/>
-          <w:szCs w:val="20"/>
-        </w:rPr>
-        <w:t xml:space="preserve">[Preencher antes de publicar — mesma estrutura acima.]</w:t>
-      </w:r>
-    </w:p>
-    <w:p>
-      <w:pPr>
-        <w:spacing w:after="120"/>
-      </w:pPr>
-      <w:r>
-        <w:rPr>
-          <w:sz w:val="21"/>
-          <w:szCs w:val="21"/>
-        </w:rPr>
-        <w:t xml:space="preserve">Link do episódio: https://open.spotify.com/episode/232CDMl5LFMKHnPW2eq53K</w:t>
+        <w:t xml:space="preserve">Semana 6 de setembro/2026 — Podcast, Ep. 10</w:t>
+      </w:r>
+    </w:p>
+    <w:p>
+      <w:pPr>
+        <w:spacing w:after="160"/>
+      </w:pPr>
+      <w:r>
+        <w:rPr>
+          <w:sz w:val="21"/>
+          <w:szCs w:val="21"/>
+        </w:rPr>
+        <w:t xml:space="preserve">Boa noite, síndicos de alta performance! 👋</w:t>
+      </w:r>
+    </w:p>
+    <w:p>
+      <w:pPr>
+        <w:spacing w:after="160"/>
+      </w:pPr>
+      <w:r>
+        <w:rPr>
+          <w:sz w:val="21"/>
+          <w:szCs w:val="21"/>
+        </w:rPr>
+        <w:t xml:space="preserve">Segue uma sugestão de áudio para o dia.</w:t>
+      </w:r>
+    </w:p>
+    <w:p>
+      <w:pPr>
+        <w:spacing w:after="160"/>
+      </w:pPr>
+      <w:r>
+        <w:rPr>
+          <w:sz w:val="21"/>
+          <w:szCs w:val="21"/>
+        </w:rPr>
+        <w:t xml:space="preserve">O episódio 10: "O Mapa Estratégico", da Temporada 2 do podcast Síndicos, aborda o que realmente separa quem justifica o honorário de quem só entrega trabalho.</w:t>
+      </w:r>
+    </w:p>
+    <w:p>
+      <w:pPr>
+        <w:spacing w:after="160"/>
+      </w:pPr>
+      <w:r>
+        <w:rPr>
+          <w:sz w:val="21"/>
+          <w:szCs w:val="21"/>
+        </w:rPr>
+        <w:t xml:space="preserve">O que separa o síndico que justifica o honorário do que renova sem disputa não é a quantidade de trabalho, é como ele encara a operação. Neste episódio, as nove áreas que se determinam mutuamente e as quatro famílias de indicadores que cabem numa página, sendo a quarta, a de criação de valor, a assinatura do Gestor de Ativos.</w:t>
+      </w:r>
+    </w:p>
+    <w:p>
+      <w:pPr>
+        <w:spacing w:after="160"/>
+      </w:pPr>
+      <w:r>
+        <w:rPr>
+          <w:sz w:val="21"/>
+          <w:szCs w:val="21"/>
+        </w:rPr>
+        <w:t xml:space="preserve">Por que esse conteúdo é tão valioso para você, síndico?</w:t>
+      </w:r>
+    </w:p>
+    <w:p>
+      <w:pPr>
+        <w:spacing w:after="160"/>
+      </w:pPr>
+      <w:r>
+        <w:rPr>
+          <w:sz w:val="21"/>
+          <w:szCs w:val="21"/>
+        </w:rPr>
+        <w:t xml:space="preserve">Porque ter um mapa claro da operação é o que permite mostrar valor de forma objetiva, em vez de depender da percepção do cliente sobre o seu esforço.</w:t>
+      </w:r>
+    </w:p>
+    <w:p>
+      <w:pPr>
+        <w:spacing w:after="160"/>
+      </w:pPr>
+      <w:r>
+        <w:rPr>
+          <w:sz w:val="21"/>
+          <w:szCs w:val="21"/>
+        </w:rPr>
+        <w:t xml:space="preserve">Se interessou? Toque no link abaixo e boa escuta! 👇</w:t>
+      </w:r>
+    </w:p>
+    <w:p>
+      <w:pPr>
+        <w:spacing w:after="160"/>
+      </w:pPr>
+      <w:r>
+        <w:rPr>
+          <w:sz w:val="21"/>
+          <w:szCs w:val="21"/>
+        </w:rPr>
+        <w:t xml:space="preserve">🔗 https://open.spotify.com/episode/232CDMl5LFMKHnPW2eq53K</w:t>
+      </w:r>
+    </w:p>
+    <w:p>
+      <w:pPr>
+        <w:spacing w:after="160"/>
+      </w:pPr>
+      <w:r>
+        <w:rPr>
+          <w:sz w:val="21"/>
+          <w:szCs w:val="21"/>
+        </w:rPr>
+        <w:t xml:space="preserve">E se você quer aprofundar no método com 41 casos reais de síndicos que já estruturaram isso, conheça o curso avançado para síndico profissional:</w:t>
+      </w:r>
+    </w:p>
+    <w:p>
+      <w:pPr>
+        <w:spacing w:after="160"/>
+      </w:pPr>
+      <w:r>
+        <w:rPr>
+          <w:sz w:val="21"/>
+          <w:szCs w:val="21"/>
+        </w:rPr>
+        <w:t xml:space="preserve">🔗 https://www.elevags.com.br/cursos-de-sindico-profissional-a-gestor-de-ativos</w:t>
+      </w:r>
+    </w:p>
+    <w:p>
+      <w:pPr>
+        <w:spacing w:after="160"/>
+      </w:pPr>
+      <w:r>
+        <w:rPr>
+          <w:sz w:val="21"/>
+          <w:szCs w:val="21"/>
+        </w:rPr>
+        <w:t xml:space="preserve">Aproveitem! 💪</w:t>
       </w:r>
     </w:p>
     <w:p>
@@ -690,6 +985,7 @@
     <w:p>
       <w:pPr>
         <w:pStyle w:val="Heading2"/>
+        <w:keepNext/>
         <w:spacing w:after="150" w:before="300"/>
       </w:pPr>
       <w:r>
@@ -698,7 +994,7 @@
     </w:p>
     <w:p>
       <w:pPr>
-        <w:spacing w:after="120"/>
+        <w:spacing w:after="160"/>
       </w:pPr>
       <w:r>
         <w:rPr>
@@ -710,7 +1006,7 @@
     </w:p>
     <w:p>
       <w:pPr>
-        <w:spacing w:after="120"/>
+        <w:spacing w:after="160"/>
       </w:pPr>
       <w:r>
         <w:rPr>
@@ -722,7 +1018,7 @@
     </w:p>
     <w:p>
       <w:pPr>
-        <w:spacing w:after="120"/>
+        <w:spacing w:after="160"/>
       </w:pPr>
       <w:r>
         <w:rPr>
@@ -734,7 +1030,19 @@
     </w:p>
     <w:p>
       <w:pPr>
-        <w:spacing w:after="120"/>
+        <w:spacing w:after="160"/>
+      </w:pPr>
+      <w:r>
+        <w:rPr>
+          <w:sz w:val="21"/>
+          <w:szCs w:val="21"/>
+        </w:rPr>
+        <w:t xml:space="preserve">Por que esse conteúdo é tão valioso para você, síndico?</w:t>
+      </w:r>
+    </w:p>
+    <w:p>
+      <w:pPr>
+        <w:spacing w:after="160"/>
       </w:pPr>
       <w:r>
         <w:rPr>
@@ -746,75 +1054,55 @@
     </w:p>
     <w:p>
       <w:pPr>
-        <w:spacing w:after="120"/>
-      </w:pPr>
-      <w:r>
-        <w:rPr>
-          <w:sz w:val="21"/>
-          <w:szCs w:val="21"/>
-        </w:rPr>
-        <w:t xml:space="preserve">Se isso te interessou, lê o artigo na íntegra:</w:t>
-      </w:r>
-    </w:p>
-    <w:p>
-      <w:pPr>
-        <w:spacing w:after="120"/>
-      </w:pPr>
-      <w:r>
-        <w:rPr>
-          <w:sz w:val="21"/>
-          <w:szCs w:val="21"/>
-        </w:rPr>
-        <w:t xml:space="preserve">🔗 </w:t>
-      </w:r>
-      <w:hyperlink w:history="1" r:id="rIdpdlezzgduglcrkcs0komi">
-        <w:r>
-          <w:rPr>
-            <w:rStyle w:val="Hyperlink"/>
-            <w:sz w:val="21"/>
-            <w:szCs w:val="21"/>
-          </w:rPr>
-          <w:t xml:space="preserve">https://www.elevags.com.br/blog/saude-mental-do-sindico-a-base-tecnica-da-alta-performance</w:t>
-        </w:r>
-      </w:hyperlink>
-    </w:p>
-    <w:p>
-      <w:pPr>
-        <w:spacing w:after="120"/>
-      </w:pPr>
-      <w:r>
-        <w:rPr>
-          <w:sz w:val="21"/>
-          <w:szCs w:val="21"/>
-        </w:rPr>
-        <w:t xml:space="preserve">E se você quer entender como delegar e estruturar sua operação pra reduzir essa sobrecarga, com 41 casos reais documentados, conheça o curso avançado para síndico profissional:</w:t>
-      </w:r>
-    </w:p>
-    <w:p>
-      <w:pPr>
-        <w:spacing w:after="120"/>
-      </w:pPr>
-      <w:r>
-        <w:rPr>
-          <w:sz w:val="21"/>
-          <w:szCs w:val="21"/>
-        </w:rPr>
-        <w:t xml:space="preserve">🔗 </w:t>
-      </w:r>
-      <w:hyperlink w:history="1" r:id="rIdnlhsiy18nw8qpklowxrd7">
-        <w:r>
-          <w:rPr>
-            <w:rStyle w:val="Hyperlink"/>
-            <w:sz w:val="21"/>
-            <w:szCs w:val="21"/>
-          </w:rPr>
-          <w:t xml:space="preserve">https://www.elevags.com.br/cursos-de-sindico-profissional-a-gestor-de-ativos</w:t>
-        </w:r>
-      </w:hyperlink>
-    </w:p>
-    <w:p>
-      <w:pPr>
-        <w:spacing w:after="120"/>
+        <w:spacing w:after="160"/>
+      </w:pPr>
+      <w:r>
+        <w:rPr>
+          <w:sz w:val="21"/>
+          <w:szCs w:val="21"/>
+        </w:rPr>
+        <w:t xml:space="preserve">Se interessou? Toque no link abaixo e boa leitura! 👇</w:t>
+      </w:r>
+    </w:p>
+    <w:p>
+      <w:pPr>
+        <w:spacing w:after="160"/>
+      </w:pPr>
+      <w:r>
+        <w:rPr>
+          <w:sz w:val="21"/>
+          <w:szCs w:val="21"/>
+        </w:rPr>
+        <w:t xml:space="preserve">🔗 https://www.elevags.com.br/blog/saude-mental-do-sindico-a-base-tecnica-da-alta-performance</w:t>
+      </w:r>
+    </w:p>
+    <w:p>
+      <w:pPr>
+        <w:spacing w:after="160"/>
+      </w:pPr>
+      <w:r>
+        <w:rPr>
+          <w:sz w:val="21"/>
+          <w:szCs w:val="21"/>
+        </w:rPr>
+        <w:t xml:space="preserve">E se você quer entender como delegar e estruturar sua operação para reduzir essa sobrecarga, com 41 casos reais documentados, conheça o curso avançado para síndico profissional:</w:t>
+      </w:r>
+    </w:p>
+    <w:p>
+      <w:pPr>
+        <w:spacing w:after="160"/>
+      </w:pPr>
+      <w:r>
+        <w:rPr>
+          <w:sz w:val="21"/>
+          <w:szCs w:val="21"/>
+        </w:rPr>
+        <w:t xml:space="preserve">🔗 https://www.elevags.com.br/cursos-de-sindico-profissional-a-gestor-de-ativos</w:t>
+      </w:r>
+    </w:p>
+    <w:p>
+      <w:pPr>
+        <w:spacing w:after="160"/>
       </w:pPr>
       <w:r>
         <w:rPr>
@@ -835,37 +1123,143 @@
     <w:p>
       <w:pPr>
         <w:pStyle w:val="Heading2"/>
+        <w:keepNext/>
         <w:spacing w:after="150" w:before="300"/>
       </w:pPr>
       <w:r>
-        <w:t xml:space="preserve">Semana 8 de setembro/2026 — Podcast, Ep. 11 — PENDENTE</w:t>
-      </w:r>
-    </w:p>
-    <w:p>
-      <w:pPr>
-        <w:spacing w:after="120"/>
-      </w:pPr>
-      <w:r>
-        <w:rPr>
-          <w:i/>
-          <w:iCs/>
-          <w:color w:val="8a6d1f"/>
-          <w:sz w:val="20"/>
-          <w:szCs w:val="20"/>
-        </w:rPr>
-        <w:t xml:space="preserve">[Preencher antes de publicar — mesma estrutura acima.]</w:t>
-      </w:r>
-    </w:p>
-    <w:p>
-      <w:pPr>
-        <w:spacing w:after="120"/>
-      </w:pPr>
-      <w:r>
-        <w:rPr>
-          <w:sz w:val="21"/>
-          <w:szCs w:val="21"/>
-        </w:rPr>
-        <w:t xml:space="preserve">Link do episódio: https://open.spotify.com/episode/6hZ7GjUGjXkkgbnNEaaCyN</w:t>
+        <w:t xml:space="preserve">Semana 8 de setembro/2026 — Podcast, Ep. 11</w:t>
+      </w:r>
+    </w:p>
+    <w:p>
+      <w:pPr>
+        <w:spacing w:after="160"/>
+      </w:pPr>
+      <w:r>
+        <w:rPr>
+          <w:sz w:val="21"/>
+          <w:szCs w:val="21"/>
+        </w:rPr>
+        <w:t xml:space="preserve">Boa noite, síndicos de alta performance! 👋</w:t>
+      </w:r>
+    </w:p>
+    <w:p>
+      <w:pPr>
+        <w:spacing w:after="160"/>
+      </w:pPr>
+      <w:r>
+        <w:rPr>
+          <w:sz w:val="21"/>
+          <w:szCs w:val="21"/>
+        </w:rPr>
+        <w:t xml:space="preserve">Segue uma sugestão de áudio para o dia.</w:t>
+      </w:r>
+    </w:p>
+    <w:p>
+      <w:pPr>
+        <w:spacing w:after="160"/>
+      </w:pPr>
+      <w:r>
+        <w:rPr>
+          <w:sz w:val="21"/>
+          <w:szCs w:val="21"/>
+        </w:rPr>
+        <w:t xml:space="preserve">O episódio 11: "A renovação começa antes", da Temporada 2 do podcast Síndicos, aborda o momento real em que uma renovação se decide.</w:t>
+      </w:r>
+    </w:p>
+    <w:p>
+      <w:pPr>
+        <w:spacing w:after="160"/>
+      </w:pPr>
+      <w:r>
+        <w:rPr>
+          <w:sz w:val="21"/>
+          <w:szCs w:val="21"/>
+        </w:rPr>
+        <w:t xml:space="preserve">O trabalho invisível do síndico se torna visível num único momento, e é ali, meses antes da votação, que a renovação é decidida. Neste episódio, por que a consistência do formato importa tanto quanto o conteúdo, e por que a mesma documentação que comunica resultado no presente é que blinda a gestão no futuro.</w:t>
+      </w:r>
+    </w:p>
+    <w:p>
+      <w:pPr>
+        <w:spacing w:after="160"/>
+      </w:pPr>
+      <w:r>
+        <w:rPr>
+          <w:sz w:val="21"/>
+          <w:szCs w:val="21"/>
+        </w:rPr>
+        <w:t xml:space="preserve">Por que esse conteúdo é tão valioso para você, síndico?</w:t>
+      </w:r>
+    </w:p>
+    <w:p>
+      <w:pPr>
+        <w:spacing w:after="160"/>
+      </w:pPr>
+      <w:r>
+        <w:rPr>
+          <w:sz w:val="21"/>
+          <w:szCs w:val="21"/>
+        </w:rPr>
+        <w:t xml:space="preserve">Porque esperar a assembleia para mostrar resultado é chegar tarde demais. Quem documenta com consistência ao longo do ano entra na votação com a decisão praticamente tomada.</w:t>
+      </w:r>
+    </w:p>
+    <w:p>
+      <w:pPr>
+        <w:spacing w:after="160"/>
+      </w:pPr>
+      <w:r>
+        <w:rPr>
+          <w:sz w:val="21"/>
+          <w:szCs w:val="21"/>
+        </w:rPr>
+        <w:t xml:space="preserve">Se interessou? Toque no link abaixo e boa escuta! 👇</w:t>
+      </w:r>
+    </w:p>
+    <w:p>
+      <w:pPr>
+        <w:spacing w:after="160"/>
+      </w:pPr>
+      <w:r>
+        <w:rPr>
+          <w:sz w:val="21"/>
+          <w:szCs w:val="21"/>
+        </w:rPr>
+        <w:t xml:space="preserve">🔗 https://open.spotify.com/episode/6hZ7GjUGjXkkgbnNEaaCyN</w:t>
+      </w:r>
+    </w:p>
+    <w:p>
+      <w:pPr>
+        <w:spacing w:after="160"/>
+      </w:pPr>
+      <w:r>
+        <w:rPr>
+          <w:sz w:val="21"/>
+          <w:szCs w:val="21"/>
+        </w:rPr>
+        <w:t xml:space="preserve">E se você quer aprofundar no método com 41 casos reais de síndicos que já estruturaram isso, conheça o curso avançado para síndico profissional:</w:t>
+      </w:r>
+    </w:p>
+    <w:p>
+      <w:pPr>
+        <w:spacing w:after="160"/>
+      </w:pPr>
+      <w:r>
+        <w:rPr>
+          <w:sz w:val="21"/>
+          <w:szCs w:val="21"/>
+        </w:rPr>
+        <w:t xml:space="preserve">🔗 https://www.elevags.com.br/cursos-de-sindico-profissional-a-gestor-de-ativos</w:t>
+      </w:r>
+    </w:p>
+    <w:p>
+      <w:pPr>
+        <w:spacing w:after="160"/>
+      </w:pPr>
+      <w:r>
+        <w:rPr>
+          <w:sz w:val="21"/>
+          <w:szCs w:val="21"/>
+        </w:rPr>
+        <w:t xml:space="preserve">Aproveitem! 💪</w:t>
       </w:r>
     </w:p>
     <w:p>
@@ -879,6 +1273,7 @@
     <w:p>
       <w:pPr>
         <w:pStyle w:val="Heading2"/>
+        <w:keepNext/>
         <w:spacing w:after="150" w:before="300"/>
       </w:pPr>
       <w:r>
@@ -887,7 +1282,7 @@
     </w:p>
     <w:p>
       <w:pPr>
-        <w:spacing w:after="120"/>
+        <w:spacing w:after="160"/>
       </w:pPr>
       <w:r>
         <w:rPr>
@@ -899,7 +1294,7 @@
     </w:p>
     <w:p>
       <w:pPr>
-        <w:spacing w:after="120"/>
+        <w:spacing w:after="160"/>
       </w:pPr>
       <w:r>
         <w:rPr>
@@ -911,65 +1306,67 @@
     </w:p>
     <w:p>
       <w:pPr>
-        <w:spacing w:after="120"/>
-      </w:pPr>
-      <w:r>
-        <w:rPr>
-          <w:sz w:val="21"/>
-          <w:szCs w:val="21"/>
-        </w:rPr>
-        <w:t xml:space="preserve">O artigo escrito por Giuliano Spolavori traz o que oito países ensinam sobre o futuro da síndicatura no Brasil, um panorama internacional de como a profissão está se estruturando lá fora, e o que disso já dá pra antecipar por aqui.</w:t>
-      </w:r>
-    </w:p>
-    <w:p>
-      <w:pPr>
-        <w:spacing w:after="120"/>
-      </w:pPr>
-      <w:r>
-        <w:rPr>
-          <w:sz w:val="21"/>
-          <w:szCs w:val="21"/>
-        </w:rPr>
-        <w:t xml:space="preserve">Quem entende pra onde a profissão está indo no mundo consegue se posicionar antes da curva chegar no Brasil, em vez de correr atrás depois que virar regra.</w:t>
-      </w:r>
-    </w:p>
-    <w:p>
-      <w:pPr>
-        <w:spacing w:after="120"/>
-      </w:pPr>
-      <w:r>
-        <w:rPr>
-          <w:sz w:val="21"/>
-          <w:szCs w:val="21"/>
-        </w:rPr>
-        <w:t xml:space="preserve">Se isso te interessou, lê o artigo na íntegra:</w:t>
-      </w:r>
-    </w:p>
-    <w:p>
-      <w:pPr>
-        <w:spacing w:after="120"/>
-      </w:pPr>
-      <w:r>
-        <w:rPr>
-          <w:sz w:val="21"/>
-          <w:szCs w:val="21"/>
-        </w:rPr>
-        <w:t xml:space="preserve">🔗 </w:t>
-      </w:r>
-      <w:hyperlink w:history="1" r:id="rIdxai_g5a-k_ibugepyvorl">
-        <w:r>
-          <w:rPr>
-            <w:rStyle w:val="Hyperlink"/>
-            <w:sz w:val="21"/>
-            <w:szCs w:val="21"/>
-          </w:rPr>
-          <w:t xml:space="preserve">https://www.elevags.com.br/blog/o-que-oito-paises-ensinam-sobre-o-futuro-da-sindicatura-no-brasil</w:t>
-        </w:r>
-      </w:hyperlink>
-    </w:p>
-    <w:p>
-      <w:pPr>
-        <w:spacing w:after="120"/>
+        <w:spacing w:after="160"/>
+      </w:pPr>
+      <w:r>
+        <w:rPr>
+          <w:sz w:val="21"/>
+          <w:szCs w:val="21"/>
+        </w:rPr>
+        <w:t xml:space="preserve">O artigo escrito por Giuliano Spolavori traz o que oito países ensinam sobre o futuro da síndicatura no Brasil, um panorama internacional de como a profissão está se estruturando lá fora, e o que disso já dá para antecipar por aqui.</w:t>
+      </w:r>
+    </w:p>
+    <w:p>
+      <w:pPr>
+        <w:spacing w:after="160"/>
+      </w:pPr>
+      <w:r>
+        <w:rPr>
+          <w:sz w:val="21"/>
+          <w:szCs w:val="21"/>
+        </w:rPr>
+        <w:t xml:space="preserve">Por que esse conteúdo é tão valioso para você, síndico?</w:t>
+      </w:r>
+    </w:p>
+    <w:p>
+      <w:pPr>
+        <w:spacing w:after="160"/>
+      </w:pPr>
+      <w:r>
+        <w:rPr>
+          <w:sz w:val="21"/>
+          <w:szCs w:val="21"/>
+        </w:rPr>
+        <w:t xml:space="preserve">Quem entende para onde a profissão está indo no mundo consegue se posicionar antes da curva chegar no Brasil, em vez de correr atrás depois que virar regra.</w:t>
+      </w:r>
+    </w:p>
+    <w:p>
+      <w:pPr>
+        <w:spacing w:after="160"/>
+      </w:pPr>
+      <w:r>
+        <w:rPr>
+          <w:sz w:val="21"/>
+          <w:szCs w:val="21"/>
+        </w:rPr>
+        <w:t xml:space="preserve">Se interessou? Toque no link abaixo e boa leitura! 👇</w:t>
+      </w:r>
+    </w:p>
+    <w:p>
+      <w:pPr>
+        <w:spacing w:after="160"/>
+      </w:pPr>
+      <w:r>
+        <w:rPr>
+          <w:sz w:val="21"/>
+          <w:szCs w:val="21"/>
+        </w:rPr>
+        <w:t xml:space="preserve">🔗 https://www.elevags.com.br/blog/o-que-oito-paises-ensinam-sobre-o-futuro-da-sindicatura-no-brasil</w:t>
+      </w:r>
+    </w:p>
+    <w:p>
+      <w:pPr>
+        <w:spacing w:after="160"/>
       </w:pPr>
       <w:r>
         <w:rPr>
@@ -981,29 +1378,19 @@
     </w:p>
     <w:p>
       <w:pPr>
-        <w:spacing w:after="120"/>
-      </w:pPr>
-      <w:r>
-        <w:rPr>
-          <w:sz w:val="21"/>
-          <w:szCs w:val="21"/>
-        </w:rPr>
-        <w:t xml:space="preserve">🔗 </w:t>
-      </w:r>
-      <w:hyperlink w:history="1" r:id="rIdquzixxuvjhucd9mkpy1be">
-        <w:r>
-          <w:rPr>
-            <w:rStyle w:val="Hyperlink"/>
-            <w:sz w:val="21"/>
-            <w:szCs w:val="21"/>
-          </w:rPr>
-          <w:t xml:space="preserve">https://www.elevags.com.br/cursos-de-sindico-profissional-a-gestor-de-ativos</w:t>
-        </w:r>
-      </w:hyperlink>
-    </w:p>
-    <w:p>
-      <w:pPr>
-        <w:spacing w:after="120"/>
+        <w:spacing w:after="160"/>
+      </w:pPr>
+      <w:r>
+        <w:rPr>
+          <w:sz w:val="21"/>
+          <w:szCs w:val="21"/>
+        </w:rPr>
+        <w:t xml:space="preserve">🔗 https://www.elevags.com.br/cursos-de-sindico-profissional-a-gestor-de-ativos</w:t>
+      </w:r>
+    </w:p>
+    <w:p>
+      <w:pPr>
+        <w:spacing w:after="160"/>
       </w:pPr>
       <w:r>
         <w:rPr>
@@ -1024,37 +1411,143 @@
     <w:p>
       <w:pPr>
         <w:pStyle w:val="Heading2"/>
+        <w:keepNext/>
         <w:spacing w:after="150" w:before="300"/>
       </w:pPr>
       <w:r>
-        <w:t xml:space="preserve">Semana 2 de outubro/2026 — Podcast, Ep. 12 — PENDENTE</w:t>
-      </w:r>
-    </w:p>
-    <w:p>
-      <w:pPr>
-        <w:spacing w:after="120"/>
-      </w:pPr>
-      <w:r>
-        <w:rPr>
-          <w:i/>
-          <w:iCs/>
-          <w:color w:val="8a6d1f"/>
-          <w:sz w:val="20"/>
-          <w:szCs w:val="20"/>
-        </w:rPr>
-        <w:t xml:space="preserve">[Preencher antes de publicar — mesma estrutura acima.]</w:t>
-      </w:r>
-    </w:p>
-    <w:p>
-      <w:pPr>
-        <w:spacing w:after="120"/>
-      </w:pPr>
-      <w:r>
-        <w:rPr>
-          <w:sz w:val="21"/>
-          <w:szCs w:val="21"/>
-        </w:rPr>
-        <w:t xml:space="preserve">Link do episódio: https://open.spotify.com/episode/0ruE2BYdt11jJMhEZZunI2</w:t>
+        <w:t xml:space="preserve">Semana 2 de outubro/2026 — Podcast, Ep. 12</w:t>
+      </w:r>
+    </w:p>
+    <w:p>
+      <w:pPr>
+        <w:spacing w:after="160"/>
+      </w:pPr>
+      <w:r>
+        <w:rPr>
+          <w:sz w:val="21"/>
+          <w:szCs w:val="21"/>
+        </w:rPr>
+        <w:t xml:space="preserve">Boa noite, síndicos de alta performance! 👋</w:t>
+      </w:r>
+    </w:p>
+    <w:p>
+      <w:pPr>
+        <w:spacing w:after="160"/>
+      </w:pPr>
+      <w:r>
+        <w:rPr>
+          <w:sz w:val="21"/>
+          <w:szCs w:val="21"/>
+        </w:rPr>
+        <w:t xml:space="preserve">Segue uma sugestão de áudio para o dia.</w:t>
+      </w:r>
+    </w:p>
+    <w:p>
+      <w:pPr>
+        <w:spacing w:after="160"/>
+      </w:pPr>
+      <w:r>
+        <w:rPr>
+          <w:sz w:val="21"/>
+          <w:szCs w:val="21"/>
+        </w:rPr>
+        <w:t xml:space="preserve">O episódio 12: "A assembleia se ganha antes", da Temporada 2 do podcast Síndicos, aborda o que realmente decide o resultado de uma assembleia.</w:t>
+      </w:r>
+    </w:p>
+    <w:p>
+      <w:pPr>
+        <w:spacing w:after="160"/>
+      </w:pPr>
+      <w:r>
+        <w:rPr>
+          <w:sz w:val="21"/>
+          <w:szCs w:val="21"/>
+        </w:rPr>
+        <w:t xml:space="preserve">A assembleia é o único espaço formal de decisão do condomínio, e quem entra sem saber o que vai aprovar já perdeu a reunião. Neste episódio, as duas falhas de forma que anulam decisões corretas, e os dois cuidados que blindam uma renovação disputada contra contestação.</w:t>
+      </w:r>
+    </w:p>
+    <w:p>
+      <w:pPr>
+        <w:spacing w:after="160"/>
+      </w:pPr>
+      <w:r>
+        <w:rPr>
+          <w:sz w:val="21"/>
+          <w:szCs w:val="21"/>
+        </w:rPr>
+        <w:t xml:space="preserve">Por que esse conteúdo é tão valioso para você, síndico?</w:t>
+      </w:r>
+    </w:p>
+    <w:p>
+      <w:pPr>
+        <w:spacing w:after="160"/>
+      </w:pPr>
+      <w:r>
+        <w:rPr>
+          <w:sz w:val="21"/>
+          <w:szCs w:val="21"/>
+        </w:rPr>
+        <w:t xml:space="preserve">Porque uma decisão correta no conteúdo pode ser anulada por uma falha de forma. Chegar preparado é o que protege a gestão de contestações depois da votação.</w:t>
+      </w:r>
+    </w:p>
+    <w:p>
+      <w:pPr>
+        <w:spacing w:after="160"/>
+      </w:pPr>
+      <w:r>
+        <w:rPr>
+          <w:sz w:val="21"/>
+          <w:szCs w:val="21"/>
+        </w:rPr>
+        <w:t xml:space="preserve">Se interessou? Toque no link abaixo e boa escuta! 👇</w:t>
+      </w:r>
+    </w:p>
+    <w:p>
+      <w:pPr>
+        <w:spacing w:after="160"/>
+      </w:pPr>
+      <w:r>
+        <w:rPr>
+          <w:sz w:val="21"/>
+          <w:szCs w:val="21"/>
+        </w:rPr>
+        <w:t xml:space="preserve">🔗 https://open.spotify.com/episode/0ruE2BYdt11jJMhEZZunI2</w:t>
+      </w:r>
+    </w:p>
+    <w:p>
+      <w:pPr>
+        <w:spacing w:after="160"/>
+      </w:pPr>
+      <w:r>
+        <w:rPr>
+          <w:sz w:val="21"/>
+          <w:szCs w:val="21"/>
+        </w:rPr>
+        <w:t xml:space="preserve">E se você quer aprofundar no método com 41 casos reais de síndicos que já estruturaram isso, conheça o curso avançado para síndico profissional:</w:t>
+      </w:r>
+    </w:p>
+    <w:p>
+      <w:pPr>
+        <w:spacing w:after="160"/>
+      </w:pPr>
+      <w:r>
+        <w:rPr>
+          <w:sz w:val="21"/>
+          <w:szCs w:val="21"/>
+        </w:rPr>
+        <w:t xml:space="preserve">🔗 https://www.elevags.com.br/cursos-de-sindico-profissional-a-gestor-de-ativos</w:t>
+      </w:r>
+    </w:p>
+    <w:p>
+      <w:pPr>
+        <w:spacing w:after="160"/>
+      </w:pPr>
+      <w:r>
+        <w:rPr>
+          <w:sz w:val="21"/>
+          <w:szCs w:val="21"/>
+        </w:rPr>
+        <w:t xml:space="preserve">Aproveitem! 💪</w:t>
       </w:r>
     </w:p>
     <w:p>
@@ -1068,6 +1561,7 @@
     <w:p>
       <w:pPr>
         <w:pStyle w:val="Heading2"/>
+        <w:keepNext/>
         <w:spacing w:after="150" w:before="300"/>
       </w:pPr>
       <w:r>
@@ -1076,7 +1570,7 @@
     </w:p>
     <w:p>
       <w:pPr>
-        <w:spacing w:after="120"/>
+        <w:spacing w:after="160"/>
       </w:pPr>
       <w:r>
         <w:rPr>
@@ -1088,7 +1582,7 @@
     </w:p>
     <w:p>
       <w:pPr>
-        <w:spacing w:after="120"/>
+        <w:spacing w:after="160"/>
       </w:pPr>
       <w:r>
         <w:rPr>
@@ -1100,7 +1594,7 @@
     </w:p>
     <w:p>
       <w:pPr>
-        <w:spacing w:after="120"/>
+        <w:spacing w:after="160"/>
       </w:pPr>
       <w:r>
         <w:rPr>
@@ -1112,53 +1606,55 @@
     </w:p>
     <w:p>
       <w:pPr>
-        <w:spacing w:after="120"/>
-      </w:pPr>
-      <w:r>
-        <w:rPr>
-          <w:sz w:val="21"/>
-          <w:szCs w:val="21"/>
-        </w:rPr>
-        <w:t xml:space="preserve">Virar referência não é sorte nem tempo de mercado, é uma combinação de reputação construída e visibilidade certa, que dá pra replicar com método.</w:t>
-      </w:r>
-    </w:p>
-    <w:p>
-      <w:pPr>
-        <w:spacing w:after="120"/>
-      </w:pPr>
-      <w:r>
-        <w:rPr>
-          <w:sz w:val="21"/>
-          <w:szCs w:val="21"/>
-        </w:rPr>
-        <w:t xml:space="preserve">Se isso te interessou, lê o artigo na íntegra:</w:t>
-      </w:r>
-    </w:p>
-    <w:p>
-      <w:pPr>
-        <w:spacing w:after="120"/>
-      </w:pPr>
-      <w:r>
-        <w:rPr>
-          <w:sz w:val="21"/>
-          <w:szCs w:val="21"/>
-        </w:rPr>
-        <w:t xml:space="preserve">🔗 </w:t>
-      </w:r>
-      <w:hyperlink w:history="1" r:id="rIde44ss347scn36w9vitzsi">
-        <w:r>
-          <w:rPr>
-            <w:rStyle w:val="Hyperlink"/>
-            <w:sz w:val="21"/>
-            <w:szCs w:val="21"/>
-          </w:rPr>
-          <w:t xml:space="preserve">https://www.elevags.com.br/blog/autoridade-de-mercado-como-o-sindico-passa-a-ser-procurado</w:t>
-        </w:r>
-      </w:hyperlink>
-    </w:p>
-    <w:p>
-      <w:pPr>
-        <w:spacing w:after="120"/>
+        <w:spacing w:after="160"/>
+      </w:pPr>
+      <w:r>
+        <w:rPr>
+          <w:sz w:val="21"/>
+          <w:szCs w:val="21"/>
+        </w:rPr>
+        <w:t xml:space="preserve">Por que esse conteúdo é tão valioso para você, síndico?</w:t>
+      </w:r>
+    </w:p>
+    <w:p>
+      <w:pPr>
+        <w:spacing w:after="160"/>
+      </w:pPr>
+      <w:r>
+        <w:rPr>
+          <w:sz w:val="21"/>
+          <w:szCs w:val="21"/>
+        </w:rPr>
+        <w:t xml:space="preserve">Virar referência não é sorte nem tempo de mercado, é uma combinação de reputação construída e visibilidade certa, que dá para replicar com método.</w:t>
+      </w:r>
+    </w:p>
+    <w:p>
+      <w:pPr>
+        <w:spacing w:after="160"/>
+      </w:pPr>
+      <w:r>
+        <w:rPr>
+          <w:sz w:val="21"/>
+          <w:szCs w:val="21"/>
+        </w:rPr>
+        <w:t xml:space="preserve">Se interessou? Toque no link abaixo e boa leitura! 👇</w:t>
+      </w:r>
+    </w:p>
+    <w:p>
+      <w:pPr>
+        <w:spacing w:after="160"/>
+      </w:pPr>
+      <w:r>
+        <w:rPr>
+          <w:sz w:val="21"/>
+          <w:szCs w:val="21"/>
+        </w:rPr>
+        <w:t xml:space="preserve">🔗 https://www.elevags.com.br/blog/autoridade-de-mercado-como-o-sindico-passa-a-ser-procurado</w:t>
+      </w:r>
+    </w:p>
+    <w:p>
+      <w:pPr>
+        <w:spacing w:after="160"/>
       </w:pPr>
       <w:r>
         <w:rPr>
@@ -1170,29 +1666,19 @@
     </w:p>
     <w:p>
       <w:pPr>
-        <w:spacing w:after="120"/>
-      </w:pPr>
-      <w:r>
-        <w:rPr>
-          <w:sz w:val="21"/>
-          <w:szCs w:val="21"/>
-        </w:rPr>
-        <w:t xml:space="preserve">🔗 </w:t>
-      </w:r>
-      <w:hyperlink w:history="1" r:id="rIdbmkgtf3hw8h9qzjv4bfpl">
-        <w:r>
-          <w:rPr>
-            <w:rStyle w:val="Hyperlink"/>
-            <w:sz w:val="21"/>
-            <w:szCs w:val="21"/>
-          </w:rPr>
-          <w:t xml:space="preserve">https://www.elevags.com.br/cursos-de-sindico-profissional-a-gestor-de-ativos</w:t>
-        </w:r>
-      </w:hyperlink>
-    </w:p>
-    <w:p>
-      <w:pPr>
-        <w:spacing w:after="120"/>
+        <w:spacing w:after="160"/>
+      </w:pPr>
+      <w:r>
+        <w:rPr>
+          <w:sz w:val="21"/>
+          <w:szCs w:val="21"/>
+        </w:rPr>
+        <w:t xml:space="preserve">🔗 https://www.elevags.com.br/cursos-de-sindico-profissional-a-gestor-de-ativos</w:t>
+      </w:r>
+    </w:p>
+    <w:p>
+      <w:pPr>
+        <w:spacing w:after="160"/>
       </w:pPr>
       <w:r>
         <w:rPr>
@@ -1213,37 +1699,143 @@
     <w:p>
       <w:pPr>
         <w:pStyle w:val="Heading2"/>
+        <w:keepNext/>
         <w:spacing w:after="150" w:before="300"/>
       </w:pPr>
       <w:r>
-        <w:t xml:space="preserve">Semana 4 de outubro/2026 — Podcast, Ep. 13 — PENDENTE</w:t>
-      </w:r>
-    </w:p>
-    <w:p>
-      <w:pPr>
-        <w:spacing w:after="120"/>
-      </w:pPr>
-      <w:r>
-        <w:rPr>
-          <w:i/>
-          <w:iCs/>
-          <w:color w:val="8a6d1f"/>
-          <w:sz w:val="20"/>
-          <w:szCs w:val="20"/>
-        </w:rPr>
-        <w:t xml:space="preserve">[Preencher antes de publicar — mesma estrutura acima.]</w:t>
-      </w:r>
-    </w:p>
-    <w:p>
-      <w:pPr>
-        <w:spacing w:after="120"/>
-      </w:pPr>
-      <w:r>
-        <w:rPr>
-          <w:sz w:val="21"/>
-          <w:szCs w:val="21"/>
-        </w:rPr>
-        <w:t xml:space="preserve">Link do episódio: https://open.spotify.com/episode/0ojKX3IjfvTG8ruXkPa4zY</w:t>
+        <w:t xml:space="preserve">Semana 4 de outubro/2026 — Podcast, Ep. 13</w:t>
+      </w:r>
+    </w:p>
+    <w:p>
+      <w:pPr>
+        <w:spacing w:after="160"/>
+      </w:pPr>
+      <w:r>
+        <w:rPr>
+          <w:sz w:val="21"/>
+          <w:szCs w:val="21"/>
+        </w:rPr>
+        <w:t xml:space="preserve">Boa noite, síndicos de alta performance! 👋</w:t>
+      </w:r>
+    </w:p>
+    <w:p>
+      <w:pPr>
+        <w:spacing w:after="160"/>
+      </w:pPr>
+      <w:r>
+        <w:rPr>
+          <w:sz w:val="21"/>
+          <w:szCs w:val="21"/>
+        </w:rPr>
+        <w:t xml:space="preserve">Segue uma sugestão de áudio para o dia.</w:t>
+      </w:r>
+    </w:p>
+    <w:p>
+      <w:pPr>
+        <w:spacing w:after="160"/>
+      </w:pPr>
+      <w:r>
+        <w:rPr>
+          <w:sz w:val="21"/>
+          <w:szCs w:val="21"/>
+        </w:rPr>
+        <w:t xml:space="preserve">O episódio 13: "A régua da inadimplência", da Temporada 2 do podcast Síndicos, aborda um risco financeiro que a maioria trata errado.</w:t>
+      </w:r>
+    </w:p>
+    <w:p>
+      <w:pPr>
+        <w:spacing w:after="160"/>
+      </w:pPr>
+      <w:r>
+        <w:rPr>
+          <w:sz w:val="21"/>
+          <w:szCs w:val="21"/>
+        </w:rPr>
+        <w:t xml:space="preserve">A inadimplência média do mercado não é um fato da economia, é a assinatura de quem não tem protocolo. Neste episódio, por que o maior risco financeiro do condomínio é o mais gerenciável quando tratado com régua, e por que a certeza da consequência vale mais que a severidade dela.</w:t>
+      </w:r>
+    </w:p>
+    <w:p>
+      <w:pPr>
+        <w:spacing w:after="160"/>
+      </w:pPr>
+      <w:r>
+        <w:rPr>
+          <w:sz w:val="21"/>
+          <w:szCs w:val="21"/>
+        </w:rPr>
+        <w:t xml:space="preserve">Por que esse conteúdo é tão valioso para você, síndico?</w:t>
+      </w:r>
+    </w:p>
+    <w:p>
+      <w:pPr>
+        <w:spacing w:after="160"/>
+      </w:pPr>
+      <w:r>
+        <w:rPr>
+          <w:sz w:val="21"/>
+          <w:szCs w:val="21"/>
+        </w:rPr>
+        <w:t xml:space="preserve">Porque quem trata inadimplência com régua clara, e não com rigor pontual, entrega o resultado financeiro que realmente diferencia sua gestão.</w:t>
+      </w:r>
+    </w:p>
+    <w:p>
+      <w:pPr>
+        <w:spacing w:after="160"/>
+      </w:pPr>
+      <w:r>
+        <w:rPr>
+          <w:sz w:val="21"/>
+          <w:szCs w:val="21"/>
+        </w:rPr>
+        <w:t xml:space="preserve">Se interessou? Toque no link abaixo e boa escuta! 👇</w:t>
+      </w:r>
+    </w:p>
+    <w:p>
+      <w:pPr>
+        <w:spacing w:after="160"/>
+      </w:pPr>
+      <w:r>
+        <w:rPr>
+          <w:sz w:val="21"/>
+          <w:szCs w:val="21"/>
+        </w:rPr>
+        <w:t xml:space="preserve">🔗 https://open.spotify.com/episode/0ojKX3IjfvTG8ruXkPa4zY</w:t>
+      </w:r>
+    </w:p>
+    <w:p>
+      <w:pPr>
+        <w:spacing w:after="160"/>
+      </w:pPr>
+      <w:r>
+        <w:rPr>
+          <w:sz w:val="21"/>
+          <w:szCs w:val="21"/>
+        </w:rPr>
+        <w:t xml:space="preserve">E se você quer aprofundar no método com 41 casos reais de síndicos que já estruturaram isso, conheça o curso avançado para síndico profissional:</w:t>
+      </w:r>
+    </w:p>
+    <w:p>
+      <w:pPr>
+        <w:spacing w:after="160"/>
+      </w:pPr>
+      <w:r>
+        <w:rPr>
+          <w:sz w:val="21"/>
+          <w:szCs w:val="21"/>
+        </w:rPr>
+        <w:t xml:space="preserve">🔗 https://www.elevags.com.br/cursos-de-sindico-profissional-a-gestor-de-ativos</w:t>
+      </w:r>
+    </w:p>
+    <w:p>
+      <w:pPr>
+        <w:spacing w:after="160"/>
+      </w:pPr>
+      <w:r>
+        <w:rPr>
+          <w:sz w:val="21"/>
+          <w:szCs w:val="21"/>
+        </w:rPr>
+        <w:t xml:space="preserve">Aproveitem! 💪</w:t>
       </w:r>
     </w:p>
     <w:p>
@@ -1257,6 +1849,7 @@
     <w:p>
       <w:pPr>
         <w:pStyle w:val="Heading2"/>
+        <w:keepNext/>
         <w:spacing w:after="150" w:before="300"/>
       </w:pPr>
       <w:r>
@@ -1265,7 +1858,7 @@
     </w:p>
     <w:p>
       <w:pPr>
-        <w:spacing w:after="120"/>
+        <w:spacing w:after="160"/>
       </w:pPr>
       <w:r>
         <w:rPr>
@@ -1277,7 +1870,7 @@
     </w:p>
     <w:p>
       <w:pPr>
-        <w:spacing w:after="120"/>
+        <w:spacing w:after="160"/>
       </w:pPr>
       <w:r>
         <w:rPr>
@@ -1289,7 +1882,7 @@
     </w:p>
     <w:p>
       <w:pPr>
-        <w:spacing w:after="120"/>
+        <w:spacing w:after="160"/>
       </w:pPr>
       <w:r>
         <w:rPr>
@@ -1301,7 +1894,19 @@
     </w:p>
     <w:p>
       <w:pPr>
-        <w:spacing w:after="120"/>
+        <w:spacing w:after="160"/>
+      </w:pPr>
+      <w:r>
+        <w:rPr>
+          <w:sz w:val="21"/>
+          <w:szCs w:val="21"/>
+        </w:rPr>
+        <w:t xml:space="preserve">Por que esse conteúdo é tão valioso para você, síndico?</w:t>
+      </w:r>
+    </w:p>
+    <w:p>
+      <w:pPr>
+        <w:spacing w:after="160"/>
       </w:pPr>
       <w:r>
         <w:rPr>
@@ -1313,41 +1918,31 @@
     </w:p>
     <w:p>
       <w:pPr>
-        <w:spacing w:after="120"/>
-      </w:pPr>
-      <w:r>
-        <w:rPr>
-          <w:sz w:val="21"/>
-          <w:szCs w:val="21"/>
-        </w:rPr>
-        <w:t xml:space="preserve">Se isso te interessou, lê o artigo na íntegra:</w:t>
-      </w:r>
-    </w:p>
-    <w:p>
-      <w:pPr>
-        <w:spacing w:after="120"/>
-      </w:pPr>
-      <w:r>
-        <w:rPr>
-          <w:sz w:val="21"/>
-          <w:szCs w:val="21"/>
-        </w:rPr>
-        <w:t xml:space="preserve">🔗 </w:t>
-      </w:r>
-      <w:hyperlink w:history="1" r:id="rIdyxocpn0xjc0zii5mzu8ji">
-        <w:r>
-          <w:rPr>
-            <w:rStyle w:val="Hyperlink"/>
-            <w:sz w:val="21"/>
-            <w:szCs w:val="21"/>
-          </w:rPr>
-          <w:t xml:space="preserve">https://www.elevags.com.br/blog/o-sindico-no-centro-do-ecossistema-condominial</w:t>
-        </w:r>
-      </w:hyperlink>
-    </w:p>
-    <w:p>
-      <w:pPr>
-        <w:spacing w:after="120"/>
+        <w:spacing w:after="160"/>
+      </w:pPr>
+      <w:r>
+        <w:rPr>
+          <w:sz w:val="21"/>
+          <w:szCs w:val="21"/>
+        </w:rPr>
+        <w:t xml:space="preserve">Se interessou? Toque no link abaixo e boa leitura! 👇</w:t>
+      </w:r>
+    </w:p>
+    <w:p>
+      <w:pPr>
+        <w:spacing w:after="160"/>
+      </w:pPr>
+      <w:r>
+        <w:rPr>
+          <w:sz w:val="21"/>
+          <w:szCs w:val="21"/>
+        </w:rPr>
+        <w:t xml:space="preserve">🔗 https://www.elevags.com.br/blog/o-sindico-no-centro-do-ecossistema-condominial</w:t>
+      </w:r>
+    </w:p>
+    <w:p>
+      <w:pPr>
+        <w:spacing w:after="160"/>
       </w:pPr>
       <w:r>
         <w:rPr>
@@ -1359,29 +1954,19 @@
     </w:p>
     <w:p>
       <w:pPr>
-        <w:spacing w:after="120"/>
-      </w:pPr>
-      <w:r>
-        <w:rPr>
-          <w:sz w:val="21"/>
-          <w:szCs w:val="21"/>
-        </w:rPr>
-        <w:t xml:space="preserve">🔗 </w:t>
-      </w:r>
-      <w:hyperlink w:history="1" r:id="rId1cfoaqigqolkykwcoirit">
-        <w:r>
-          <w:rPr>
-            <w:rStyle w:val="Hyperlink"/>
-            <w:sz w:val="21"/>
-            <w:szCs w:val="21"/>
-          </w:rPr>
-          <w:t xml:space="preserve">https://www.elevags.com.br/cursos-de-sindico-profissional-a-gestor-de-ativos</w:t>
-        </w:r>
-      </w:hyperlink>
-    </w:p>
-    <w:p>
-      <w:pPr>
-        <w:spacing w:after="120"/>
+        <w:spacing w:after="160"/>
+      </w:pPr>
+      <w:r>
+        <w:rPr>
+          <w:sz w:val="21"/>
+          <w:szCs w:val="21"/>
+        </w:rPr>
+        <w:t xml:space="preserve">🔗 https://www.elevags.com.br/cursos-de-sindico-profissional-a-gestor-de-ativos</w:t>
+      </w:r>
+    </w:p>
+    <w:p>
+      <w:pPr>
+        <w:spacing w:after="160"/>
       </w:pPr>
       <w:r>
         <w:rPr>
@@ -1402,37 +1987,143 @@
     <w:p>
       <w:pPr>
         <w:pStyle w:val="Heading2"/>
+        <w:keepNext/>
         <w:spacing w:after="150" w:before="300"/>
       </w:pPr>
       <w:r>
-        <w:t xml:space="preserve">Semana 2 de novembro/2026 — Podcast, Ep. 14 — PENDENTE</w:t>
-      </w:r>
-    </w:p>
-    <w:p>
-      <w:pPr>
-        <w:spacing w:after="120"/>
-      </w:pPr>
-      <w:r>
-        <w:rPr>
-          <w:i/>
-          <w:iCs/>
-          <w:color w:val="8a6d1f"/>
-          <w:sz w:val="20"/>
-          <w:szCs w:val="20"/>
-        </w:rPr>
-        <w:t xml:space="preserve">[Preencher antes de publicar — mesma estrutura acima.]</w:t>
-      </w:r>
-    </w:p>
-    <w:p>
-      <w:pPr>
-        <w:spacing w:after="120"/>
-      </w:pPr>
-      <w:r>
-        <w:rPr>
-          <w:sz w:val="21"/>
-          <w:szCs w:val="21"/>
-        </w:rPr>
-        <w:t xml:space="preserve">Link do episódio: https://open.spotify.com/episode/1drI0O7XUQQs72khJWph3L</w:t>
+        <w:t xml:space="preserve">Semana 2 de novembro/2026 — Podcast, Ep. 14</w:t>
+      </w:r>
+    </w:p>
+    <w:p>
+      <w:pPr>
+        <w:spacing w:after="160"/>
+      </w:pPr>
+      <w:r>
+        <w:rPr>
+          <w:sz w:val="21"/>
+          <w:szCs w:val="21"/>
+        </w:rPr>
+        <w:t xml:space="preserve">Boa noite, síndicos de alta performance! 👋</w:t>
+      </w:r>
+    </w:p>
+    <w:p>
+      <w:pPr>
+        <w:spacing w:after="160"/>
+      </w:pPr>
+      <w:r>
+        <w:rPr>
+          <w:sz w:val="21"/>
+          <w:szCs w:val="21"/>
+        </w:rPr>
+        <w:t xml:space="preserve">Segue uma sugestão de áudio para o dia.</w:t>
+      </w:r>
+    </w:p>
+    <w:p>
+      <w:pPr>
+        <w:spacing w:after="160"/>
+      </w:pPr>
+      <w:r>
+        <w:rPr>
+          <w:sz w:val="21"/>
+          <w:szCs w:val="21"/>
+        </w:rPr>
+        <w:t xml:space="preserve">O episódio 14: "Conflito é competência", da Temporada 2 do podcast Síndicos, aborda a causa real por trás da maioria dos mandatos perdidos.</w:t>
+      </w:r>
+    </w:p>
+    <w:p>
+      <w:pPr>
+        <w:spacing w:after="160"/>
+      </w:pPr>
+      <w:r>
+        <w:rPr>
+          <w:sz w:val="21"/>
+          <w:szCs w:val="21"/>
+        </w:rPr>
+        <w:t xml:space="preserve">A maioria dos mandatos perdidos não cai por má gestão financeira, cai por conflito acumulado que vira voto contrário na renovação. Neste episódio, por que lidar bem com conflito é o segundo atributo mais valorizado pelo próprio cliente, e por que saber a hora de não mediar é proteção de mandato.</w:t>
+      </w:r>
+    </w:p>
+    <w:p>
+      <w:pPr>
+        <w:spacing w:after="160"/>
+      </w:pPr>
+      <w:r>
+        <w:rPr>
+          <w:sz w:val="21"/>
+          <w:szCs w:val="21"/>
+        </w:rPr>
+        <w:t xml:space="preserve">Por que esse conteúdo é tão valioso para você, síndico?</w:t>
+      </w:r>
+    </w:p>
+    <w:p>
+      <w:pPr>
+        <w:spacing w:after="160"/>
+      </w:pPr>
+      <w:r>
+        <w:rPr>
+          <w:sz w:val="21"/>
+          <w:szCs w:val="21"/>
+        </w:rPr>
+        <w:t xml:space="preserve">Porque conflito mal administrado se acumula silenciosamente até virar voto contra. Saber lidar com ele, e saber quando não entrar no meio, é o que preserva sua gestão a longo prazo.</w:t>
+      </w:r>
+    </w:p>
+    <w:p>
+      <w:pPr>
+        <w:spacing w:after="160"/>
+      </w:pPr>
+      <w:r>
+        <w:rPr>
+          <w:sz w:val="21"/>
+          <w:szCs w:val="21"/>
+        </w:rPr>
+        <w:t xml:space="preserve">Se interessou? Toque no link abaixo e boa escuta! 👇</w:t>
+      </w:r>
+    </w:p>
+    <w:p>
+      <w:pPr>
+        <w:spacing w:after="160"/>
+      </w:pPr>
+      <w:r>
+        <w:rPr>
+          <w:sz w:val="21"/>
+          <w:szCs w:val="21"/>
+        </w:rPr>
+        <w:t xml:space="preserve">🔗 https://open.spotify.com/episode/1drI0O7XUQQs72khJWph3L</w:t>
+      </w:r>
+    </w:p>
+    <w:p>
+      <w:pPr>
+        <w:spacing w:after="160"/>
+      </w:pPr>
+      <w:r>
+        <w:rPr>
+          <w:sz w:val="21"/>
+          <w:szCs w:val="21"/>
+        </w:rPr>
+        <w:t xml:space="preserve">E se você quer aprofundar no método com 41 casos reais de síndicos que já estruturaram isso, conheça o curso avançado para síndico profissional:</w:t>
+      </w:r>
+    </w:p>
+    <w:p>
+      <w:pPr>
+        <w:spacing w:after="160"/>
+      </w:pPr>
+      <w:r>
+        <w:rPr>
+          <w:sz w:val="21"/>
+          <w:szCs w:val="21"/>
+        </w:rPr>
+        <w:t xml:space="preserve">🔗 https://www.elevags.com.br/cursos-de-sindico-profissional-a-gestor-de-ativos</w:t>
+      </w:r>
+    </w:p>
+    <w:p>
+      <w:pPr>
+        <w:spacing w:after="160"/>
+      </w:pPr>
+      <w:r>
+        <w:rPr>
+          <w:sz w:val="21"/>
+          <w:szCs w:val="21"/>
+        </w:rPr>
+        <w:t xml:space="preserve">Aproveitem! 💪</w:t>
       </w:r>
     </w:p>
     <w:p>
@@ -1446,6 +2137,7 @@
     <w:p>
       <w:pPr>
         <w:pStyle w:val="Heading2"/>
+        <w:keepNext/>
         <w:spacing w:after="150" w:before="300"/>
       </w:pPr>
       <w:r>
@@ -1454,7 +2146,7 @@
     </w:p>
     <w:p>
       <w:pPr>
-        <w:spacing w:after="120"/>
+        <w:spacing w:after="160"/>
       </w:pPr>
       <w:r>
         <w:rPr>
@@ -1466,7 +2158,7 @@
     </w:p>
     <w:p>
       <w:pPr>
-        <w:spacing w:after="120"/>
+        <w:spacing w:after="160"/>
       </w:pPr>
       <w:r>
         <w:rPr>
@@ -1478,7 +2170,7 @@
     </w:p>
     <w:p>
       <w:pPr>
-        <w:spacing w:after="120"/>
+        <w:spacing w:after="160"/>
       </w:pPr>
       <w:r>
         <w:rPr>
@@ -1490,7 +2182,19 @@
     </w:p>
     <w:p>
       <w:pPr>
-        <w:spacing w:after="120"/>
+        <w:spacing w:after="160"/>
+      </w:pPr>
+      <w:r>
+        <w:rPr>
+          <w:sz w:val="21"/>
+          <w:szCs w:val="21"/>
+        </w:rPr>
+        <w:t xml:space="preserve">Por que esse conteúdo é tão valioso para você, síndico?</w:t>
+      </w:r>
+    </w:p>
+    <w:p>
+      <w:pPr>
+        <w:spacing w:after="160"/>
       </w:pPr>
       <w:r>
         <w:rPr>
@@ -1502,41 +2206,31 @@
     </w:p>
     <w:p>
       <w:pPr>
-        <w:spacing w:after="120"/>
-      </w:pPr>
-      <w:r>
-        <w:rPr>
-          <w:sz w:val="21"/>
-          <w:szCs w:val="21"/>
-        </w:rPr>
-        <w:t xml:space="preserve">Se isso te interessou, lê o artigo na íntegra:</w:t>
-      </w:r>
-    </w:p>
-    <w:p>
-      <w:pPr>
-        <w:spacing w:after="120"/>
-      </w:pPr>
-      <w:r>
-        <w:rPr>
-          <w:sz w:val="21"/>
-          <w:szCs w:val="21"/>
-        </w:rPr>
-        <w:t xml:space="preserve">🔗 </w:t>
-      </w:r>
-      <w:hyperlink w:history="1" r:id="rIdop8bbf2agulzn1vxrjx4l">
-        <w:r>
-          <w:rPr>
-            <w:rStyle w:val="Hyperlink"/>
-            <w:sz w:val="21"/>
-            <w:szCs w:val="21"/>
-          </w:rPr>
-          <w:t xml:space="preserve">https://www.elevags.com.br/blog/como-a-inteligencia-artificial-amplia-a-gestao-do-sindico</w:t>
-        </w:r>
-      </w:hyperlink>
-    </w:p>
-    <w:p>
-      <w:pPr>
-        <w:spacing w:after="120"/>
+        <w:spacing w:after="160"/>
+      </w:pPr>
+      <w:r>
+        <w:rPr>
+          <w:sz w:val="21"/>
+          <w:szCs w:val="21"/>
+        </w:rPr>
+        <w:t xml:space="preserve">Se interessou? Toque no link abaixo e boa leitura! 👇</w:t>
+      </w:r>
+    </w:p>
+    <w:p>
+      <w:pPr>
+        <w:spacing w:after="160"/>
+      </w:pPr>
+      <w:r>
+        <w:rPr>
+          <w:sz w:val="21"/>
+          <w:szCs w:val="21"/>
+        </w:rPr>
+        <w:t xml:space="preserve">🔗 https://www.elevags.com.br/blog/como-a-inteligencia-artificial-amplia-a-gestao-do-sindico</w:t>
+      </w:r>
+    </w:p>
+    <w:p>
+      <w:pPr>
+        <w:spacing w:after="160"/>
       </w:pPr>
       <w:r>
         <w:rPr>
@@ -1548,29 +2242,19 @@
     </w:p>
     <w:p>
       <w:pPr>
-        <w:spacing w:after="120"/>
-      </w:pPr>
-      <w:r>
-        <w:rPr>
-          <w:sz w:val="21"/>
-          <w:szCs w:val="21"/>
-        </w:rPr>
-        <w:t xml:space="preserve">🔗 </w:t>
-      </w:r>
-      <w:hyperlink w:history="1" r:id="rId2tet85p3z8nsll0jxr3uj">
-        <w:r>
-          <w:rPr>
-            <w:rStyle w:val="Hyperlink"/>
-            <w:sz w:val="21"/>
-            <w:szCs w:val="21"/>
-          </w:rPr>
-          <w:t xml:space="preserve">https://www.elevags.com.br/cursos-de-sindico-profissional-a-gestor-de-ativos</w:t>
-        </w:r>
-      </w:hyperlink>
-    </w:p>
-    <w:p>
-      <w:pPr>
-        <w:spacing w:after="120"/>
+        <w:spacing w:after="160"/>
+      </w:pPr>
+      <w:r>
+        <w:rPr>
+          <w:sz w:val="21"/>
+          <w:szCs w:val="21"/>
+        </w:rPr>
+        <w:t xml:space="preserve">🔗 https://www.elevags.com.br/cursos-de-sindico-profissional-a-gestor-de-ativos</w:t>
+      </w:r>
+    </w:p>
+    <w:p>
+      <w:pPr>
+        <w:spacing w:after="160"/>
       </w:pPr>
       <w:r>
         <w:rPr>
@@ -1591,37 +2275,143 @@
     <w:p>
       <w:pPr>
         <w:pStyle w:val="Heading2"/>
+        <w:keepNext/>
         <w:spacing w:after="150" w:before="300"/>
       </w:pPr>
       <w:r>
-        <w:t xml:space="preserve">Semana 4 de novembro/2026 — Podcast, Ep. 15 — PENDENTE</w:t>
-      </w:r>
-    </w:p>
-    <w:p>
-      <w:pPr>
-        <w:spacing w:after="120"/>
-      </w:pPr>
-      <w:r>
-        <w:rPr>
-          <w:i/>
-          <w:iCs/>
-          <w:color w:val="8a6d1f"/>
-          <w:sz w:val="20"/>
-          <w:szCs w:val="20"/>
-        </w:rPr>
-        <w:t xml:space="preserve">[Preencher antes de publicar — mesma estrutura acima.]</w:t>
-      </w:r>
-    </w:p>
-    <w:p>
-      <w:pPr>
-        <w:spacing w:after="120"/>
-      </w:pPr>
-      <w:r>
-        <w:rPr>
-          <w:sz w:val="21"/>
-          <w:szCs w:val="21"/>
-        </w:rPr>
-        <w:t xml:space="preserve">Link do episódio: https://open.spotify.com/episode/3KxYi2ErZEoCbd9ghcnsz0</w:t>
+        <w:t xml:space="preserve">Semana 4 de novembro/2026 — Podcast, Ep. 15</w:t>
+      </w:r>
+    </w:p>
+    <w:p>
+      <w:pPr>
+        <w:spacing w:after="160"/>
+      </w:pPr>
+      <w:r>
+        <w:rPr>
+          <w:sz w:val="21"/>
+          <w:szCs w:val="21"/>
+        </w:rPr>
+        <w:t xml:space="preserve">Boa noite, síndicos de alta performance! 👋</w:t>
+      </w:r>
+    </w:p>
+    <w:p>
+      <w:pPr>
+        <w:spacing w:after="160"/>
+      </w:pPr>
+      <w:r>
+        <w:rPr>
+          <w:sz w:val="21"/>
+          <w:szCs w:val="21"/>
+        </w:rPr>
+        <w:t xml:space="preserve">Segue uma sugestão de áudio para o dia.</w:t>
+      </w:r>
+    </w:p>
+    <w:p>
+      <w:pPr>
+        <w:spacing w:after="160"/>
+      </w:pPr>
+      <w:r>
+        <w:rPr>
+          <w:sz w:val="21"/>
+          <w:szCs w:val="21"/>
+        </w:rPr>
+        <w:t xml:space="preserve">O episódio 15: "IA na sindicatura", da Temporada 2 do podcast Síndicos, aborda o verdadeiro risco da inteligência artificial para quem exerce a profissão.</w:t>
+      </w:r>
+    </w:p>
+    <w:p>
+      <w:pPr>
+        <w:spacing w:after="160"/>
+      </w:pPr>
+      <w:r>
+        <w:rPr>
+          <w:sz w:val="21"/>
+          <w:szCs w:val="21"/>
+        </w:rPr>
+        <w:t xml:space="preserve">A IA não vai substituir o síndico, vai substituir o síndico que não a usa. Neste episódio, por que o argumento é de capacidade e não de custo, recuperar dez horas por semana equivale a um novo condomínio, e a fronteira que protege o gestor: a IA acha o que está no documento, mas não avalia o que está ausente.</w:t>
+      </w:r>
+    </w:p>
+    <w:p>
+      <w:pPr>
+        <w:spacing w:after="160"/>
+      </w:pPr>
+      <w:r>
+        <w:rPr>
+          <w:sz w:val="21"/>
+          <w:szCs w:val="21"/>
+        </w:rPr>
+        <w:t xml:space="preserve">Por que esse conteúdo é tão valioso para você, síndico?</w:t>
+      </w:r>
+    </w:p>
+    <w:p>
+      <w:pPr>
+        <w:spacing w:after="160"/>
+      </w:pPr>
+      <w:r>
+        <w:rPr>
+          <w:sz w:val="21"/>
+          <w:szCs w:val="21"/>
+        </w:rPr>
+        <w:t xml:space="preserve">Porque quem usa IA para recuperar tempo ganha capacidade para crescer a carteira, e quem entende os limites da ferramenta continua sendo insubstituível no que realmente importa.</w:t>
+      </w:r>
+    </w:p>
+    <w:p>
+      <w:pPr>
+        <w:spacing w:after="160"/>
+      </w:pPr>
+      <w:r>
+        <w:rPr>
+          <w:sz w:val="21"/>
+          <w:szCs w:val="21"/>
+        </w:rPr>
+        <w:t xml:space="preserve">Se interessou? Toque no link abaixo e boa escuta! 👇</w:t>
+      </w:r>
+    </w:p>
+    <w:p>
+      <w:pPr>
+        <w:spacing w:after="160"/>
+      </w:pPr>
+      <w:r>
+        <w:rPr>
+          <w:sz w:val="21"/>
+          <w:szCs w:val="21"/>
+        </w:rPr>
+        <w:t xml:space="preserve">🔗 https://open.spotify.com/episode/3KxYi2ErZEoCbd9ghcnsz0</w:t>
+      </w:r>
+    </w:p>
+    <w:p>
+      <w:pPr>
+        <w:spacing w:after="160"/>
+      </w:pPr>
+      <w:r>
+        <w:rPr>
+          <w:sz w:val="21"/>
+          <w:szCs w:val="21"/>
+        </w:rPr>
+        <w:t xml:space="preserve">E se você quer aprofundar no método com 41 casos reais de síndicos que já estruturaram isso, conheça o curso avançado para síndico profissional:</w:t>
+      </w:r>
+    </w:p>
+    <w:p>
+      <w:pPr>
+        <w:spacing w:after="160"/>
+      </w:pPr>
+      <w:r>
+        <w:rPr>
+          <w:sz w:val="21"/>
+          <w:szCs w:val="21"/>
+        </w:rPr>
+        <w:t xml:space="preserve">🔗 https://www.elevags.com.br/cursos-de-sindico-profissional-a-gestor-de-ativos</w:t>
+      </w:r>
+    </w:p>
+    <w:p>
+      <w:pPr>
+        <w:spacing w:after="160"/>
+      </w:pPr>
+      <w:r>
+        <w:rPr>
+          <w:sz w:val="21"/>
+          <w:szCs w:val="21"/>
+        </w:rPr>
+        <w:t xml:space="preserve">Aproveitem! 💪</w:t>
       </w:r>
     </w:p>
     <w:p>
@@ -1635,6 +2425,7 @@
     <w:p>
       <w:pPr>
         <w:pStyle w:val="Heading2"/>
+        <w:keepNext/>
         <w:spacing w:after="150" w:before="300"/>
       </w:pPr>
       <w:r>
@@ -1643,7 +2434,7 @@
     </w:p>
     <w:p>
       <w:pPr>
-        <w:spacing w:after="120"/>
+        <w:spacing w:after="160"/>
       </w:pPr>
       <w:r>
         <w:rPr>
@@ -1655,7 +2446,7 @@
     </w:p>
     <w:p>
       <w:pPr>
-        <w:spacing w:after="120"/>
+        <w:spacing w:after="160"/>
       </w:pPr>
       <w:r>
         <w:rPr>
@@ -1667,19 +2458,31 @@
     </w:p>
     <w:p>
       <w:pPr>
-        <w:spacing w:after="120"/>
-      </w:pPr>
-      <w:r>
-        <w:rPr>
-          <w:sz w:val="21"/>
-          <w:szCs w:val="21"/>
-        </w:rPr>
-        <w:t xml:space="preserve">O artigo escrito por Giuliano Spolavori aborda a gestão de conflitos como a competência que sustenta o mandato, muitas vezes mais determinante pra continuar no cargo do que qualquer entrega técnica.</w:t>
-      </w:r>
-    </w:p>
-    <w:p>
-      <w:pPr>
-        <w:spacing w:after="120"/>
+        <w:spacing w:after="160"/>
+      </w:pPr>
+      <w:r>
+        <w:rPr>
+          <w:sz w:val="21"/>
+          <w:szCs w:val="21"/>
+        </w:rPr>
+        <w:t xml:space="preserve">O artigo escrito por Giuliano Spolavori aborda a gestão de conflitos como a competência que sustenta o mandato, muitas vezes mais determinante para continuar no cargo do que qualquer entrega técnica.</w:t>
+      </w:r>
+    </w:p>
+    <w:p>
+      <w:pPr>
+        <w:spacing w:after="160"/>
+      </w:pPr>
+      <w:r>
+        <w:rPr>
+          <w:sz w:val="21"/>
+          <w:szCs w:val="21"/>
+        </w:rPr>
+        <w:t xml:space="preserve">Por que esse conteúdo é tão valioso para você, síndico?</w:t>
+      </w:r>
+    </w:p>
+    <w:p>
+      <w:pPr>
+        <w:spacing w:after="160"/>
       </w:pPr>
       <w:r>
         <w:rPr>
@@ -1691,41 +2494,31 @@
     </w:p>
     <w:p>
       <w:pPr>
-        <w:spacing w:after="120"/>
-      </w:pPr>
-      <w:r>
-        <w:rPr>
-          <w:sz w:val="21"/>
-          <w:szCs w:val="21"/>
-        </w:rPr>
-        <w:t xml:space="preserve">Se isso te interessou, lê o artigo na íntegra:</w:t>
-      </w:r>
-    </w:p>
-    <w:p>
-      <w:pPr>
-        <w:spacing w:after="120"/>
-      </w:pPr>
-      <w:r>
-        <w:rPr>
-          <w:sz w:val="21"/>
-          <w:szCs w:val="21"/>
-        </w:rPr>
-        <w:t xml:space="preserve">🔗 </w:t>
-      </w:r>
-      <w:hyperlink w:history="1" r:id="rId0uhwnoyqykaihdz_xlxt8">
-        <w:r>
-          <w:rPr>
-            <w:rStyle w:val="Hyperlink"/>
-            <w:sz w:val="21"/>
-            <w:szCs w:val="21"/>
-          </w:rPr>
-          <w:t xml:space="preserve">https://www.elevags.com.br/blog/gestao-de-conflitos-a-competencia-que-sustenta-o-mandato</w:t>
-        </w:r>
-      </w:hyperlink>
-    </w:p>
-    <w:p>
-      <w:pPr>
-        <w:spacing w:after="120"/>
+        <w:spacing w:after="160"/>
+      </w:pPr>
+      <w:r>
+        <w:rPr>
+          <w:sz w:val="21"/>
+          <w:szCs w:val="21"/>
+        </w:rPr>
+        <w:t xml:space="preserve">Se interessou? Toque no link abaixo e boa leitura! 👇</w:t>
+      </w:r>
+    </w:p>
+    <w:p>
+      <w:pPr>
+        <w:spacing w:after="160"/>
+      </w:pPr>
+      <w:r>
+        <w:rPr>
+          <w:sz w:val="21"/>
+          <w:szCs w:val="21"/>
+        </w:rPr>
+        <w:t xml:space="preserve">🔗 https://www.elevags.com.br/blog/gestao-de-conflitos-a-competencia-que-sustenta-o-mandato</w:t>
+      </w:r>
+    </w:p>
+    <w:p>
+      <w:pPr>
+        <w:spacing w:after="160"/>
       </w:pPr>
       <w:r>
         <w:rPr>
@@ -1737,29 +2530,19 @@
     </w:p>
     <w:p>
       <w:pPr>
-        <w:spacing w:after="120"/>
-      </w:pPr>
-      <w:r>
-        <w:rPr>
-          <w:sz w:val="21"/>
-          <w:szCs w:val="21"/>
-        </w:rPr>
-        <w:t xml:space="preserve">🔗 </w:t>
-      </w:r>
-      <w:hyperlink w:history="1" r:id="rIdn6t3zhmf7znwkvt_foabj">
-        <w:r>
-          <w:rPr>
-            <w:rStyle w:val="Hyperlink"/>
-            <w:sz w:val="21"/>
-            <w:szCs w:val="21"/>
-          </w:rPr>
-          <w:t xml:space="preserve">https://www.elevags.com.br/cursos-de-sindico-profissional-a-gestor-de-ativos</w:t>
-        </w:r>
-      </w:hyperlink>
-    </w:p>
-    <w:p>
-      <w:pPr>
-        <w:spacing w:after="120"/>
+        <w:spacing w:after="160"/>
+      </w:pPr>
+      <w:r>
+        <w:rPr>
+          <w:sz w:val="21"/>
+          <w:szCs w:val="21"/>
+        </w:rPr>
+        <w:t xml:space="preserve">🔗 https://www.elevags.com.br/cursos-de-sindico-profissional-a-gestor-de-ativos</w:t>
+      </w:r>
+    </w:p>
+    <w:p>
+      <w:pPr>
+        <w:spacing w:after="160"/>
       </w:pPr>
       <w:r>
         <w:rPr>
@@ -1780,37 +2563,143 @@
     <w:p>
       <w:pPr>
         <w:pStyle w:val="Heading2"/>
+        <w:keepNext/>
         <w:spacing w:after="150" w:before="300"/>
       </w:pPr>
       <w:r>
-        <w:t xml:space="preserve">Semana 2 de dezembro/2026 — Podcast, Ep. 16 — PENDENTE</w:t>
-      </w:r>
-    </w:p>
-    <w:p>
-      <w:pPr>
-        <w:spacing w:after="120"/>
-      </w:pPr>
-      <w:r>
-        <w:rPr>
-          <w:i/>
-          <w:iCs/>
-          <w:color w:val="8a6d1f"/>
-          <w:sz w:val="20"/>
-          <w:szCs w:val="20"/>
-        </w:rPr>
-        <w:t xml:space="preserve">[Preencher antes de publicar — mesma estrutura acima.]</w:t>
-      </w:r>
-    </w:p>
-    <w:p>
-      <w:pPr>
-        <w:spacing w:after="120"/>
-      </w:pPr>
-      <w:r>
-        <w:rPr>
-          <w:sz w:val="21"/>
-          <w:szCs w:val="21"/>
-        </w:rPr>
-        <w:t xml:space="preserve">Link do episódio: https://open.spotify.com/episode/1WWZHj1zgu4pO4l51H8QPy</w:t>
+        <w:t xml:space="preserve">Semana 2 de dezembro/2026 — Podcast, Ep. 16</w:t>
+      </w:r>
+    </w:p>
+    <w:p>
+      <w:pPr>
+        <w:spacing w:after="160"/>
+      </w:pPr>
+      <w:r>
+        <w:rPr>
+          <w:sz w:val="21"/>
+          <w:szCs w:val="21"/>
+        </w:rPr>
+        <w:t xml:space="preserve">Boa noite, síndicos de alta performance! 👋</w:t>
+      </w:r>
+    </w:p>
+    <w:p>
+      <w:pPr>
+        <w:spacing w:after="160"/>
+      </w:pPr>
+      <w:r>
+        <w:rPr>
+          <w:sz w:val="21"/>
+          <w:szCs w:val="21"/>
+        </w:rPr>
+        <w:t xml:space="preserve">Segue uma sugestão de áudio para o dia.</w:t>
+      </w:r>
+    </w:p>
+    <w:p>
+      <w:pPr>
+        <w:spacing w:after="160"/>
+      </w:pPr>
+      <w:r>
+        <w:rPr>
+          <w:sz w:val="21"/>
+          <w:szCs w:val="21"/>
+        </w:rPr>
+        <w:t xml:space="preserve">O episódio 16: "O novo centro do ecossistema", da Temporada 2 do podcast Síndicos, aborda uma mudança estrutural no mercado de condomínios.</w:t>
+      </w:r>
+    </w:p>
+    <w:p>
+      <w:pPr>
+        <w:spacing w:after="160"/>
+      </w:pPr>
+      <w:r>
+        <w:rPr>
+          <w:sz w:val="21"/>
+          <w:szCs w:val="21"/>
+        </w:rPr>
+        <w:t xml:space="preserve">Durante décadas a administradora foi o nó central do ecossistema e o síndico, seu executor. Neste episódio, por que esse centro de gravidade está se deslocando para quem tem o conhecimento, e por que a curadoria remunerada pelo condomínio, sem comissão de fornecedor, sustenta o honorário e dá valor de mercado ao negócio.</w:t>
+      </w:r>
+    </w:p>
+    <w:p>
+      <w:pPr>
+        <w:spacing w:after="160"/>
+      </w:pPr>
+      <w:r>
+        <w:rPr>
+          <w:sz w:val="21"/>
+          <w:szCs w:val="21"/>
+        </w:rPr>
+        <w:t xml:space="preserve">Por que esse conteúdo é tão valioso para você, síndico?</w:t>
+      </w:r>
+    </w:p>
+    <w:p>
+      <w:pPr>
+        <w:spacing w:after="160"/>
+      </w:pPr>
+      <w:r>
+        <w:rPr>
+          <w:sz w:val="21"/>
+          <w:szCs w:val="21"/>
+        </w:rPr>
+        <w:t xml:space="preserve">Porque quem entende essa mudança de centro de gravidade se posiciona antes do mercado, e constrói um negócio com valor real, não dependente de comissão.</w:t>
+      </w:r>
+    </w:p>
+    <w:p>
+      <w:pPr>
+        <w:spacing w:after="160"/>
+      </w:pPr>
+      <w:r>
+        <w:rPr>
+          <w:sz w:val="21"/>
+          <w:szCs w:val="21"/>
+        </w:rPr>
+        <w:t xml:space="preserve">Se interessou? Toque no link abaixo e boa escuta! 👇</w:t>
+      </w:r>
+    </w:p>
+    <w:p>
+      <w:pPr>
+        <w:spacing w:after="160"/>
+      </w:pPr>
+      <w:r>
+        <w:rPr>
+          <w:sz w:val="21"/>
+          <w:szCs w:val="21"/>
+        </w:rPr>
+        <w:t xml:space="preserve">🔗 https://open.spotify.com/episode/1WWZHj1zgu4pO4l51H8QPy</w:t>
+      </w:r>
+    </w:p>
+    <w:p>
+      <w:pPr>
+        <w:spacing w:after="160"/>
+      </w:pPr>
+      <w:r>
+        <w:rPr>
+          <w:sz w:val="21"/>
+          <w:szCs w:val="21"/>
+        </w:rPr>
+        <w:t xml:space="preserve">E se você quer aprofundar no método com 41 casos reais de síndicos que já estruturaram isso, conheça o curso avançado para síndico profissional:</w:t>
+      </w:r>
+    </w:p>
+    <w:p>
+      <w:pPr>
+        <w:spacing w:after="160"/>
+      </w:pPr>
+      <w:r>
+        <w:rPr>
+          <w:sz w:val="21"/>
+          <w:szCs w:val="21"/>
+        </w:rPr>
+        <w:t xml:space="preserve">🔗 https://www.elevags.com.br/cursos-de-sindico-profissional-a-gestor-de-ativos</w:t>
+      </w:r>
+    </w:p>
+    <w:p>
+      <w:pPr>
+        <w:spacing w:after="160"/>
+      </w:pPr>
+      <w:r>
+        <w:rPr>
+          <w:sz w:val="21"/>
+          <w:szCs w:val="21"/>
+        </w:rPr>
+        <w:t xml:space="preserve">Aproveitem! 💪</w:t>
       </w:r>
     </w:p>
     <w:p>
@@ -1824,6 +2713,7 @@
     <w:p>
       <w:pPr>
         <w:pStyle w:val="Heading2"/>
+        <w:keepNext/>
         <w:spacing w:after="150" w:before="300"/>
       </w:pPr>
       <w:r>
@@ -1832,7 +2722,7 @@
     </w:p>
     <w:p>
       <w:pPr>
-        <w:spacing w:after="120"/>
+        <w:spacing w:after="160"/>
       </w:pPr>
       <w:r>
         <w:rPr>
@@ -1844,7 +2734,7 @@
     </w:p>
     <w:p>
       <w:pPr>
-        <w:spacing w:after="120"/>
+        <w:spacing w:after="160"/>
       </w:pPr>
       <w:r>
         <w:rPr>
@@ -1856,7 +2746,7 @@
     </w:p>
     <w:p>
       <w:pPr>
-        <w:spacing w:after="120"/>
+        <w:spacing w:after="160"/>
       </w:pPr>
       <w:r>
         <w:rPr>
@@ -1868,7 +2758,19 @@
     </w:p>
     <w:p>
       <w:pPr>
-        <w:spacing w:after="120"/>
+        <w:spacing w:after="160"/>
+      </w:pPr>
+      <w:r>
+        <w:rPr>
+          <w:sz w:val="21"/>
+          <w:szCs w:val="21"/>
+        </w:rPr>
+        <w:t xml:space="preserve">Por que esse conteúdo é tão valioso para você, síndico?</w:t>
+      </w:r>
+    </w:p>
+    <w:p>
+      <w:pPr>
+        <w:spacing w:after="160"/>
       </w:pPr>
       <w:r>
         <w:rPr>
@@ -1880,41 +2782,31 @@
     </w:p>
     <w:p>
       <w:pPr>
-        <w:spacing w:after="120"/>
-      </w:pPr>
-      <w:r>
-        <w:rPr>
-          <w:sz w:val="21"/>
-          <w:szCs w:val="21"/>
-        </w:rPr>
-        <w:t xml:space="preserve">Se isso te interessou, lê o artigo na íntegra:</w:t>
-      </w:r>
-    </w:p>
-    <w:p>
-      <w:pPr>
-        <w:spacing w:after="120"/>
-      </w:pPr>
-      <w:r>
-        <w:rPr>
-          <w:sz w:val="21"/>
-          <w:szCs w:val="21"/>
-        </w:rPr>
-        <w:t xml:space="preserve">🔗 </w:t>
-      </w:r>
-      <w:hyperlink w:history="1" r:id="rIdsbe-bqhqyn1aybsc4splf">
-        <w:r>
-          <w:rPr>
-            <w:rStyle w:val="Hyperlink"/>
-            <w:sz w:val="21"/>
-            <w:szCs w:val="21"/>
-          </w:rPr>
-          <w:t xml:space="preserve">https://www.elevags.com.br/blog/a-regua-de-inadimplencia-prevenir-em-vez-de-cobrar</w:t>
-        </w:r>
-      </w:hyperlink>
-    </w:p>
-    <w:p>
-      <w:pPr>
-        <w:spacing w:after="120"/>
+        <w:spacing w:after="160"/>
+      </w:pPr>
+      <w:r>
+        <w:rPr>
+          <w:sz w:val="21"/>
+          <w:szCs w:val="21"/>
+        </w:rPr>
+        <w:t xml:space="preserve">Se interessou? Toque no link abaixo e boa leitura! 👇</w:t>
+      </w:r>
+    </w:p>
+    <w:p>
+      <w:pPr>
+        <w:spacing w:after="160"/>
+      </w:pPr>
+      <w:r>
+        <w:rPr>
+          <w:sz w:val="21"/>
+          <w:szCs w:val="21"/>
+        </w:rPr>
+        <w:t xml:space="preserve">🔗 https://www.elevags.com.br/blog/a-regua-de-inadimplencia-prevenir-em-vez-de-cobrar</w:t>
+      </w:r>
+    </w:p>
+    <w:p>
+      <w:pPr>
+        <w:spacing w:after="160"/>
       </w:pPr>
       <w:r>
         <w:rPr>
@@ -1926,29 +2818,19 @@
     </w:p>
     <w:p>
       <w:pPr>
-        <w:spacing w:after="120"/>
-      </w:pPr>
-      <w:r>
-        <w:rPr>
-          <w:sz w:val="21"/>
-          <w:szCs w:val="21"/>
-        </w:rPr>
-        <w:t xml:space="preserve">🔗 </w:t>
-      </w:r>
-      <w:hyperlink w:history="1" r:id="rIdych-dpd9durb3orrpw86w">
-        <w:r>
-          <w:rPr>
-            <w:rStyle w:val="Hyperlink"/>
-            <w:sz w:val="21"/>
-            <w:szCs w:val="21"/>
-          </w:rPr>
-          <w:t xml:space="preserve">https://www.elevags.com.br/cursos-de-sindico-profissional-a-gestor-de-ativos</w:t>
-        </w:r>
-      </w:hyperlink>
-    </w:p>
-    <w:p>
-      <w:pPr>
-        <w:spacing w:after="120"/>
+        <w:spacing w:after="160"/>
+      </w:pPr>
+      <w:r>
+        <w:rPr>
+          <w:sz w:val="21"/>
+          <w:szCs w:val="21"/>
+        </w:rPr>
+        <w:t xml:space="preserve">🔗 https://www.elevags.com.br/cursos-de-sindico-profissional-a-gestor-de-ativos</w:t>
+      </w:r>
+    </w:p>
+    <w:p>
+      <w:pPr>
+        <w:spacing w:after="160"/>
       </w:pPr>
       <w:r>
         <w:rPr>
@@ -1969,37 +2851,143 @@
     <w:p>
       <w:pPr>
         <w:pStyle w:val="Heading2"/>
+        <w:keepNext/>
         <w:spacing w:after="150" w:before="300"/>
       </w:pPr>
       <w:r>
-        <w:t xml:space="preserve">Semana 4 de dezembro/2026 — Podcast, Ep. 17 — PENDENTE</w:t>
-      </w:r>
-    </w:p>
-    <w:p>
-      <w:pPr>
-        <w:spacing w:after="120"/>
-      </w:pPr>
-      <w:r>
-        <w:rPr>
-          <w:i/>
-          <w:iCs/>
-          <w:color w:val="8a6d1f"/>
-          <w:sz w:val="20"/>
-          <w:szCs w:val="20"/>
-        </w:rPr>
-        <w:t xml:space="preserve">[Preencher antes de publicar — mesma estrutura acima.]</w:t>
-      </w:r>
-    </w:p>
-    <w:p>
-      <w:pPr>
-        <w:spacing w:after="120"/>
-      </w:pPr>
-      <w:r>
-        <w:rPr>
-          <w:sz w:val="21"/>
-          <w:szCs w:val="21"/>
-        </w:rPr>
-        <w:t xml:space="preserve">Link do episódio: https://open.spotify.com/episode/0kVWxGcEMIdBK8bF51ZBUU</w:t>
+        <w:t xml:space="preserve">Semana 4 de dezembro/2026 — Podcast, Ep. 17</w:t>
+      </w:r>
+    </w:p>
+    <w:p>
+      <w:pPr>
+        <w:spacing w:after="160"/>
+      </w:pPr>
+      <w:r>
+        <w:rPr>
+          <w:sz w:val="21"/>
+          <w:szCs w:val="21"/>
+        </w:rPr>
+        <w:t xml:space="preserve">Boa noite, síndicos de alta performance! 👋</w:t>
+      </w:r>
+    </w:p>
+    <w:p>
+      <w:pPr>
+        <w:spacing w:after="160"/>
+      </w:pPr>
+      <w:r>
+        <w:rPr>
+          <w:sz w:val="21"/>
+          <w:szCs w:val="21"/>
+        </w:rPr>
+        <w:t xml:space="preserve">Segue uma sugestão de áudio para o dia.</w:t>
+      </w:r>
+    </w:p>
+    <w:p>
+      <w:pPr>
+        <w:spacing w:after="160"/>
+      </w:pPr>
+      <w:r>
+        <w:rPr>
+          <w:sz w:val="21"/>
+          <w:szCs w:val="21"/>
+        </w:rPr>
+        <w:t xml:space="preserve">O episódio 17: "Curadoria", da Temporada 2 do podcast Síndicos, aborda uma pergunta que a maioria do mercado formula errado.</w:t>
+      </w:r>
+    </w:p>
+    <w:p>
+      <w:pPr>
+        <w:spacing w:after="160"/>
+      </w:pPr>
+      <w:r>
+        <w:rPr>
+          <w:sz w:val="21"/>
+          <w:szCs w:val="21"/>
+        </w:rPr>
+        <w:t xml:space="preserve">A pergunta quem paga pela curadoria está mal formulada. Neste episódio, por que a curadoria, organizar e responder por uma rede de parceiros no interesse do condomínio, é um atributo da posição do Gestor de Ativos, e por que o honorário precifica a posição, não a tarefa.</w:t>
+      </w:r>
+    </w:p>
+    <w:p>
+      <w:pPr>
+        <w:spacing w:after="160"/>
+      </w:pPr>
+      <w:r>
+        <w:rPr>
+          <w:sz w:val="21"/>
+          <w:szCs w:val="21"/>
+        </w:rPr>
+        <w:t xml:space="preserve">Por que esse conteúdo é tão valioso para você, síndico?</w:t>
+      </w:r>
+    </w:p>
+    <w:p>
+      <w:pPr>
+        <w:spacing w:after="160"/>
+      </w:pPr>
+      <w:r>
+        <w:rPr>
+          <w:sz w:val="21"/>
+          <w:szCs w:val="21"/>
+        </w:rPr>
+        <w:t xml:space="preserve">Porque entender que o honorário remunera a posição, e não cada tarefa isolada, muda completamente como você justifica e sustenta o seu valor.</w:t>
+      </w:r>
+    </w:p>
+    <w:p>
+      <w:pPr>
+        <w:spacing w:after="160"/>
+      </w:pPr>
+      <w:r>
+        <w:rPr>
+          <w:sz w:val="21"/>
+          <w:szCs w:val="21"/>
+        </w:rPr>
+        <w:t xml:space="preserve">Se interessou? Toque no link abaixo e boa escuta! 👇</w:t>
+      </w:r>
+    </w:p>
+    <w:p>
+      <w:pPr>
+        <w:spacing w:after="160"/>
+      </w:pPr>
+      <w:r>
+        <w:rPr>
+          <w:sz w:val="21"/>
+          <w:szCs w:val="21"/>
+        </w:rPr>
+        <w:t xml:space="preserve">🔗 https://open.spotify.com/episode/0kVWxGcEMIdBK8bF51ZBUU</w:t>
+      </w:r>
+    </w:p>
+    <w:p>
+      <w:pPr>
+        <w:spacing w:after="160"/>
+      </w:pPr>
+      <w:r>
+        <w:rPr>
+          <w:sz w:val="21"/>
+          <w:szCs w:val="21"/>
+        </w:rPr>
+        <w:t xml:space="preserve">E se você quer aprofundar no método com 41 casos reais de síndicos que já estruturaram isso, conheça o curso avançado para síndico profissional:</w:t>
+      </w:r>
+    </w:p>
+    <w:p>
+      <w:pPr>
+        <w:spacing w:after="160"/>
+      </w:pPr>
+      <w:r>
+        <w:rPr>
+          <w:sz w:val="21"/>
+          <w:szCs w:val="21"/>
+        </w:rPr>
+        <w:t xml:space="preserve">🔗 https://www.elevags.com.br/cursos-de-sindico-profissional-a-gestor-de-ativos</w:t>
+      </w:r>
+    </w:p>
+    <w:p>
+      <w:pPr>
+        <w:spacing w:after="160"/>
+      </w:pPr>
+      <w:r>
+        <w:rPr>
+          <w:sz w:val="21"/>
+          <w:szCs w:val="21"/>
+        </w:rPr>
+        <w:t xml:space="preserve">Aproveitem! 💪</w:t>
       </w:r>
     </w:p>
     <w:p>
@@ -2013,6 +3001,7 @@
     <w:p>
       <w:pPr>
         <w:pStyle w:val="Heading2"/>
+        <w:keepNext/>
         <w:spacing w:after="150" w:before="300"/>
       </w:pPr>
       <w:r>
@@ -2021,7 +3010,7 @@
     </w:p>
     <w:p>
       <w:pPr>
-        <w:spacing w:after="120"/>
+        <w:spacing w:after="160"/>
       </w:pPr>
       <w:r>
         <w:rPr>
@@ -2033,7 +3022,7 @@
     </w:p>
     <w:p>
       <w:pPr>
-        <w:spacing w:after="120"/>
+        <w:spacing w:after="160"/>
       </w:pPr>
       <w:r>
         <w:rPr>
@@ -2045,19 +3034,31 @@
     </w:p>
     <w:p>
       <w:pPr>
-        <w:spacing w:after="120"/>
-      </w:pPr>
-      <w:r>
-        <w:rPr>
-          <w:sz w:val="21"/>
-          <w:szCs w:val="21"/>
-        </w:rPr>
-        <w:t xml:space="preserve">O artigo escrito por Giuliano Spolavori mostra que a boa assembleia se decide na preparação, muito antes de qualquer morador levantar a mão pra falar.</w:t>
-      </w:r>
-    </w:p>
-    <w:p>
-      <w:pPr>
-        <w:spacing w:after="120"/>
+        <w:spacing w:after="160"/>
+      </w:pPr>
+      <w:r>
+        <w:rPr>
+          <w:sz w:val="21"/>
+          <w:szCs w:val="21"/>
+        </w:rPr>
+        <w:t xml:space="preserve">O artigo escrito por Giuliano Spolavori mostra que a boa assembleia se decide na preparação, muito antes de qualquer morador levantar a mão para falar.</w:t>
+      </w:r>
+    </w:p>
+    <w:p>
+      <w:pPr>
+        <w:spacing w:after="160"/>
+      </w:pPr>
+      <w:r>
+        <w:rPr>
+          <w:sz w:val="21"/>
+          <w:szCs w:val="21"/>
+        </w:rPr>
+        <w:t xml:space="preserve">Por que esse conteúdo é tão valioso para você, síndico?</w:t>
+      </w:r>
+    </w:p>
+    <w:p>
+      <w:pPr>
+        <w:spacing w:after="160"/>
       </w:pPr>
       <w:r>
         <w:rPr>
@@ -2069,75 +3070,55 @@
     </w:p>
     <w:p>
       <w:pPr>
-        <w:spacing w:after="120"/>
-      </w:pPr>
-      <w:r>
-        <w:rPr>
-          <w:sz w:val="21"/>
-          <w:szCs w:val="21"/>
-        </w:rPr>
-        <w:t xml:space="preserve">Se isso te interessou, lê o artigo na íntegra:</w:t>
-      </w:r>
-    </w:p>
-    <w:p>
-      <w:pPr>
-        <w:spacing w:after="120"/>
-      </w:pPr>
-      <w:r>
-        <w:rPr>
-          <w:sz w:val="21"/>
-          <w:szCs w:val="21"/>
-        </w:rPr>
-        <w:t xml:space="preserve">🔗 </w:t>
-      </w:r>
-      <w:hyperlink w:history="1" r:id="rIdh4cflasw_65sdylexftdj">
-        <w:r>
-          <w:rPr>
-            <w:rStyle w:val="Hyperlink"/>
-            <w:sz w:val="21"/>
-            <w:szCs w:val="21"/>
-          </w:rPr>
-          <w:t xml:space="preserve">https://www.elevags.com.br/blog/a-boa-assembleia-se-decide-na-preparacao</w:t>
-        </w:r>
-      </w:hyperlink>
-    </w:p>
-    <w:p>
-      <w:pPr>
-        <w:spacing w:after="120"/>
-      </w:pPr>
-      <w:r>
-        <w:rPr>
-          <w:sz w:val="21"/>
-          <w:szCs w:val="21"/>
-        </w:rPr>
-        <w:t xml:space="preserve">E se você quer esse roteiro de preparação de assembleia pronto pra aplicar, conheça o curso avançado para síndico profissional:</w:t>
-      </w:r>
-    </w:p>
-    <w:p>
-      <w:pPr>
-        <w:spacing w:after="120"/>
-      </w:pPr>
-      <w:r>
-        <w:rPr>
-          <w:sz w:val="21"/>
-          <w:szCs w:val="21"/>
-        </w:rPr>
-        <w:t xml:space="preserve">🔗 </w:t>
-      </w:r>
-      <w:hyperlink w:history="1" r:id="rIdzjotf7jidyn43lx6suqbd">
-        <w:r>
-          <w:rPr>
-            <w:rStyle w:val="Hyperlink"/>
-            <w:sz w:val="21"/>
-            <w:szCs w:val="21"/>
-          </w:rPr>
-          <w:t xml:space="preserve">https://www.elevags.com.br/cursos-de-sindico-profissional-a-gestor-de-ativos</w:t>
-        </w:r>
-      </w:hyperlink>
-    </w:p>
-    <w:p>
-      <w:pPr>
-        <w:spacing w:after="120"/>
+        <w:spacing w:after="160"/>
+      </w:pPr>
+      <w:r>
+        <w:rPr>
+          <w:sz w:val="21"/>
+          <w:szCs w:val="21"/>
+        </w:rPr>
+        <w:t xml:space="preserve">Se interessou? Toque no link abaixo e boa leitura! 👇</w:t>
+      </w:r>
+    </w:p>
+    <w:p>
+      <w:pPr>
+        <w:spacing w:after="160"/>
+      </w:pPr>
+      <w:r>
+        <w:rPr>
+          <w:sz w:val="21"/>
+          <w:szCs w:val="21"/>
+        </w:rPr>
+        <w:t xml:space="preserve">🔗 https://www.elevags.com.br/blog/a-boa-assembleia-se-decide-na-preparacao</w:t>
+      </w:r>
+    </w:p>
+    <w:p>
+      <w:pPr>
+        <w:spacing w:after="160"/>
+      </w:pPr>
+      <w:r>
+        <w:rPr>
+          <w:sz w:val="21"/>
+          <w:szCs w:val="21"/>
+        </w:rPr>
+        <w:t xml:space="preserve">E se você quer esse roteiro de preparação de assembleia pronto para aplicar, conheça o curso avançado para síndico profissional:</w:t>
+      </w:r>
+    </w:p>
+    <w:p>
+      <w:pPr>
+        <w:spacing w:after="160"/>
+      </w:pPr>
+      <w:r>
+        <w:rPr>
+          <w:sz w:val="21"/>
+          <w:szCs w:val="21"/>
+        </w:rPr>
+        <w:t xml:space="preserve">🔗 https://www.elevags.com.br/cursos-de-sindico-profissional-a-gestor-de-ativos</w:t>
+      </w:r>
+    </w:p>
+    <w:p>
+      <w:pPr>
+        <w:spacing w:after="160"/>
       </w:pPr>
       <w:r>
         <w:rPr>
@@ -2158,37 +3139,143 @@
     <w:p>
       <w:pPr>
         <w:pStyle w:val="Heading2"/>
+        <w:keepNext/>
         <w:spacing w:after="150" w:before="300"/>
       </w:pPr>
       <w:r>
-        <w:t xml:space="preserve">Semana 2 de janeiro/2027 — Podcast, Ep. 18 — PENDENTE</w:t>
-      </w:r>
-    </w:p>
-    <w:p>
-      <w:pPr>
-        <w:spacing w:after="120"/>
-      </w:pPr>
-      <w:r>
-        <w:rPr>
-          <w:i/>
-          <w:iCs/>
-          <w:color w:val="8a6d1f"/>
-          <w:sz w:val="20"/>
-          <w:szCs w:val="20"/>
-        </w:rPr>
-        <w:t xml:space="preserve">[Preencher antes de publicar — mesma estrutura acima.]</w:t>
-      </w:r>
-    </w:p>
-    <w:p>
-      <w:pPr>
-        <w:spacing w:after="120"/>
-      </w:pPr>
-      <w:r>
-        <w:rPr>
-          <w:sz w:val="21"/>
-          <w:szCs w:val="21"/>
-        </w:rPr>
-        <w:t xml:space="preserve">Link do episódio: https://open.spotify.com/episode/7BmgEzuzcVLwsVVN0xqJBL</w:t>
+        <w:t xml:space="preserve">Semana 2 de janeiro/2027 — Podcast, Ep. 18</w:t>
+      </w:r>
+    </w:p>
+    <w:p>
+      <w:pPr>
+        <w:spacing w:after="160"/>
+      </w:pPr>
+      <w:r>
+        <w:rPr>
+          <w:sz w:val="21"/>
+          <w:szCs w:val="21"/>
+        </w:rPr>
+        <w:t xml:space="preserve">Boa noite, síndicos de alta performance! 👋</w:t>
+      </w:r>
+    </w:p>
+    <w:p>
+      <w:pPr>
+        <w:spacing w:after="160"/>
+      </w:pPr>
+      <w:r>
+        <w:rPr>
+          <w:sz w:val="21"/>
+          <w:szCs w:val="21"/>
+        </w:rPr>
+        <w:t xml:space="preserve">Segue uma sugestão de áudio para o dia.</w:t>
+      </w:r>
+    </w:p>
+    <w:p>
+      <w:pPr>
+        <w:spacing w:after="160"/>
+      </w:pPr>
+      <w:r>
+        <w:rPr>
+          <w:sz w:val="21"/>
+          <w:szCs w:val="21"/>
+        </w:rPr>
+        <w:t xml:space="preserve">O episódio 18: "Ser procurado", da Temporada 2 do podcast Síndicos, aborda como sair da posição de quem precisa convencer.</w:t>
+      </w:r>
+    </w:p>
+    <w:p>
+      <w:pPr>
+        <w:spacing w:after="160"/>
+      </w:pPr>
+      <w:r>
+        <w:rPr>
+          <w:sz w:val="21"/>
+          <w:szCs w:val="21"/>
+        </w:rPr>
+        <w:t xml:space="preserve">Ser procurado não é sorte nem consequência automática de bom trabalho. Neste episódio, os cinco canais de captação estruturada, por que autoridade é competência mais sinalização, e por que quem é procurado antes da comparação não negocia da mesma posição de quem precisa convencer.</w:t>
+      </w:r>
+    </w:p>
+    <w:p>
+      <w:pPr>
+        <w:spacing w:after="160"/>
+      </w:pPr>
+      <w:r>
+        <w:rPr>
+          <w:sz w:val="21"/>
+          <w:szCs w:val="21"/>
+        </w:rPr>
+        <w:t xml:space="preserve">Por que esse conteúdo é tão valioso para você, síndico?</w:t>
+      </w:r>
+    </w:p>
+    <w:p>
+      <w:pPr>
+        <w:spacing w:after="160"/>
+      </w:pPr>
+      <w:r>
+        <w:rPr>
+          <w:sz w:val="21"/>
+          <w:szCs w:val="21"/>
+        </w:rPr>
+        <w:t xml:space="preserve">Porque quem constrói captação estruturada negocia de outra posição, chega antes da comparação de preço e não depende só da indicação para crescer a carteira.</w:t>
+      </w:r>
+    </w:p>
+    <w:p>
+      <w:pPr>
+        <w:spacing w:after="160"/>
+      </w:pPr>
+      <w:r>
+        <w:rPr>
+          <w:sz w:val="21"/>
+          <w:szCs w:val="21"/>
+        </w:rPr>
+        <w:t xml:space="preserve">Se interessou? Toque no link abaixo e boa escuta! 👇</w:t>
+      </w:r>
+    </w:p>
+    <w:p>
+      <w:pPr>
+        <w:spacing w:after="160"/>
+      </w:pPr>
+      <w:r>
+        <w:rPr>
+          <w:sz w:val="21"/>
+          <w:szCs w:val="21"/>
+        </w:rPr>
+        <w:t xml:space="preserve">🔗 https://open.spotify.com/episode/7BmgEzuzcVLwsVVN0xqJBL</w:t>
+      </w:r>
+    </w:p>
+    <w:p>
+      <w:pPr>
+        <w:spacing w:after="160"/>
+      </w:pPr>
+      <w:r>
+        <w:rPr>
+          <w:sz w:val="21"/>
+          <w:szCs w:val="21"/>
+        </w:rPr>
+        <w:t xml:space="preserve">E se você quer aprofundar no método com 41 casos reais de síndicos que já estruturaram isso, conheça o curso avançado para síndico profissional:</w:t>
+      </w:r>
+    </w:p>
+    <w:p>
+      <w:pPr>
+        <w:spacing w:after="160"/>
+      </w:pPr>
+      <w:r>
+        <w:rPr>
+          <w:sz w:val="21"/>
+          <w:szCs w:val="21"/>
+        </w:rPr>
+        <w:t xml:space="preserve">🔗 https://www.elevags.com.br/cursos-de-sindico-profissional-a-gestor-de-ativos</w:t>
+      </w:r>
+    </w:p>
+    <w:p>
+      <w:pPr>
+        <w:spacing w:after="160"/>
+      </w:pPr>
+      <w:r>
+        <w:rPr>
+          <w:sz w:val="21"/>
+          <w:szCs w:val="21"/>
+        </w:rPr>
+        <w:t xml:space="preserve">Aproveitem! 💪</w:t>
       </w:r>
     </w:p>
     <w:p>
@@ -2202,6 +3289,7 @@
     <w:p>
       <w:pPr>
         <w:pStyle w:val="Heading2"/>
+        <w:keepNext/>
         <w:spacing w:after="150" w:before="300"/>
       </w:pPr>
       <w:r>
@@ -2210,7 +3298,7 @@
     </w:p>
     <w:p>
       <w:pPr>
-        <w:spacing w:after="120"/>
+        <w:spacing w:after="160"/>
       </w:pPr>
       <w:r>
         <w:rPr>
@@ -2222,7 +3310,7 @@
     </w:p>
     <w:p>
       <w:pPr>
-        <w:spacing w:after="120"/>
+        <w:spacing w:after="160"/>
       </w:pPr>
       <w:r>
         <w:rPr>
@@ -2234,7 +3322,7 @@
     </w:p>
     <w:p>
       <w:pPr>
-        <w:spacing w:after="120"/>
+        <w:spacing w:after="160"/>
       </w:pPr>
       <w:r>
         <w:rPr>
@@ -2246,7 +3334,19 @@
     </w:p>
     <w:p>
       <w:pPr>
-        <w:spacing w:after="120"/>
+        <w:spacing w:after="160"/>
+      </w:pPr>
+      <w:r>
+        <w:rPr>
+          <w:sz w:val="21"/>
+          <w:szCs w:val="21"/>
+        </w:rPr>
+        <w:t xml:space="preserve">Por que esse conteúdo é tão valioso para você, síndico?</w:t>
+      </w:r>
+    </w:p>
+    <w:p>
+      <w:pPr>
+        <w:spacing w:after="160"/>
       </w:pPr>
       <w:r>
         <w:rPr>
@@ -2258,41 +3358,31 @@
     </w:p>
     <w:p>
       <w:pPr>
-        <w:spacing w:after="120"/>
-      </w:pPr>
-      <w:r>
-        <w:rPr>
-          <w:sz w:val="21"/>
-          <w:szCs w:val="21"/>
-        </w:rPr>
-        <w:t xml:space="preserve">Se isso te interessou, lê o artigo na íntegra:</w:t>
-      </w:r>
-    </w:p>
-    <w:p>
-      <w:pPr>
-        <w:spacing w:after="120"/>
-      </w:pPr>
-      <w:r>
-        <w:rPr>
-          <w:sz w:val="21"/>
-          <w:szCs w:val="21"/>
-        </w:rPr>
-        <w:t xml:space="preserve">🔗 </w:t>
-      </w:r>
-      <w:hyperlink w:history="1" r:id="rId43abbf2o_afenm24nmosn">
-        <w:r>
-          <w:rPr>
-            <w:rStyle w:val="Hyperlink"/>
-            <w:sz w:val="21"/>
-            <w:szCs w:val="21"/>
-          </w:rPr>
-          <w:t xml:space="preserve">https://www.elevags.com.br/blog/como-transformar-a-prestacao-de-contas-em-argumento-de-renovacao</w:t>
-        </w:r>
-      </w:hyperlink>
-    </w:p>
-    <w:p>
-      <w:pPr>
-        <w:spacing w:after="120"/>
+        <w:spacing w:after="160"/>
+      </w:pPr>
+      <w:r>
+        <w:rPr>
+          <w:sz w:val="21"/>
+          <w:szCs w:val="21"/>
+        </w:rPr>
+        <w:t xml:space="preserve">Se interessou? Toque no link abaixo e boa leitura! 👇</w:t>
+      </w:r>
+    </w:p>
+    <w:p>
+      <w:pPr>
+        <w:spacing w:after="160"/>
+      </w:pPr>
+      <w:r>
+        <w:rPr>
+          <w:sz w:val="21"/>
+          <w:szCs w:val="21"/>
+        </w:rPr>
+        <w:t xml:space="preserve">🔗 https://www.elevags.com.br/blog/como-transformar-a-prestacao-de-contas-em-argumento-de-renovacao</w:t>
+      </w:r>
+    </w:p>
+    <w:p>
+      <w:pPr>
+        <w:spacing w:after="160"/>
       </w:pPr>
       <w:r>
         <w:rPr>
@@ -2304,29 +3394,19 @@
     </w:p>
     <w:p>
       <w:pPr>
-        <w:spacing w:after="120"/>
-      </w:pPr>
-      <w:r>
-        <w:rPr>
-          <w:sz w:val="21"/>
-          <w:szCs w:val="21"/>
-        </w:rPr>
-        <w:t xml:space="preserve">🔗 </w:t>
-      </w:r>
-      <w:hyperlink w:history="1" r:id="rIdoo9w9oopvvuderfajqn-8">
-        <w:r>
-          <w:rPr>
-            <w:rStyle w:val="Hyperlink"/>
-            <w:sz w:val="21"/>
-            <w:szCs w:val="21"/>
-          </w:rPr>
-          <w:t xml:space="preserve">https://www.elevags.com.br/cursos-de-sindico-profissional-a-gestor-de-ativos</w:t>
-        </w:r>
-      </w:hyperlink>
-    </w:p>
-    <w:p>
-      <w:pPr>
-        <w:spacing w:after="120"/>
+        <w:spacing w:after="160"/>
+      </w:pPr>
+      <w:r>
+        <w:rPr>
+          <w:sz w:val="21"/>
+          <w:szCs w:val="21"/>
+        </w:rPr>
+        <w:t xml:space="preserve">🔗 https://www.elevags.com.br/cursos-de-sindico-profissional-a-gestor-de-ativos</w:t>
+      </w:r>
+    </w:p>
+    <w:p>
+      <w:pPr>
+        <w:spacing w:after="160"/>
       </w:pPr>
       <w:r>
         <w:rPr>
@@ -2347,37 +3427,143 @@
     <w:p>
       <w:pPr>
         <w:pStyle w:val="Heading2"/>
+        <w:keepNext/>
         <w:spacing w:after="150" w:before="300"/>
       </w:pPr>
       <w:r>
-        <w:t xml:space="preserve">Semana 4 de janeiro/2027 — Podcast, Ep. 19 — PENDENTE</w:t>
-      </w:r>
-    </w:p>
-    <w:p>
-      <w:pPr>
-        <w:spacing w:after="120"/>
-      </w:pPr>
-      <w:r>
-        <w:rPr>
-          <w:i/>
-          <w:iCs/>
-          <w:color w:val="8a6d1f"/>
-          <w:sz w:val="20"/>
-          <w:szCs w:val="20"/>
-        </w:rPr>
-        <w:t xml:space="preserve">[Preencher antes de publicar — mesma estrutura acima.]</w:t>
-      </w:r>
-    </w:p>
-    <w:p>
-      <w:pPr>
-        <w:spacing w:after="120"/>
-      </w:pPr>
-      <w:r>
-        <w:rPr>
-          <w:sz w:val="21"/>
-          <w:szCs w:val="21"/>
-        </w:rPr>
-        <w:t xml:space="preserve">Link do episódio: https://open.spotify.com/episode/0Grik8iEXlvlHcRoSRQxRn</w:t>
+        <w:t xml:space="preserve">Semana 4 de janeiro/2027 — Podcast, Ep. 19</w:t>
+      </w:r>
+    </w:p>
+    <w:p>
+      <w:pPr>
+        <w:spacing w:after="160"/>
+      </w:pPr>
+      <w:r>
+        <w:rPr>
+          <w:sz w:val="21"/>
+          <w:szCs w:val="21"/>
+        </w:rPr>
+        <w:t xml:space="preserve">Boa noite, síndicos de alta performance! 👋</w:t>
+      </w:r>
+    </w:p>
+    <w:p>
+      <w:pPr>
+        <w:spacing w:after="160"/>
+      </w:pPr>
+      <w:r>
+        <w:rPr>
+          <w:sz w:val="21"/>
+          <w:szCs w:val="21"/>
+        </w:rPr>
+        <w:t xml:space="preserve">Segue uma sugestão de áudio para o dia.</w:t>
+      </w:r>
+    </w:p>
+    <w:p>
+      <w:pPr>
+        <w:spacing w:after="160"/>
+      </w:pPr>
+      <w:r>
+        <w:rPr>
+          <w:sz w:val="21"/>
+          <w:szCs w:val="21"/>
+        </w:rPr>
+        <w:t xml:space="preserve">O episódio 19: "O que o mundo ensina", da Temporada 2 do podcast Síndicos, aborda o que outros países já mostraram sobre o momento que o Brasil vive agora.</w:t>
+      </w:r>
+    </w:p>
+    <w:p>
+      <w:pPr>
+        <w:spacing w:after="160"/>
+      </w:pPr>
+      <w:r>
+        <w:rPr>
+          <w:sz w:val="21"/>
+          <w:szCs w:val="21"/>
+        </w:rPr>
+        <w:t xml:space="preserve">Oito países já passaram pelo ponto de inflexão que o Brasil vive agora, e a trajetória deles é inequívoca. Neste episódio, as convergências que se repetem nos oito, competência verificável por um terceiro, mercado que antecipa a lei, e por que o pioneiro não perde posição quando a regra chega.</w:t>
+      </w:r>
+    </w:p>
+    <w:p>
+      <w:pPr>
+        <w:spacing w:after="160"/>
+      </w:pPr>
+      <w:r>
+        <w:rPr>
+          <w:sz w:val="21"/>
+          <w:szCs w:val="21"/>
+        </w:rPr>
+        <w:t xml:space="preserve">Por que esse conteúdo é tão valioso para você, síndico?</w:t>
+      </w:r>
+    </w:p>
+    <w:p>
+      <w:pPr>
+        <w:spacing w:after="160"/>
+      </w:pPr>
+      <w:r>
+        <w:rPr>
+          <w:sz w:val="21"/>
+          <w:szCs w:val="21"/>
+        </w:rPr>
+        <w:t xml:space="preserve">Porque quem se profissionaliza antes da regulamentação chegar não perde espaço quando ela chega, ganha vantagem, como já aconteceu em outros oito países.</w:t>
+      </w:r>
+    </w:p>
+    <w:p>
+      <w:pPr>
+        <w:spacing w:after="160"/>
+      </w:pPr>
+      <w:r>
+        <w:rPr>
+          <w:sz w:val="21"/>
+          <w:szCs w:val="21"/>
+        </w:rPr>
+        <w:t xml:space="preserve">Se interessou? Toque no link abaixo e boa escuta! 👇</w:t>
+      </w:r>
+    </w:p>
+    <w:p>
+      <w:pPr>
+        <w:spacing w:after="160"/>
+      </w:pPr>
+      <w:r>
+        <w:rPr>
+          <w:sz w:val="21"/>
+          <w:szCs w:val="21"/>
+        </w:rPr>
+        <w:t xml:space="preserve">🔗 https://open.spotify.com/episode/0Grik8iEXlvlHcRoSRQxRn</w:t>
+      </w:r>
+    </w:p>
+    <w:p>
+      <w:pPr>
+        <w:spacing w:after="160"/>
+      </w:pPr>
+      <w:r>
+        <w:rPr>
+          <w:sz w:val="21"/>
+          <w:szCs w:val="21"/>
+        </w:rPr>
+        <w:t xml:space="preserve">E se você quer aprofundar no método com 41 casos reais de síndicos que já estruturaram isso, conheça o curso avançado para síndico profissional:</w:t>
+      </w:r>
+    </w:p>
+    <w:p>
+      <w:pPr>
+        <w:spacing w:after="160"/>
+      </w:pPr>
+      <w:r>
+        <w:rPr>
+          <w:sz w:val="21"/>
+          <w:szCs w:val="21"/>
+        </w:rPr>
+        <w:t xml:space="preserve">🔗 https://www.elevags.com.br/cursos-de-sindico-profissional-a-gestor-de-ativos</w:t>
+      </w:r>
+    </w:p>
+    <w:p>
+      <w:pPr>
+        <w:spacing w:after="160"/>
+      </w:pPr>
+      <w:r>
+        <w:rPr>
+          <w:sz w:val="21"/>
+          <w:szCs w:val="21"/>
+        </w:rPr>
+        <w:t xml:space="preserve">Aproveitem! 💪</w:t>
       </w:r>
     </w:p>
     <w:p>
@@ -2391,6 +3577,7 @@
     <w:p>
       <w:pPr>
         <w:pStyle w:val="Heading2"/>
+        <w:keepNext/>
         <w:spacing w:after="150" w:before="300"/>
       </w:pPr>
       <w:r>
@@ -2399,7 +3586,7 @@
     </w:p>
     <w:p>
       <w:pPr>
-        <w:spacing w:after="120"/>
+        <w:spacing w:after="160"/>
       </w:pPr>
       <w:r>
         <w:rPr>
@@ -2411,7 +3598,7 @@
     </w:p>
     <w:p>
       <w:pPr>
-        <w:spacing w:after="120"/>
+        <w:spacing w:after="160"/>
       </w:pPr>
       <w:r>
         <w:rPr>
@@ -2423,7 +3610,7 @@
     </w:p>
     <w:p>
       <w:pPr>
-        <w:spacing w:after="120"/>
+        <w:spacing w:after="160"/>
       </w:pPr>
       <w:r>
         <w:rPr>
@@ -2435,53 +3622,55 @@
     </w:p>
     <w:p>
       <w:pPr>
-        <w:spacing w:after="120"/>
-      </w:pPr>
-      <w:r>
-        <w:rPr>
-          <w:sz w:val="21"/>
-          <w:szCs w:val="21"/>
-        </w:rPr>
-        <w:t xml:space="preserve">O síndico que só olha pra duas ou três dessas áreas administra contrato. O que olha pras nove conduz patrimônio, e é exatamente essa diferença que sustenta um honorário maior.</w:t>
-      </w:r>
-    </w:p>
-    <w:p>
-      <w:pPr>
-        <w:spacing w:after="120"/>
-      </w:pPr>
-      <w:r>
-        <w:rPr>
-          <w:sz w:val="21"/>
-          <w:szCs w:val="21"/>
-        </w:rPr>
-        <w:t xml:space="preserve">Se isso te interessou, lê o artigo na íntegra:</w:t>
-      </w:r>
-    </w:p>
-    <w:p>
-      <w:pPr>
-        <w:spacing w:after="120"/>
-      </w:pPr>
-      <w:r>
-        <w:rPr>
-          <w:sz w:val="21"/>
-          <w:szCs w:val="21"/>
-        </w:rPr>
-        <w:t xml:space="preserve">🔗 </w:t>
-      </w:r>
-      <w:hyperlink w:history="1" r:id="rIdkkmegcghdoyiodute4jcs">
-        <w:r>
-          <w:rPr>
-            <w:rStyle w:val="Hyperlink"/>
-            <w:sz w:val="21"/>
-            <w:szCs w:val="21"/>
-          </w:rPr>
-          <w:t xml:space="preserve">https://www.elevags.com.br/blog/o-mapa-estrategico-do-sindico-nove-areas-e-quatro-paineis</w:t>
-        </w:r>
-      </w:hyperlink>
-    </w:p>
-    <w:p>
-      <w:pPr>
-        <w:spacing w:after="120"/>
+        <w:spacing w:after="160"/>
+      </w:pPr>
+      <w:r>
+        <w:rPr>
+          <w:sz w:val="21"/>
+          <w:szCs w:val="21"/>
+        </w:rPr>
+        <w:t xml:space="preserve">Por que esse conteúdo é tão valioso para você, síndico?</w:t>
+      </w:r>
+    </w:p>
+    <w:p>
+      <w:pPr>
+        <w:spacing w:after="160"/>
+      </w:pPr>
+      <w:r>
+        <w:rPr>
+          <w:sz w:val="21"/>
+          <w:szCs w:val="21"/>
+        </w:rPr>
+        <w:t xml:space="preserve">O síndico que só olha para duas ou três dessas áreas administra contrato. O que olha para as nove conduz patrimônio, e é exatamente essa diferença que sustenta um honorário maior.</w:t>
+      </w:r>
+    </w:p>
+    <w:p>
+      <w:pPr>
+        <w:spacing w:after="160"/>
+      </w:pPr>
+      <w:r>
+        <w:rPr>
+          <w:sz w:val="21"/>
+          <w:szCs w:val="21"/>
+        </w:rPr>
+        <w:t xml:space="preserve">Se interessou? Toque no link abaixo e boa leitura! 👇</w:t>
+      </w:r>
+    </w:p>
+    <w:p>
+      <w:pPr>
+        <w:spacing w:after="160"/>
+      </w:pPr>
+      <w:r>
+        <w:rPr>
+          <w:sz w:val="21"/>
+          <w:szCs w:val="21"/>
+        </w:rPr>
+        <w:t xml:space="preserve">🔗 https://www.elevags.com.br/blog/o-mapa-estrategico-do-sindico-nove-areas-e-quatro-paineis</w:t>
+      </w:r>
+    </w:p>
+    <w:p>
+      <w:pPr>
+        <w:spacing w:after="160"/>
       </w:pPr>
       <w:r>
         <w:rPr>
@@ -2493,29 +3682,19 @@
     </w:p>
     <w:p>
       <w:pPr>
-        <w:spacing w:after="120"/>
-      </w:pPr>
-      <w:r>
-        <w:rPr>
-          <w:sz w:val="21"/>
-          <w:szCs w:val="21"/>
-        </w:rPr>
-        <w:t xml:space="preserve">🔗 </w:t>
-      </w:r>
-      <w:hyperlink w:history="1" r:id="rIdg0sh886gk4ljdbrnrsggg">
-        <w:r>
-          <w:rPr>
-            <w:rStyle w:val="Hyperlink"/>
-            <w:sz w:val="21"/>
-            <w:szCs w:val="21"/>
-          </w:rPr>
-          <w:t xml:space="preserve">https://www.elevags.com.br/cursos-de-sindico-profissional-a-gestor-de-ativos</w:t>
-        </w:r>
-      </w:hyperlink>
-    </w:p>
-    <w:p>
-      <w:pPr>
-        <w:spacing w:after="120"/>
+        <w:spacing w:after="160"/>
+      </w:pPr>
+      <w:r>
+        <w:rPr>
+          <w:sz w:val="21"/>
+          <w:szCs w:val="21"/>
+        </w:rPr>
+        <w:t xml:space="preserve">🔗 https://www.elevags.com.br/cursos-de-sindico-profissional-a-gestor-de-ativos</w:t>
+      </w:r>
+    </w:p>
+    <w:p>
+      <w:pPr>
+        <w:spacing w:after="160"/>
       </w:pPr>
       <w:r>
         <w:rPr>
@@ -2536,37 +3715,143 @@
     <w:p>
       <w:pPr>
         <w:pStyle w:val="Heading2"/>
+        <w:keepNext/>
         <w:spacing w:after="150" w:before="300"/>
       </w:pPr>
       <w:r>
-        <w:t xml:space="preserve">Semana 2 de fevereiro/2027 — Podcast, Ep. 20 — PENDENTE</w:t>
-      </w:r>
-    </w:p>
-    <w:p>
-      <w:pPr>
-        <w:spacing w:after="120"/>
-      </w:pPr>
-      <w:r>
-        <w:rPr>
-          <w:i/>
-          <w:iCs/>
-          <w:color w:val="8a6d1f"/>
-          <w:sz w:val="20"/>
-          <w:szCs w:val="20"/>
-        </w:rPr>
-        <w:t xml:space="preserve">[Preencher antes de publicar — mesma estrutura acima.]</w:t>
-      </w:r>
-    </w:p>
-    <w:p>
-      <w:pPr>
-        <w:spacing w:after="120"/>
-      </w:pPr>
-      <w:r>
-        <w:rPr>
-          <w:sz w:val="21"/>
-          <w:szCs w:val="21"/>
-        </w:rPr>
-        <w:t xml:space="preserve">Link do episódio: https://open.spotify.com/episode/0Owth7zWFFNH9qc5k2uNGZ</w:t>
+        <w:t xml:space="preserve">Semana 2 de fevereiro/2027 — Podcast, Ep. 20</w:t>
+      </w:r>
+    </w:p>
+    <w:p>
+      <w:pPr>
+        <w:spacing w:after="160"/>
+      </w:pPr>
+      <w:r>
+        <w:rPr>
+          <w:sz w:val="21"/>
+          <w:szCs w:val="21"/>
+        </w:rPr>
+        <w:t xml:space="preserve">Boa noite, síndicos de alta performance! 👋</w:t>
+      </w:r>
+    </w:p>
+    <w:p>
+      <w:pPr>
+        <w:spacing w:after="160"/>
+      </w:pPr>
+      <w:r>
+        <w:rPr>
+          <w:sz w:val="21"/>
+          <w:szCs w:val="21"/>
+        </w:rPr>
+        <w:t xml:space="preserve">Segue uma sugestão de áudio para o dia.</w:t>
+      </w:r>
+    </w:p>
+    <w:p>
+      <w:pPr>
+        <w:spacing w:after="160"/>
+      </w:pPr>
+      <w:r>
+        <w:rPr>
+          <w:sz w:val="21"/>
+          <w:szCs w:val="21"/>
+        </w:rPr>
+        <w:t xml:space="preserve">O episódio 20: "A base invisível", da Temporada 2 do podcast Síndicos, aborda um tema que sustenta toda a performance do síndico.</w:t>
+      </w:r>
+    </w:p>
+    <w:p>
+      <w:pPr>
+        <w:spacing w:after="160"/>
+      </w:pPr>
+      <w:r>
+        <w:rPr>
+          <w:sz w:val="21"/>
+          <w:szCs w:val="21"/>
+        </w:rPr>
+        <w:t xml:space="preserve">Para quem fala de alta performance, a saúde mental do síndico não é tema humanitário, é técnico. Neste episódio, por que o esgotamento degrada exatamente as capacidades que o método exige, e por que a saúde mental não compete com a performance, é a condição de ela durar. Tema sensível, se estiver passando por isso, vale procurar apoio profissional.</w:t>
+      </w:r>
+    </w:p>
+    <w:p>
+      <w:pPr>
+        <w:spacing w:after="160"/>
+      </w:pPr>
+      <w:r>
+        <w:rPr>
+          <w:sz w:val="21"/>
+          <w:szCs w:val="21"/>
+        </w:rPr>
+        <w:t xml:space="preserve">Por que esse conteúdo é tão valioso para você, síndico?</w:t>
+      </w:r>
+    </w:p>
+    <w:p>
+      <w:pPr>
+        <w:spacing w:after="160"/>
+      </w:pPr>
+      <w:r>
+        <w:rPr>
+          <w:sz w:val="21"/>
+          <w:szCs w:val="21"/>
+        </w:rPr>
+        <w:t xml:space="preserve">Porque nenhum método sustenta resultado sobre uma base esgotada. Cuidar da saúde mental é o que garante que a performance dure, e não só apareça por um momento.</w:t>
+      </w:r>
+    </w:p>
+    <w:p>
+      <w:pPr>
+        <w:spacing w:after="160"/>
+      </w:pPr>
+      <w:r>
+        <w:rPr>
+          <w:sz w:val="21"/>
+          <w:szCs w:val="21"/>
+        </w:rPr>
+        <w:t xml:space="preserve">Se interessou? Toque no link abaixo e boa escuta! 👇</w:t>
+      </w:r>
+    </w:p>
+    <w:p>
+      <w:pPr>
+        <w:spacing w:after="160"/>
+      </w:pPr>
+      <w:r>
+        <w:rPr>
+          <w:sz w:val="21"/>
+          <w:szCs w:val="21"/>
+        </w:rPr>
+        <w:t xml:space="preserve">🔗 https://open.spotify.com/episode/0Owth7zWFFNH9qc5k2uNGZ</w:t>
+      </w:r>
+    </w:p>
+    <w:p>
+      <w:pPr>
+        <w:spacing w:after="160"/>
+      </w:pPr>
+      <w:r>
+        <w:rPr>
+          <w:sz w:val="21"/>
+          <w:szCs w:val="21"/>
+        </w:rPr>
+        <w:t xml:space="preserve">E se você quer aprofundar no método com 41 casos reais de síndicos que já estruturaram isso, conheça o curso avançado para síndico profissional:</w:t>
+      </w:r>
+    </w:p>
+    <w:p>
+      <w:pPr>
+        <w:spacing w:after="160"/>
+      </w:pPr>
+      <w:r>
+        <w:rPr>
+          <w:sz w:val="21"/>
+          <w:szCs w:val="21"/>
+        </w:rPr>
+        <w:t xml:space="preserve">🔗 https://www.elevags.com.br/cursos-de-sindico-profissional-a-gestor-de-ativos</w:t>
+      </w:r>
+    </w:p>
+    <w:p>
+      <w:pPr>
+        <w:spacing w:after="160"/>
+      </w:pPr>
+      <w:r>
+        <w:rPr>
+          <w:sz w:val="21"/>
+          <w:szCs w:val="21"/>
+        </w:rPr>
+        <w:t xml:space="preserve">Aproveitem! 💪</w:t>
       </w:r>
     </w:p>
     <w:p>
@@ -2580,6 +3865,7 @@
     <w:p>
       <w:pPr>
         <w:pStyle w:val="Heading2"/>
+        <w:keepNext/>
         <w:spacing w:after="150" w:before="300"/>
       </w:pPr>
       <w:r>
@@ -2588,7 +3874,7 @@
     </w:p>
     <w:p>
       <w:pPr>
-        <w:spacing w:after="120"/>
+        <w:spacing w:after="160"/>
       </w:pPr>
       <w:r>
         <w:rPr>
@@ -2600,7 +3886,7 @@
     </w:p>
     <w:p>
       <w:pPr>
-        <w:spacing w:after="120"/>
+        <w:spacing w:after="160"/>
       </w:pPr>
       <w:r>
         <w:rPr>
@@ -2612,19 +3898,31 @@
     </w:p>
     <w:p>
       <w:pPr>
-        <w:spacing w:after="120"/>
-      </w:pPr>
-      <w:r>
-        <w:rPr>
-          <w:sz w:val="21"/>
-          <w:szCs w:val="21"/>
-        </w:rPr>
-        <w:t xml:space="preserve">O artigo escrito por Giuliano Spolavori aborda como educar o cliente a avaliar resultado em vez de presença, mudando a régua que o conselho usa pra julgar se o síndico está fazendo um bom trabalho.</w:t>
-      </w:r>
-    </w:p>
-    <w:p>
-      <w:pPr>
-        <w:spacing w:after="120"/>
+        <w:spacing w:after="160"/>
+      </w:pPr>
+      <w:r>
+        <w:rPr>
+          <w:sz w:val="21"/>
+          <w:szCs w:val="21"/>
+        </w:rPr>
+        <w:t xml:space="preserve">O artigo escrito por Giuliano Spolavori aborda como educar o cliente a avaliar resultado em vez de presença, mudando a régua que o conselho usa para julgar se o síndico está fazendo um bom trabalho.</w:t>
+      </w:r>
+    </w:p>
+    <w:p>
+      <w:pPr>
+        <w:spacing w:after="160"/>
+      </w:pPr>
+      <w:r>
+        <w:rPr>
+          <w:sz w:val="21"/>
+          <w:szCs w:val="21"/>
+        </w:rPr>
+        <w:t xml:space="preserve">Por que esse conteúdo é tão valioso para você, síndico?</w:t>
+      </w:r>
+    </w:p>
+    <w:p>
+      <w:pPr>
+        <w:spacing w:after="160"/>
       </w:pPr>
       <w:r>
         <w:rPr>
@@ -2636,41 +3934,31 @@
     </w:p>
     <w:p>
       <w:pPr>
-        <w:spacing w:after="120"/>
-      </w:pPr>
-      <w:r>
-        <w:rPr>
-          <w:sz w:val="21"/>
-          <w:szCs w:val="21"/>
-        </w:rPr>
-        <w:t xml:space="preserve">Se isso te interessou, lê o artigo na íntegra:</w:t>
-      </w:r>
-    </w:p>
-    <w:p>
-      <w:pPr>
-        <w:spacing w:after="120"/>
-      </w:pPr>
-      <w:r>
-        <w:rPr>
-          <w:sz w:val="21"/>
-          <w:szCs w:val="21"/>
-        </w:rPr>
-        <w:t xml:space="preserve">🔗 </w:t>
-      </w:r>
-      <w:hyperlink w:history="1" r:id="rIdtzt4y1hltoqe65ymcfhe_">
-        <w:r>
-          <w:rPr>
-            <w:rStyle w:val="Hyperlink"/>
-            <w:sz w:val="21"/>
-            <w:szCs w:val="21"/>
-          </w:rPr>
-          <w:t xml:space="preserve">https://www.elevags.com.br/blog/como-educar-o-cliente-a-avaliar-resultado-em-vez-de-presenca</w:t>
-        </w:r>
-      </w:hyperlink>
-    </w:p>
-    <w:p>
-      <w:pPr>
-        <w:spacing w:after="120"/>
+        <w:spacing w:after="160"/>
+      </w:pPr>
+      <w:r>
+        <w:rPr>
+          <w:sz w:val="21"/>
+          <w:szCs w:val="21"/>
+        </w:rPr>
+        <w:t xml:space="preserve">Se interessou? Toque no link abaixo e boa leitura! 👇</w:t>
+      </w:r>
+    </w:p>
+    <w:p>
+      <w:pPr>
+        <w:spacing w:after="160"/>
+      </w:pPr>
+      <w:r>
+        <w:rPr>
+          <w:sz w:val="21"/>
+          <w:szCs w:val="21"/>
+        </w:rPr>
+        <w:t xml:space="preserve">🔗 https://www.elevags.com.br/blog/como-educar-o-cliente-a-avaliar-resultado-em-vez-de-presenca</w:t>
+      </w:r>
+    </w:p>
+    <w:p>
+      <w:pPr>
+        <w:spacing w:after="160"/>
       </w:pPr>
       <w:r>
         <w:rPr>
@@ -2682,29 +3970,19 @@
     </w:p>
     <w:p>
       <w:pPr>
-        <w:spacing w:after="120"/>
-      </w:pPr>
-      <w:r>
-        <w:rPr>
-          <w:sz w:val="21"/>
-          <w:szCs w:val="21"/>
-        </w:rPr>
-        <w:t xml:space="preserve">🔗 </w:t>
-      </w:r>
-      <w:hyperlink w:history="1" r:id="rId-c0iqhckm7dq1pg-a9frf">
-        <w:r>
-          <w:rPr>
-            <w:rStyle w:val="Hyperlink"/>
-            <w:sz w:val="21"/>
-            <w:szCs w:val="21"/>
-          </w:rPr>
-          <w:t xml:space="preserve">https://www.elevags.com.br/cursos-de-sindico-profissional-a-gestor-de-ativos</w:t>
-        </w:r>
-      </w:hyperlink>
-    </w:p>
-    <w:p>
-      <w:pPr>
-        <w:spacing w:after="120"/>
+        <w:spacing w:after="160"/>
+      </w:pPr>
+      <w:r>
+        <w:rPr>
+          <w:sz w:val="21"/>
+          <w:szCs w:val="21"/>
+        </w:rPr>
+        <w:t xml:space="preserve">🔗 https://www.elevags.com.br/cursos-de-sindico-profissional-a-gestor-de-ativos</w:t>
+      </w:r>
+    </w:p>
+    <w:p>
+      <w:pPr>
+        <w:spacing w:after="160"/>
       </w:pPr>
       <w:r>
         <w:rPr>
@@ -2725,37 +4003,143 @@
     <w:p>
       <w:pPr>
         <w:pStyle w:val="Heading2"/>
+        <w:keepNext/>
         <w:spacing w:after="150" w:before="300"/>
       </w:pPr>
       <w:r>
-        <w:t xml:space="preserve">Semana 4 de fevereiro/2027 — Podcast, Ep. 21 — PENDENTE (último episódio da Temporada 2 na lista)</w:t>
-      </w:r>
-    </w:p>
-    <w:p>
-      <w:pPr>
-        <w:spacing w:after="120"/>
-      </w:pPr>
-      <w:r>
-        <w:rPr>
-          <w:i/>
-          <w:iCs/>
-          <w:color w:val="8a6d1f"/>
-          <w:sz w:val="20"/>
-          <w:szCs w:val="20"/>
-        </w:rPr>
-        <w:t xml:space="preserve">[Preencher antes de publicar — mesma estrutura acima.]</w:t>
-      </w:r>
-    </w:p>
-    <w:p>
-      <w:pPr>
-        <w:spacing w:after="120"/>
-      </w:pPr>
-      <w:r>
-        <w:rPr>
-          <w:sz w:val="21"/>
-          <w:szCs w:val="21"/>
-        </w:rPr>
-        <w:t xml:space="preserve">Link do episódio: https://open.spotify.com/episode/0cSSlafzzhH9Gt1ZILMQeJ</w:t>
+        <w:t xml:space="preserve">Semana 4 de fevereiro/2027 — Podcast, Ep. 21 (último episódio da Temporada 2 na lista)</w:t>
+      </w:r>
+    </w:p>
+    <w:p>
+      <w:pPr>
+        <w:spacing w:after="160"/>
+      </w:pPr>
+      <w:r>
+        <w:rPr>
+          <w:sz w:val="21"/>
+          <w:szCs w:val="21"/>
+        </w:rPr>
+        <w:t xml:space="preserve">Boa noite, síndicos de alta performance! 👋</w:t>
+      </w:r>
+    </w:p>
+    <w:p>
+      <w:pPr>
+        <w:spacing w:after="160"/>
+      </w:pPr>
+      <w:r>
+        <w:rPr>
+          <w:sz w:val="21"/>
+          <w:szCs w:val="21"/>
+        </w:rPr>
+        <w:t xml:space="preserve">Segue uma sugestão de áudio para o dia.</w:t>
+      </w:r>
+    </w:p>
+    <w:p>
+      <w:pPr>
+        <w:spacing w:after="160"/>
+      </w:pPr>
+      <w:r>
+        <w:rPr>
+          <w:sz w:val="21"/>
+          <w:szCs w:val="21"/>
+        </w:rPr>
+        <w:t xml:space="preserve">O episódio 21: "Doze meses", da Temporada 2 do podcast Síndicos, aborda o tempo real da travessia de executor a Gestor de Ativos.</w:t>
+      </w:r>
+    </w:p>
+    <w:p>
+      <w:pPr>
+        <w:spacing w:after="160"/>
+      </w:pPr>
+      <w:r>
+        <w:rPr>
+          <w:sz w:val="21"/>
+          <w:szCs w:val="21"/>
+        </w:rPr>
+        <w:t xml:space="preserve">A travessia de executor a Gestor de Ativos cabe em doze meses, mas é a sequência, não a quantidade de esforço, que decide se transformam ou apenas cansam. Neste episódio, por que a ordem importa mais que a velocidade, e os quatro trimestres que constroem um sobre o outro.</w:t>
+      </w:r>
+    </w:p>
+    <w:p>
+      <w:pPr>
+        <w:spacing w:after="160"/>
+      </w:pPr>
+      <w:r>
+        <w:rPr>
+          <w:sz w:val="21"/>
+          <w:szCs w:val="21"/>
+        </w:rPr>
+        <w:t xml:space="preserve">Por que esse conteúdo é tão valioso para você, síndico?</w:t>
+      </w:r>
+    </w:p>
+    <w:p>
+      <w:pPr>
+        <w:spacing w:after="160"/>
+      </w:pPr>
+      <w:r>
+        <w:rPr>
+          <w:sz w:val="21"/>
+          <w:szCs w:val="21"/>
+        </w:rPr>
+        <w:t xml:space="preserve">Porque esforço na ordem errada cansa sem transformar. Entender a sequência dos quatro trimestres é o que garante que os doze meses realmente construam alguma coisa.</w:t>
+      </w:r>
+    </w:p>
+    <w:p>
+      <w:pPr>
+        <w:spacing w:after="160"/>
+      </w:pPr>
+      <w:r>
+        <w:rPr>
+          <w:sz w:val="21"/>
+          <w:szCs w:val="21"/>
+        </w:rPr>
+        <w:t xml:space="preserve">Se interessou? Toque no link abaixo e boa escuta! 👇</w:t>
+      </w:r>
+    </w:p>
+    <w:p>
+      <w:pPr>
+        <w:spacing w:after="160"/>
+      </w:pPr>
+      <w:r>
+        <w:rPr>
+          <w:sz w:val="21"/>
+          <w:szCs w:val="21"/>
+        </w:rPr>
+        <w:t xml:space="preserve">🔗 https://open.spotify.com/episode/0cSSlafzzhH9Gt1ZILMQeJ</w:t>
+      </w:r>
+    </w:p>
+    <w:p>
+      <w:pPr>
+        <w:spacing w:after="160"/>
+      </w:pPr>
+      <w:r>
+        <w:rPr>
+          <w:sz w:val="21"/>
+          <w:szCs w:val="21"/>
+        </w:rPr>
+        <w:t xml:space="preserve">E se você quer aprofundar no método com 41 casos reais de síndicos que já estruturaram isso, conheça o curso avançado para síndico profissional:</w:t>
+      </w:r>
+    </w:p>
+    <w:p>
+      <w:pPr>
+        <w:spacing w:after="160"/>
+      </w:pPr>
+      <w:r>
+        <w:rPr>
+          <w:sz w:val="21"/>
+          <w:szCs w:val="21"/>
+        </w:rPr>
+        <w:t xml:space="preserve">🔗 https://www.elevags.com.br/cursos-de-sindico-profissional-a-gestor-de-ativos</w:t>
+      </w:r>
+    </w:p>
+    <w:p>
+      <w:pPr>
+        <w:spacing w:after="160"/>
+      </w:pPr>
+      <w:r>
+        <w:rPr>
+          <w:sz w:val="21"/>
+          <w:szCs w:val="21"/>
+        </w:rPr>
+        <w:t xml:space="preserve">Aproveitem! 💪</w:t>
       </w:r>
     </w:p>
     <w:p>
@@ -2769,6 +4153,7 @@
     <w:p>
       <w:pPr>
         <w:pStyle w:val="Heading2"/>
+        <w:keepNext/>
         <w:spacing w:after="150" w:before="300"/>
       </w:pPr>
       <w:r>
@@ -2777,7 +4162,7 @@
     </w:p>
     <w:p>
       <w:pPr>
-        <w:spacing w:after="120"/>
+        <w:spacing w:after="160"/>
       </w:pPr>
       <w:r>
         <w:rPr>
@@ -2789,7 +4174,7 @@
     </w:p>
     <w:p>
       <w:pPr>
-        <w:spacing w:after="120"/>
+        <w:spacing w:after="160"/>
       </w:pPr>
       <w:r>
         <w:rPr>
@@ -2801,7 +4186,7 @@
     </w:p>
     <w:p>
       <w:pPr>
-        <w:spacing w:after="120"/>
+        <w:spacing w:after="160"/>
       </w:pPr>
       <w:r>
         <w:rPr>
@@ -2813,7 +4198,19 @@
     </w:p>
     <w:p>
       <w:pPr>
-        <w:spacing w:after="120"/>
+        <w:spacing w:after="160"/>
+      </w:pPr>
+      <w:r>
+        <w:rPr>
+          <w:sz w:val="21"/>
+          <w:szCs w:val="21"/>
+        </w:rPr>
+        <w:t xml:space="preserve">Por que esse conteúdo é tão valioso para você, síndico?</w:t>
+      </w:r>
+    </w:p>
+    <w:p>
+      <w:pPr>
+        <w:spacing w:after="160"/>
       </w:pPr>
       <w:r>
         <w:rPr>
@@ -2825,41 +4222,31 @@
     </w:p>
     <w:p>
       <w:pPr>
-        <w:spacing w:after="120"/>
-      </w:pPr>
-      <w:r>
-        <w:rPr>
-          <w:sz w:val="21"/>
-          <w:szCs w:val="21"/>
-        </w:rPr>
-        <w:t xml:space="preserve">Se isso te interessou, lê o artigo na íntegra:</w:t>
-      </w:r>
-    </w:p>
-    <w:p>
-      <w:pPr>
-        <w:spacing w:after="120"/>
-      </w:pPr>
-      <w:r>
-        <w:rPr>
-          <w:sz w:val="21"/>
-          <w:szCs w:val="21"/>
-        </w:rPr>
-        <w:t xml:space="preserve">🔗 </w:t>
-      </w:r>
-      <w:hyperlink w:history="1" r:id="rIdcdqtg-leilneqoolvgzc4">
-        <w:r>
-          <w:rPr>
-            <w:rStyle w:val="Hyperlink"/>
-            <w:sz w:val="21"/>
-            <w:szCs w:val="21"/>
-          </w:rPr>
-          <w:t xml:space="preserve">https://www.elevags.com.br/blog/selecao-de-carteira-por-que-recusar-tambem-e-estrategia</w:t>
-        </w:r>
-      </w:hyperlink>
-    </w:p>
-    <w:p>
-      <w:pPr>
-        <w:spacing w:after="120"/>
+        <w:spacing w:after="160"/>
+      </w:pPr>
+      <w:r>
+        <w:rPr>
+          <w:sz w:val="21"/>
+          <w:szCs w:val="21"/>
+        </w:rPr>
+        <w:t xml:space="preserve">Se interessou? Toque no link abaixo e boa leitura! 👇</w:t>
+      </w:r>
+    </w:p>
+    <w:p>
+      <w:pPr>
+        <w:spacing w:after="160"/>
+      </w:pPr>
+      <w:r>
+        <w:rPr>
+          <w:sz w:val="21"/>
+          <w:szCs w:val="21"/>
+        </w:rPr>
+        <w:t xml:space="preserve">🔗 https://www.elevags.com.br/blog/selecao-de-carteira-por-que-recusar-tambem-e-estrategia</w:t>
+      </w:r>
+    </w:p>
+    <w:p>
+      <w:pPr>
+        <w:spacing w:after="160"/>
       </w:pPr>
       <w:r>
         <w:rPr>
@@ -2871,29 +4258,19 @@
     </w:p>
     <w:p>
       <w:pPr>
-        <w:spacing w:after="120"/>
-      </w:pPr>
-      <w:r>
-        <w:rPr>
-          <w:sz w:val="21"/>
-          <w:szCs w:val="21"/>
-        </w:rPr>
-        <w:t xml:space="preserve">🔗 </w:t>
-      </w:r>
-      <w:hyperlink w:history="1" r:id="rIdpkayzlodcp9xeiqtstuqn">
-        <w:r>
-          <w:rPr>
-            <w:rStyle w:val="Hyperlink"/>
-            <w:sz w:val="21"/>
-            <w:szCs w:val="21"/>
-          </w:rPr>
-          <w:t xml:space="preserve">https://www.elevags.com.br/cursos-de-sindico-profissional-a-gestor-de-ativos</w:t>
-        </w:r>
-      </w:hyperlink>
-    </w:p>
-    <w:p>
-      <w:pPr>
-        <w:spacing w:after="120"/>
+        <w:spacing w:after="160"/>
+      </w:pPr>
+      <w:r>
+        <w:rPr>
+          <w:sz w:val="21"/>
+          <w:szCs w:val="21"/>
+        </w:rPr>
+        <w:t xml:space="preserve">🔗 https://www.elevags.com.br/cursos-de-sindico-profissional-a-gestor-de-ativos</w:t>
+      </w:r>
+    </w:p>
+    <w:p>
+      <w:pPr>
+        <w:spacing w:after="160"/>
       </w:pPr>
       <w:r>
         <w:rPr>
@@ -2914,6 +4291,7 @@
     <w:p>
       <w:pPr>
         <w:pStyle w:val="Heading2"/>
+        <w:keepNext/>
         <w:spacing w:after="150" w:before="300"/>
       </w:pPr>
       <w:r>
@@ -2922,7 +4300,7 @@
     </w:p>
     <w:p>
       <w:pPr>
-        <w:spacing w:after="120"/>
+        <w:spacing w:after="160"/>
       </w:pPr>
       <w:r>
         <w:rPr>
@@ -2934,7 +4312,7 @@
     </w:p>
     <w:p>
       <w:pPr>
-        <w:spacing w:after="120"/>
+        <w:spacing w:after="160"/>
       </w:pPr>
       <w:r>
         <w:rPr>
@@ -2946,7 +4324,7 @@
     </w:p>
     <w:p>
       <w:pPr>
-        <w:spacing w:after="120"/>
+        <w:spacing w:after="160"/>
       </w:pPr>
       <w:r>
         <w:rPr>
@@ -2958,7 +4336,19 @@
     </w:p>
     <w:p>
       <w:pPr>
-        <w:spacing w:after="120"/>
+        <w:spacing w:after="160"/>
+      </w:pPr>
+      <w:r>
+        <w:rPr>
+          <w:sz w:val="21"/>
+          <w:szCs w:val="21"/>
+        </w:rPr>
+        <w:t xml:space="preserve">Por que esse conteúdo é tão valioso para você, síndico?</w:t>
+      </w:r>
+    </w:p>
+    <w:p>
+      <w:pPr>
+        <w:spacing w:after="160"/>
       </w:pPr>
       <w:r>
         <w:rPr>
@@ -2970,75 +4360,55 @@
     </w:p>
     <w:p>
       <w:pPr>
-        <w:spacing w:after="120"/>
-      </w:pPr>
-      <w:r>
-        <w:rPr>
-          <w:sz w:val="21"/>
-          <w:szCs w:val="21"/>
-        </w:rPr>
-        <w:t xml:space="preserve">Se isso te interessou, lê o artigo na íntegra:</w:t>
-      </w:r>
-    </w:p>
-    <w:p>
-      <w:pPr>
-        <w:spacing w:after="120"/>
-      </w:pPr>
-      <w:r>
-        <w:rPr>
-          <w:sz w:val="21"/>
-          <w:szCs w:val="21"/>
-        </w:rPr>
-        <w:t xml:space="preserve">🔗 </w:t>
-      </w:r>
-      <w:hyperlink w:history="1" r:id="rId9qgc6mfxqzzd_9qjjby4r">
-        <w:r>
-          <w:rPr>
-            <w:rStyle w:val="Hyperlink"/>
-            <w:sz w:val="21"/>
-            <w:szCs w:val="21"/>
-          </w:rPr>
-          <w:t xml:space="preserve">https://www.elevags.com.br/blog/o-condominio-como-patrimonio-o-argumento-que-sustenta-o-honorario</w:t>
-        </w:r>
-      </w:hyperlink>
-    </w:p>
-    <w:p>
-      <w:pPr>
-        <w:spacing w:after="120"/>
-      </w:pPr>
-      <w:r>
-        <w:rPr>
-          <w:sz w:val="21"/>
-          <w:szCs w:val="21"/>
-        </w:rPr>
-        <w:t xml:space="preserve">E se você quer esse argumento pronto pra usar na sua próxima assembleia, conheça o curso avançado para síndico profissional:</w:t>
-      </w:r>
-    </w:p>
-    <w:p>
-      <w:pPr>
-        <w:spacing w:after="120"/>
-      </w:pPr>
-      <w:r>
-        <w:rPr>
-          <w:sz w:val="21"/>
-          <w:szCs w:val="21"/>
-        </w:rPr>
-        <w:t xml:space="preserve">🔗 </w:t>
-      </w:r>
-      <w:hyperlink w:history="1" r:id="rIdb8_dmxacfm2k0jygpsiiw">
-        <w:r>
-          <w:rPr>
-            <w:rStyle w:val="Hyperlink"/>
-            <w:sz w:val="21"/>
-            <w:szCs w:val="21"/>
-          </w:rPr>
-          <w:t xml:space="preserve">https://www.elevags.com.br/cursos-de-sindico-profissional-a-gestor-de-ativos</w:t>
-        </w:r>
-      </w:hyperlink>
-    </w:p>
-    <w:p>
-      <w:pPr>
-        <w:spacing w:after="120"/>
+        <w:spacing w:after="160"/>
+      </w:pPr>
+      <w:r>
+        <w:rPr>
+          <w:sz w:val="21"/>
+          <w:szCs w:val="21"/>
+        </w:rPr>
+        <w:t xml:space="preserve">Se interessou? Toque no link abaixo e boa leitura! 👇</w:t>
+      </w:r>
+    </w:p>
+    <w:p>
+      <w:pPr>
+        <w:spacing w:after="160"/>
+      </w:pPr>
+      <w:r>
+        <w:rPr>
+          <w:sz w:val="21"/>
+          <w:szCs w:val="21"/>
+        </w:rPr>
+        <w:t xml:space="preserve">🔗 https://www.elevags.com.br/blog/o-condominio-como-patrimonio-o-argumento-que-sustenta-o-honorario</w:t>
+      </w:r>
+    </w:p>
+    <w:p>
+      <w:pPr>
+        <w:spacing w:after="160"/>
+      </w:pPr>
+      <w:r>
+        <w:rPr>
+          <w:sz w:val="21"/>
+          <w:szCs w:val="21"/>
+        </w:rPr>
+        <w:t xml:space="preserve">E se você quer esse argumento pronto para usar na sua próxima assembleia, conheça o curso avançado para síndico profissional:</w:t>
+      </w:r>
+    </w:p>
+    <w:p>
+      <w:pPr>
+        <w:spacing w:after="160"/>
+      </w:pPr>
+      <w:r>
+        <w:rPr>
+          <w:sz w:val="21"/>
+          <w:szCs w:val="21"/>
+        </w:rPr>
+        <w:t xml:space="preserve">🔗 https://www.elevags.com.br/cursos-de-sindico-profissional-a-gestor-de-ativos</w:t>
+      </w:r>
+    </w:p>
+    <w:p>
+      <w:pPr>
+        <w:spacing w:after="160"/>
       </w:pPr>
       <w:r>
         <w:rPr>
@@ -3059,6 +4429,7 @@
     <w:p>
       <w:pPr>
         <w:pStyle w:val="Heading2"/>
+        <w:keepNext/>
         <w:spacing w:after="150" w:before="300"/>
       </w:pPr>
       <w:r>
@@ -3067,22 +4438,21 @@
     </w:p>
     <w:p>
       <w:pPr>
-        <w:spacing w:after="120"/>
+        <w:spacing w:after="160"/>
       </w:pPr>
       <w:r>
         <w:rPr>
           <w:i/>
           <w:iCs/>
-          <w:color w:val="8a6d1f"/>
-          <w:sz w:val="20"/>
-          <w:szCs w:val="20"/>
-        </w:rPr>
-        <w:t xml:space="preserve">Nota: mesmo tema do episódio 6 do podcast (já usado em agosto/2026). Como fica bem espaçado no tempo (7 meses de distância), funciona como reforço em outro formato — mas fica registrado caso prefira trocar por outro artigo.</w:t>
-      </w:r>
-    </w:p>
-    <w:p>
-      <w:pPr>
-        <w:spacing w:after="120"/>
+          <w:sz w:val="21"/>
+          <w:szCs w:val="21"/>
+        </w:rPr>
+        <w:t xml:space="preserve">Nota: mesmo tema do episódio 6 do podcast (já usado em agosto/2026). Como fica bem espaçado no tempo (7 meses de distância), funciona como reforço em outro formato, mas fica registrado caso prefira trocar por outro artigo.</w:t>
+      </w:r>
+    </w:p>
+    <w:p>
+      <w:pPr>
+        <w:spacing w:after="160"/>
       </w:pPr>
       <w:r>
         <w:rPr>
@@ -3094,7 +4464,7 @@
     </w:p>
     <w:p>
       <w:pPr>
-        <w:spacing w:after="120"/>
+        <w:spacing w:after="160"/>
       </w:pPr>
       <w:r>
         <w:rPr>
@@ -3106,7 +4476,7 @@
     </w:p>
     <w:p>
       <w:pPr>
-        <w:spacing w:after="120"/>
+        <w:spacing w:after="160"/>
       </w:pPr>
       <w:r>
         <w:rPr>
@@ -3118,41 +4488,55 @@
     </w:p>
     <w:p>
       <w:pPr>
-        <w:spacing w:after="120"/>
-      </w:pPr>
-      <w:r>
-        <w:rPr>
-          <w:sz w:val="21"/>
-          <w:szCs w:val="21"/>
-        </w:rPr>
-        <w:t xml:space="preserve">Se isso te interessou, lê o artigo na íntegra:</w:t>
-      </w:r>
-    </w:p>
-    <w:p>
-      <w:pPr>
-        <w:spacing w:after="120"/>
-      </w:pPr>
-      <w:r>
-        <w:rPr>
-          <w:sz w:val="21"/>
-          <w:szCs w:val="21"/>
-        </w:rPr>
-        <w:t xml:space="preserve">🔗 </w:t>
-      </w:r>
-      <w:hyperlink w:history="1" r:id="rIdtg3duplfqz4agxlnd_5oo">
-        <w:r>
-          <w:rPr>
-            <w:rStyle w:val="Hyperlink"/>
-            <w:sz w:val="21"/>
-            <w:szCs w:val="21"/>
-          </w:rPr>
-          <w:t xml:space="preserve">https://www.elevags.com.br/blog/os-tres-estagios-de-identidade-do-sindico-profissional</w:t>
-        </w:r>
-      </w:hyperlink>
-    </w:p>
-    <w:p>
-      <w:pPr>
-        <w:spacing w:after="120"/>
+        <w:spacing w:after="160"/>
+      </w:pPr>
+      <w:r>
+        <w:rPr>
+          <w:sz w:val="21"/>
+          <w:szCs w:val="21"/>
+        </w:rPr>
+        <w:t xml:space="preserve">Por que esse conteúdo é tão valioso para você, síndico?</w:t>
+      </w:r>
+    </w:p>
+    <w:p>
+      <w:pPr>
+        <w:spacing w:after="160"/>
+      </w:pPr>
+      <w:r>
+        <w:rPr>
+          <w:sz w:val="21"/>
+          <w:szCs w:val="21"/>
+        </w:rPr>
+        <w:t xml:space="preserve">Entender em qual estágio você está hoje é o que permite planejar a passagem para o próximo em vez de esperar que ela aconteça por acaso.</w:t>
+      </w:r>
+    </w:p>
+    <w:p>
+      <w:pPr>
+        <w:spacing w:after="160"/>
+      </w:pPr>
+      <w:r>
+        <w:rPr>
+          <w:sz w:val="21"/>
+          <w:szCs w:val="21"/>
+        </w:rPr>
+        <w:t xml:space="preserve">Se interessou? Toque no link abaixo e boa leitura! 👇</w:t>
+      </w:r>
+    </w:p>
+    <w:p>
+      <w:pPr>
+        <w:spacing w:after="160"/>
+      </w:pPr>
+      <w:r>
+        <w:rPr>
+          <w:sz w:val="21"/>
+          <w:szCs w:val="21"/>
+        </w:rPr>
+        <w:t xml:space="preserve">🔗 https://www.elevags.com.br/blog/os-tres-estagios-de-identidade-do-sindico-profissional</w:t>
+      </w:r>
+    </w:p>
+    <w:p>
+      <w:pPr>
+        <w:spacing w:after="160"/>
       </w:pPr>
       <w:r>
         <w:rPr>
@@ -3164,29 +4548,19 @@
     </w:p>
     <w:p>
       <w:pPr>
-        <w:spacing w:after="120"/>
-      </w:pPr>
-      <w:r>
-        <w:rPr>
-          <w:sz w:val="21"/>
-          <w:szCs w:val="21"/>
-        </w:rPr>
-        <w:t xml:space="preserve">🔗 </w:t>
-      </w:r>
-      <w:hyperlink w:history="1" r:id="rId4c_7ymivg3vktramdoin9">
-        <w:r>
-          <w:rPr>
-            <w:rStyle w:val="Hyperlink"/>
-            <w:sz w:val="21"/>
-            <w:szCs w:val="21"/>
-          </w:rPr>
-          <w:t xml:space="preserve">https://www.elevags.com.br/cursos-de-sindico-profissional-a-gestor-de-ativos</w:t>
-        </w:r>
-      </w:hyperlink>
-    </w:p>
-    <w:p>
-      <w:pPr>
-        <w:spacing w:after="120"/>
+        <w:spacing w:after="160"/>
+      </w:pPr>
+      <w:r>
+        <w:rPr>
+          <w:sz w:val="21"/>
+          <w:szCs w:val="21"/>
+        </w:rPr>
+        <w:t xml:space="preserve">🔗 https://www.elevags.com.br/cursos-de-sindico-profissional-a-gestor-de-ativos</w:t>
+      </w:r>
+    </w:p>
+    <w:p>
+      <w:pPr>
+        <w:spacing w:after="160"/>
       </w:pPr>
       <w:r>
         <w:rPr>
@@ -3207,6 +4581,7 @@
     <w:p>
       <w:pPr>
         <w:pStyle w:val="Heading2"/>
+        <w:keepNext/>
         <w:spacing w:after="150" w:before="300"/>
       </w:pPr>
       <w:r>
@@ -3215,7 +4590,7 @@
     </w:p>
     <w:p>
       <w:pPr>
-        <w:spacing w:after="120"/>
+        <w:spacing w:after="160"/>
       </w:pPr>
       <w:r>
         <w:rPr>
@@ -3227,7 +4602,7 @@
     </w:p>
     <w:p>
       <w:pPr>
-        <w:spacing w:after="120"/>
+        <w:spacing w:after="160"/>
       </w:pPr>
       <w:r>
         <w:rPr>
@@ -3239,7 +4614,7 @@
     </w:p>
     <w:p>
       <w:pPr>
-        <w:spacing w:after="120"/>
+        <w:spacing w:after="160"/>
       </w:pPr>
       <w:r>
         <w:rPr>
@@ -3251,7 +4626,19 @@
     </w:p>
     <w:p>
       <w:pPr>
-        <w:spacing w:after="120"/>
+        <w:spacing w:after="160"/>
+      </w:pPr>
+      <w:r>
+        <w:rPr>
+          <w:sz w:val="21"/>
+          <w:szCs w:val="21"/>
+        </w:rPr>
+        <w:t xml:space="preserve">Por que esse conteúdo é tão valioso para você, síndico?</w:t>
+      </w:r>
+    </w:p>
+    <w:p>
+      <w:pPr>
+        <w:spacing w:after="160"/>
       </w:pPr>
       <w:r>
         <w:rPr>
@@ -3263,41 +4650,31 @@
     </w:p>
     <w:p>
       <w:pPr>
-        <w:spacing w:after="120"/>
-      </w:pPr>
-      <w:r>
-        <w:rPr>
-          <w:sz w:val="21"/>
-          <w:szCs w:val="21"/>
-        </w:rPr>
-        <w:t xml:space="preserve">Se isso te interessou, lê o artigo na íntegra:</w:t>
-      </w:r>
-    </w:p>
-    <w:p>
-      <w:pPr>
-        <w:spacing w:after="120"/>
-      </w:pPr>
-      <w:r>
-        <w:rPr>
-          <w:sz w:val="21"/>
-          <w:szCs w:val="21"/>
-        </w:rPr>
-        <w:t xml:space="preserve">🔗 </w:t>
-      </w:r>
-      <w:hyperlink w:history="1" r:id="rIdbntdbyjpfqsdyaeidslsi">
-        <w:r>
-          <w:rPr>
-            <w:rStyle w:val="Hyperlink"/>
-            <w:sz w:val="21"/>
-            <w:szCs w:val="21"/>
-          </w:rPr>
-          <w:t xml:space="preserve">https://www.elevags.com.br/blog/regulamentacao-da-sindicatura-por-que-se-antecipar-compensa</w:t>
-        </w:r>
-      </w:hyperlink>
-    </w:p>
-    <w:p>
-      <w:pPr>
-        <w:spacing w:after="120"/>
+        <w:spacing w:after="160"/>
+      </w:pPr>
+      <w:r>
+        <w:rPr>
+          <w:sz w:val="21"/>
+          <w:szCs w:val="21"/>
+        </w:rPr>
+        <w:t xml:space="preserve">Se interessou? Toque no link abaixo e boa leitura! 👇</w:t>
+      </w:r>
+    </w:p>
+    <w:p>
+      <w:pPr>
+        <w:spacing w:after="160"/>
+      </w:pPr>
+      <w:r>
+        <w:rPr>
+          <w:sz w:val="21"/>
+          <w:szCs w:val="21"/>
+        </w:rPr>
+        <w:t xml:space="preserve">🔗 https://www.elevags.com.br/blog/regulamentacao-da-sindicatura-por-que-se-antecipar-compensa</w:t>
+      </w:r>
+    </w:p>
+    <w:p>
+      <w:pPr>
+        <w:spacing w:after="160"/>
       </w:pPr>
       <w:r>
         <w:rPr>
@@ -3309,29 +4686,19 @@
     </w:p>
     <w:p>
       <w:pPr>
-        <w:spacing w:after="120"/>
-      </w:pPr>
-      <w:r>
-        <w:rPr>
-          <w:sz w:val="21"/>
-          <w:szCs w:val="21"/>
-        </w:rPr>
-        <w:t xml:space="preserve">🔗 </w:t>
-      </w:r>
-      <w:hyperlink w:history="1" r:id="rId862ti5vxleihq2as64bll">
-        <w:r>
-          <w:rPr>
-            <w:rStyle w:val="Hyperlink"/>
-            <w:sz w:val="21"/>
-            <w:szCs w:val="21"/>
-          </w:rPr>
-          <w:t xml:space="preserve">https://www.elevags.com.br/cursos-de-sindico-profissional-a-gestor-de-ativos</w:t>
-        </w:r>
-      </w:hyperlink>
-    </w:p>
-    <w:p>
-      <w:pPr>
-        <w:spacing w:after="120"/>
+        <w:spacing w:after="160"/>
+      </w:pPr>
+      <w:r>
+        <w:rPr>
+          <w:sz w:val="21"/>
+          <w:szCs w:val="21"/>
+        </w:rPr>
+        <w:t xml:space="preserve">🔗 https://www.elevags.com.br/cursos-de-sindico-profissional-a-gestor-de-ativos</w:t>
+      </w:r>
+    </w:p>
+    <w:p>
+      <w:pPr>
+        <w:spacing w:after="160"/>
       </w:pPr>
       <w:r>
         <w:rPr>
@@ -3352,6 +4719,7 @@
     <w:p>
       <w:pPr>
         <w:pStyle w:val="Heading2"/>
+        <w:keepNext/>
         <w:spacing w:after="150" w:before="300"/>
       </w:pPr>
       <w:r>
@@ -3360,7 +4728,7 @@
     </w:p>
     <w:p>
       <w:pPr>
-        <w:spacing w:after="120"/>
+        <w:spacing w:after="160"/>
       </w:pPr>
       <w:r>
         <w:rPr>
@@ -3372,7 +4740,7 @@
     </w:p>
     <w:p>
       <w:pPr>
-        <w:spacing w:after="120"/>
+        <w:spacing w:after="160"/>
       </w:pPr>
       <w:r>
         <w:rPr>
@@ -3384,7 +4752,7 @@
     </w:p>
     <w:p>
       <w:pPr>
-        <w:spacing w:after="120"/>
+        <w:spacing w:after="160"/>
       </w:pPr>
       <w:r>
         <w:rPr>
@@ -3396,7 +4764,19 @@
     </w:p>
     <w:p>
       <w:pPr>
-        <w:spacing w:after="120"/>
+        <w:spacing w:after="160"/>
+      </w:pPr>
+      <w:r>
+        <w:rPr>
+          <w:sz w:val="21"/>
+          <w:szCs w:val="21"/>
+        </w:rPr>
+        <w:t xml:space="preserve">Por que esse conteúdo é tão valioso para você, síndico?</w:t>
+      </w:r>
+    </w:p>
+    <w:p>
+      <w:pPr>
+        <w:spacing w:after="160"/>
       </w:pPr>
       <w:r>
         <w:rPr>
@@ -3408,41 +4788,31 @@
     </w:p>
     <w:p>
       <w:pPr>
-        <w:spacing w:after="120"/>
-      </w:pPr>
-      <w:r>
-        <w:rPr>
-          <w:sz w:val="21"/>
-          <w:szCs w:val="21"/>
-        </w:rPr>
-        <w:t xml:space="preserve">Se isso te interessou, lê o artigo na íntegra:</w:t>
-      </w:r>
-    </w:p>
-    <w:p>
-      <w:pPr>
-        <w:spacing w:after="120"/>
-      </w:pPr>
-      <w:r>
-        <w:rPr>
-          <w:sz w:val="21"/>
-          <w:szCs w:val="21"/>
-        </w:rPr>
-        <w:t xml:space="preserve">🔗 </w:t>
-      </w:r>
-      <w:hyperlink w:history="1" r:id="rIdcv8yli6l7yfynmajnvwxw">
-        <w:r>
-          <w:rPr>
-            <w:rStyle w:val="Hyperlink"/>
-            <w:sz w:val="21"/>
-            <w:szCs w:val="21"/>
-          </w:rPr>
-          <w:t xml:space="preserve">https://www.elevags.com.br/blog/o-passivo-trabalhista-e-tributario-que-aparece-so-na-fiscalizacao</w:t>
-        </w:r>
-      </w:hyperlink>
-    </w:p>
-    <w:p>
-      <w:pPr>
-        <w:spacing w:after="120"/>
+        <w:spacing w:after="160"/>
+      </w:pPr>
+      <w:r>
+        <w:rPr>
+          <w:sz w:val="21"/>
+          <w:szCs w:val="21"/>
+        </w:rPr>
+        <w:t xml:space="preserve">Se interessou? Toque no link abaixo e boa leitura! 👇</w:t>
+      </w:r>
+    </w:p>
+    <w:p>
+      <w:pPr>
+        <w:spacing w:after="160"/>
+      </w:pPr>
+      <w:r>
+        <w:rPr>
+          <w:sz w:val="21"/>
+          <w:szCs w:val="21"/>
+        </w:rPr>
+        <w:t xml:space="preserve">🔗 https://www.elevags.com.br/blog/o-passivo-trabalhista-e-tributario-que-aparece-so-na-fiscalizacao</w:t>
+      </w:r>
+    </w:p>
+    <w:p>
+      <w:pPr>
+        <w:spacing w:after="160"/>
       </w:pPr>
       <w:r>
         <w:rPr>
@@ -3454,29 +4824,19 @@
     </w:p>
     <w:p>
       <w:pPr>
-        <w:spacing w:after="120"/>
-      </w:pPr>
-      <w:r>
-        <w:rPr>
-          <w:sz w:val="21"/>
-          <w:szCs w:val="21"/>
-        </w:rPr>
-        <w:t xml:space="preserve">🔗 </w:t>
-      </w:r>
-      <w:hyperlink w:history="1" r:id="rId7xx0fdurna3l__flzfecq">
-        <w:r>
-          <w:rPr>
-            <w:rStyle w:val="Hyperlink"/>
-            <w:sz w:val="21"/>
-            <w:szCs w:val="21"/>
-          </w:rPr>
-          <w:t xml:space="preserve">https://www.elevags.com.br/cursos-de-sindico-profissional-a-gestor-de-ativos</w:t>
-        </w:r>
-      </w:hyperlink>
-    </w:p>
-    <w:p>
-      <w:pPr>
-        <w:spacing w:after="120"/>
+        <w:spacing w:after="160"/>
+      </w:pPr>
+      <w:r>
+        <w:rPr>
+          <w:sz w:val="21"/>
+          <w:szCs w:val="21"/>
+        </w:rPr>
+        <w:t xml:space="preserve">🔗 https://www.elevags.com.br/cursos-de-sindico-profissional-a-gestor-de-ativos</w:t>
+      </w:r>
+    </w:p>
+    <w:p>
+      <w:pPr>
+        <w:spacing w:after="160"/>
       </w:pPr>
       <w:r>
         <w:rPr>
@@ -3497,6 +4857,7 @@
     <w:p>
       <w:pPr>
         <w:pStyle w:val="Heading2"/>
+        <w:keepNext/>
         <w:spacing w:after="150" w:before="300"/>
       </w:pPr>
       <w:r>
@@ -3505,7 +4866,7 @@
     </w:p>
     <w:p>
       <w:pPr>
-        <w:spacing w:after="120"/>
+        <w:spacing w:after="160"/>
       </w:pPr>
       <w:r>
         <w:rPr>
@@ -3517,7 +4878,7 @@
     </w:p>
     <w:p>
       <w:pPr>
-        <w:spacing w:after="120"/>
+        <w:spacing w:after="160"/>
       </w:pPr>
       <w:r>
         <w:rPr>
@@ -3529,7 +4890,7 @@
     </w:p>
     <w:p>
       <w:pPr>
-        <w:spacing w:after="120"/>
+        <w:spacing w:after="160"/>
       </w:pPr>
       <w:r>
         <w:rPr>
@@ -3541,7 +4902,19 @@
     </w:p>
     <w:p>
       <w:pPr>
-        <w:spacing w:after="120"/>
+        <w:spacing w:after="160"/>
+      </w:pPr>
+      <w:r>
+        <w:rPr>
+          <w:sz w:val="21"/>
+          <w:szCs w:val="21"/>
+        </w:rPr>
+        <w:t xml:space="preserve">Por que esse conteúdo é tão valioso para você, síndico?</w:t>
+      </w:r>
+    </w:p>
+    <w:p>
+      <w:pPr>
+        <w:spacing w:after="160"/>
       </w:pPr>
       <w:r>
         <w:rPr>
@@ -3553,41 +4926,31 @@
     </w:p>
     <w:p>
       <w:pPr>
-        <w:spacing w:after="120"/>
-      </w:pPr>
-      <w:r>
-        <w:rPr>
-          <w:sz w:val="21"/>
-          <w:szCs w:val="21"/>
-        </w:rPr>
-        <w:t xml:space="preserve">Se isso te interessou, lê o artigo na íntegra:</w:t>
-      </w:r>
-    </w:p>
-    <w:p>
-      <w:pPr>
-        <w:spacing w:after="120"/>
-      </w:pPr>
-      <w:r>
-        <w:rPr>
-          <w:sz w:val="21"/>
-          <w:szCs w:val="21"/>
-        </w:rPr>
-        <w:t xml:space="preserve">🔗 </w:t>
-      </w:r>
-      <w:hyperlink w:history="1" r:id="rId7yiwpwzzknmsik25dtkcm">
-        <w:r>
-          <w:rPr>
-            <w:rStyle w:val="Hyperlink"/>
-            <w:sz w:val="21"/>
-            <w:szCs w:val="21"/>
-          </w:rPr>
-          <w:t xml:space="preserve">https://www.elevags.com.br/blog/sindico-garantidor-a-responsabilidade-que-inclui-a-omissao</w:t>
-        </w:r>
-      </w:hyperlink>
-    </w:p>
-    <w:p>
-      <w:pPr>
-        <w:spacing w:after="120"/>
+        <w:spacing w:after="160"/>
+      </w:pPr>
+      <w:r>
+        <w:rPr>
+          <w:sz w:val="21"/>
+          <w:szCs w:val="21"/>
+        </w:rPr>
+        <w:t xml:space="preserve">Se interessou? Toque no link abaixo e boa leitura! 👇</w:t>
+      </w:r>
+    </w:p>
+    <w:p>
+      <w:pPr>
+        <w:spacing w:after="160"/>
+      </w:pPr>
+      <w:r>
+        <w:rPr>
+          <w:sz w:val="21"/>
+          <w:szCs w:val="21"/>
+        </w:rPr>
+        <w:t xml:space="preserve">🔗 https://www.elevags.com.br/blog/sindico-garantidor-a-responsabilidade-que-inclui-a-omissao</w:t>
+      </w:r>
+    </w:p>
+    <w:p>
+      <w:pPr>
+        <w:spacing w:after="160"/>
       </w:pPr>
       <w:r>
         <w:rPr>
@@ -3599,29 +4962,19 @@
     </w:p>
     <w:p>
       <w:pPr>
-        <w:spacing w:after="120"/>
-      </w:pPr>
-      <w:r>
-        <w:rPr>
-          <w:sz w:val="21"/>
-          <w:szCs w:val="21"/>
-        </w:rPr>
-        <w:t xml:space="preserve">🔗 </w:t>
-      </w:r>
-      <w:hyperlink w:history="1" r:id="rIdwbjsznuo6cyzedbree9m9">
-        <w:r>
-          <w:rPr>
-            <w:rStyle w:val="Hyperlink"/>
-            <w:sz w:val="21"/>
-            <w:szCs w:val="21"/>
-          </w:rPr>
-          <w:t xml:space="preserve">https://www.elevags.com.br/cursos-de-sindico-profissional-a-gestor-de-ativos</w:t>
-        </w:r>
-      </w:hyperlink>
-    </w:p>
-    <w:p>
-      <w:pPr>
-        <w:spacing w:after="120"/>
+        <w:spacing w:after="160"/>
+      </w:pPr>
+      <w:r>
+        <w:rPr>
+          <w:sz w:val="21"/>
+          <w:szCs w:val="21"/>
+        </w:rPr>
+        <w:t xml:space="preserve">🔗 https://www.elevags.com.br/cursos-de-sindico-profissional-a-gestor-de-ativos</w:t>
+      </w:r>
+    </w:p>
+    <w:p>
+      <w:pPr>
+        <w:spacing w:after="160"/>
       </w:pPr>
       <w:r>
         <w:rPr>
@@ -3642,6 +4995,7 @@
     <w:p>
       <w:pPr>
         <w:pStyle w:val="Heading2"/>
+        <w:keepNext/>
         <w:spacing w:after="150" w:before="300"/>
       </w:pPr>
       <w:r>
@@ -3650,7 +5004,7 @@
     </w:p>
     <w:p>
       <w:pPr>
-        <w:spacing w:after="120"/>
+        <w:spacing w:after="160"/>
       </w:pPr>
       <w:r>
         <w:rPr>
@@ -3662,7 +5016,7 @@
     </w:p>
     <w:p>
       <w:pPr>
-        <w:spacing w:after="120"/>
+        <w:spacing w:after="160"/>
       </w:pPr>
       <w:r>
         <w:rPr>
@@ -3674,7 +5028,7 @@
     </w:p>
     <w:p>
       <w:pPr>
-        <w:spacing w:after="120"/>
+        <w:spacing w:after="160"/>
       </w:pPr>
       <w:r>
         <w:rPr>
@@ -3686,7 +5040,19 @@
     </w:p>
     <w:p>
       <w:pPr>
-        <w:spacing w:after="120"/>
+        <w:spacing w:after="160"/>
+      </w:pPr>
+      <w:r>
+        <w:rPr>
+          <w:sz w:val="21"/>
+          <w:szCs w:val="21"/>
+        </w:rPr>
+        <w:t xml:space="preserve">Por que esse conteúdo é tão valioso para você, síndico?</w:t>
+      </w:r>
+    </w:p>
+    <w:p>
+      <w:pPr>
+        <w:spacing w:after="160"/>
       </w:pPr>
       <w:r>
         <w:rPr>
@@ -3698,41 +5064,31 @@
     </w:p>
     <w:p>
       <w:pPr>
-        <w:spacing w:after="120"/>
-      </w:pPr>
-      <w:r>
-        <w:rPr>
-          <w:sz w:val="21"/>
-          <w:szCs w:val="21"/>
-        </w:rPr>
-        <w:t xml:space="preserve">Se isso te interessou, lê o artigo na íntegra:</w:t>
-      </w:r>
-    </w:p>
-    <w:p>
-      <w:pPr>
-        <w:spacing w:after="120"/>
-      </w:pPr>
-      <w:r>
-        <w:rPr>
-          <w:sz w:val="21"/>
-          <w:szCs w:val="21"/>
-        </w:rPr>
-        <w:t xml:space="preserve">🔗 </w:t>
-      </w:r>
-      <w:hyperlink w:history="1" r:id="rId5nvst1tuua2ltnijuimlt">
-        <w:r>
-          <w:rPr>
-            <w:rStyle w:val="Hyperlink"/>
-            <w:sz w:val="21"/>
-            <w:szCs w:val="21"/>
-          </w:rPr>
-          <w:t xml:space="preserve">https://www.elevags.com.br/blog/como-precificar-o-honorario-do-sindico-pelo-valor-entregue</w:t>
-        </w:r>
-      </w:hyperlink>
-    </w:p>
-    <w:p>
-      <w:pPr>
-        <w:spacing w:after="120"/>
+        <w:spacing w:after="160"/>
+      </w:pPr>
+      <w:r>
+        <w:rPr>
+          <w:sz w:val="21"/>
+          <w:szCs w:val="21"/>
+        </w:rPr>
+        <w:t xml:space="preserve">Se interessou? Toque no link abaixo e boa leitura! 👇</w:t>
+      </w:r>
+    </w:p>
+    <w:p>
+      <w:pPr>
+        <w:spacing w:after="160"/>
+      </w:pPr>
+      <w:r>
+        <w:rPr>
+          <w:sz w:val="21"/>
+          <w:szCs w:val="21"/>
+        </w:rPr>
+        <w:t xml:space="preserve">🔗 https://www.elevags.com.br/blog/como-precificar-o-honorario-do-sindico-pelo-valor-entregue</w:t>
+      </w:r>
+    </w:p>
+    <w:p>
+      <w:pPr>
+        <w:spacing w:after="160"/>
       </w:pPr>
       <w:r>
         <w:rPr>
@@ -3744,29 +5100,19 @@
     </w:p>
     <w:p>
       <w:pPr>
-        <w:spacing w:after="120"/>
-      </w:pPr>
-      <w:r>
-        <w:rPr>
-          <w:sz w:val="21"/>
-          <w:szCs w:val="21"/>
-        </w:rPr>
-        <w:t xml:space="preserve">🔗 </w:t>
-      </w:r>
-      <w:hyperlink w:history="1" r:id="rIddn2lgoysi1-8ao5gzh1bi">
-        <w:r>
-          <w:rPr>
-            <w:rStyle w:val="Hyperlink"/>
-            <w:sz w:val="21"/>
-            <w:szCs w:val="21"/>
-          </w:rPr>
-          <w:t xml:space="preserve">https://www.elevags.com.br/cursos-de-sindico-profissional-a-gestor-de-ativos</w:t>
-        </w:r>
-      </w:hyperlink>
-    </w:p>
-    <w:p>
-      <w:pPr>
-        <w:spacing w:after="120"/>
+        <w:spacing w:after="160"/>
+      </w:pPr>
+      <w:r>
+        <w:rPr>
+          <w:sz w:val="21"/>
+          <w:szCs w:val="21"/>
+        </w:rPr>
+        <w:t xml:space="preserve">🔗 https://www.elevags.com.br/cursos-de-sindico-profissional-a-gestor-de-ativos</w:t>
+      </w:r>
+    </w:p>
+    <w:p>
+      <w:pPr>
+        <w:spacing w:after="160"/>
       </w:pPr>
       <w:r>
         <w:rPr>
@@ -3787,6 +5133,7 @@
     <w:p>
       <w:pPr>
         <w:pStyle w:val="Heading2"/>
+        <w:keepNext/>
         <w:spacing w:after="150" w:before="300"/>
       </w:pPr>
       <w:r>
@@ -3795,7 +5142,7 @@
     </w:p>
     <w:p>
       <w:pPr>
-        <w:spacing w:after="120"/>
+        <w:spacing w:after="160"/>
       </w:pPr>
       <w:r>
         <w:rPr>
@@ -3807,7 +5154,7 @@
     </w:p>
     <w:p>
       <w:pPr>
-        <w:spacing w:after="120"/>
+        <w:spacing w:after="160"/>
       </w:pPr>
       <w:r>
         <w:rPr>
@@ -3819,7 +5166,7 @@
     </w:p>
     <w:p>
       <w:pPr>
-        <w:spacing w:after="120"/>
+        <w:spacing w:after="160"/>
       </w:pPr>
       <w:r>
         <w:rPr>
@@ -3831,7 +5178,19 @@
     </w:p>
     <w:p>
       <w:pPr>
-        <w:spacing w:after="120"/>
+        <w:spacing w:after="160"/>
+      </w:pPr>
+      <w:r>
+        <w:rPr>
+          <w:sz w:val="21"/>
+          <w:szCs w:val="21"/>
+        </w:rPr>
+        <w:t xml:space="preserve">Por que esse conteúdo é tão valioso para você, síndico?</w:t>
+      </w:r>
+    </w:p>
+    <w:p>
+      <w:pPr>
+        <w:spacing w:after="160"/>
       </w:pPr>
       <w:r>
         <w:rPr>
@@ -3843,75 +5202,55 @@
     </w:p>
     <w:p>
       <w:pPr>
-        <w:spacing w:after="120"/>
-      </w:pPr>
-      <w:r>
-        <w:rPr>
-          <w:sz w:val="21"/>
-          <w:szCs w:val="21"/>
-        </w:rPr>
-        <w:t xml:space="preserve">Se isso te interessou, lê o artigo na íntegra:</w:t>
-      </w:r>
-    </w:p>
-    <w:p>
-      <w:pPr>
-        <w:spacing w:after="120"/>
-      </w:pPr>
-      <w:r>
-        <w:rPr>
-          <w:sz w:val="21"/>
-          <w:szCs w:val="21"/>
-        </w:rPr>
-        <w:t xml:space="preserve">🔗 </w:t>
-      </w:r>
-      <w:hyperlink w:history="1" r:id="rIdjqn2j30ozwhylizq8g49b">
-        <w:r>
-          <w:rPr>
-            <w:rStyle w:val="Hyperlink"/>
-            <w:sz w:val="21"/>
-            <w:szCs w:val="21"/>
-          </w:rPr>
-          <w:t xml:space="preserve">https://www.elevags.com.br/blog/por-que-o-metodo-e-nao-a-praca-define-o-honorario-do-sindico</w:t>
-        </w:r>
-      </w:hyperlink>
-    </w:p>
-    <w:p>
-      <w:pPr>
-        <w:spacing w:after="120"/>
-      </w:pPr>
-      <w:r>
-        <w:rPr>
-          <w:sz w:val="21"/>
-          <w:szCs w:val="21"/>
-        </w:rPr>
-        <w:t xml:space="preserve">E se você quer esse método documentado pra sustentar seu próximo reajuste, conheça o curso avançado para síndico profissional:</w:t>
-      </w:r>
-    </w:p>
-    <w:p>
-      <w:pPr>
-        <w:spacing w:after="120"/>
-      </w:pPr>
-      <w:r>
-        <w:rPr>
-          <w:sz w:val="21"/>
-          <w:szCs w:val="21"/>
-        </w:rPr>
-        <w:t xml:space="preserve">🔗 </w:t>
-      </w:r>
-      <w:hyperlink w:history="1" r:id="rIdnn-fb9g5ip2ascxraastp">
-        <w:r>
-          <w:rPr>
-            <w:rStyle w:val="Hyperlink"/>
-            <w:sz w:val="21"/>
-            <w:szCs w:val="21"/>
-          </w:rPr>
-          <w:t xml:space="preserve">https://www.elevags.com.br/cursos-de-sindico-profissional-a-gestor-de-ativos</w:t>
-        </w:r>
-      </w:hyperlink>
-    </w:p>
-    <w:p>
-      <w:pPr>
-        <w:spacing w:after="120"/>
+        <w:spacing w:after="160"/>
+      </w:pPr>
+      <w:r>
+        <w:rPr>
+          <w:sz w:val="21"/>
+          <w:szCs w:val="21"/>
+        </w:rPr>
+        <w:t xml:space="preserve">Se interessou? Toque no link abaixo e boa leitura! 👇</w:t>
+      </w:r>
+    </w:p>
+    <w:p>
+      <w:pPr>
+        <w:spacing w:after="160"/>
+      </w:pPr>
+      <w:r>
+        <w:rPr>
+          <w:sz w:val="21"/>
+          <w:szCs w:val="21"/>
+        </w:rPr>
+        <w:t xml:space="preserve">🔗 https://www.elevags.com.br/blog/por-que-o-metodo-e-nao-a-praca-define-o-honorario-do-sindico</w:t>
+      </w:r>
+    </w:p>
+    <w:p>
+      <w:pPr>
+        <w:spacing w:after="160"/>
+      </w:pPr>
+      <w:r>
+        <w:rPr>
+          <w:sz w:val="21"/>
+          <w:szCs w:val="21"/>
+        </w:rPr>
+        <w:t xml:space="preserve">E se você quer esse método documentado para sustentar seu próximo reajuste, conheça o curso avançado para síndico profissional:</w:t>
+      </w:r>
+    </w:p>
+    <w:p>
+      <w:pPr>
+        <w:spacing w:after="160"/>
+      </w:pPr>
+      <w:r>
+        <w:rPr>
+          <w:sz w:val="21"/>
+          <w:szCs w:val="21"/>
+        </w:rPr>
+        <w:t xml:space="preserve">🔗 https://www.elevags.com.br/cursos-de-sindico-profissional-a-gestor-de-ativos</w:t>
+      </w:r>
+    </w:p>
+    <w:p>
+      <w:pPr>
+        <w:spacing w:after="160"/>
       </w:pPr>
       <w:r>
         <w:rPr>
@@ -3932,6 +5271,7 @@
     <w:p>
       <w:pPr>
         <w:pStyle w:val="Heading2"/>
+        <w:keepNext/>
         <w:spacing w:after="150" w:before="300"/>
       </w:pPr>
       <w:r>
@@ -3940,7 +5280,7 @@
     </w:p>
     <w:p>
       <w:pPr>
-        <w:spacing w:after="120"/>
+        <w:spacing w:after="160"/>
       </w:pPr>
       <w:r>
         <w:rPr>
@@ -3952,7 +5292,7 @@
     </w:p>
     <w:p>
       <w:pPr>
-        <w:spacing w:after="120"/>
+        <w:spacing w:after="160"/>
       </w:pPr>
       <w:r>
         <w:rPr>
@@ -3964,7 +5304,7 @@
     </w:p>
     <w:p>
       <w:pPr>
-        <w:spacing w:after="120"/>
+        <w:spacing w:after="160"/>
       </w:pPr>
       <w:r>
         <w:rPr>
@@ -3976,7 +5316,19 @@
     </w:p>
     <w:p>
       <w:pPr>
-        <w:spacing w:after="120"/>
+        <w:spacing w:after="160"/>
+      </w:pPr>
+      <w:r>
+        <w:rPr>
+          <w:sz w:val="21"/>
+          <w:szCs w:val="21"/>
+        </w:rPr>
+        <w:t xml:space="preserve">Por que esse conteúdo é tão valioso para você, síndico?</w:t>
+      </w:r>
+    </w:p>
+    <w:p>
+      <w:pPr>
+        <w:spacing w:after="160"/>
       </w:pPr>
       <w:r>
         <w:rPr>
@@ -3988,41 +5340,31 @@
     </w:p>
     <w:p>
       <w:pPr>
-        <w:spacing w:after="120"/>
-      </w:pPr>
-      <w:r>
-        <w:rPr>
-          <w:sz w:val="21"/>
-          <w:szCs w:val="21"/>
-        </w:rPr>
-        <w:t xml:space="preserve">Se isso te interessou, lê o artigo na íntegra:</w:t>
-      </w:r>
-    </w:p>
-    <w:p>
-      <w:pPr>
-        <w:spacing w:after="120"/>
-      </w:pPr>
-      <w:r>
-        <w:rPr>
-          <w:sz w:val="21"/>
-          <w:szCs w:val="21"/>
-        </w:rPr>
-        <w:t xml:space="preserve">🔗 </w:t>
-      </w:r>
-      <w:hyperlink w:history="1" r:id="rIdd8rvuaty9f64xrmpl2i7n">
-        <w:r>
-          <w:rPr>
-            <w:rStyle w:val="Hyperlink"/>
-            <w:sz w:val="21"/>
-            <w:szCs w:val="21"/>
-          </w:rPr>
-          <w:t xml:space="preserve">https://www.elevags.com.br/blog/a-aprovacao-condominial-e-uma-sequencia-nao-um-momento</w:t>
-        </w:r>
-      </w:hyperlink>
-    </w:p>
-    <w:p>
-      <w:pPr>
-        <w:spacing w:after="120"/>
+        <w:spacing w:after="160"/>
+      </w:pPr>
+      <w:r>
+        <w:rPr>
+          <w:sz w:val="21"/>
+          <w:szCs w:val="21"/>
+        </w:rPr>
+        <w:t xml:space="preserve">Se interessou? Toque no link abaixo e boa leitura! 👇</w:t>
+      </w:r>
+    </w:p>
+    <w:p>
+      <w:pPr>
+        <w:spacing w:after="160"/>
+      </w:pPr>
+      <w:r>
+        <w:rPr>
+          <w:sz w:val="21"/>
+          <w:szCs w:val="21"/>
+        </w:rPr>
+        <w:t xml:space="preserve">🔗 https://www.elevags.com.br/blog/a-aprovacao-condominial-e-uma-sequencia-nao-um-momento</w:t>
+      </w:r>
+    </w:p>
+    <w:p>
+      <w:pPr>
+        <w:spacing w:after="160"/>
       </w:pPr>
       <w:r>
         <w:rPr>
@@ -4034,29 +5376,19 @@
     </w:p>
     <w:p>
       <w:pPr>
-        <w:spacing w:after="120"/>
-      </w:pPr>
-      <w:r>
-        <w:rPr>
-          <w:sz w:val="21"/>
-          <w:szCs w:val="21"/>
-        </w:rPr>
-        <w:t xml:space="preserve">🔗 </w:t>
-      </w:r>
-      <w:hyperlink w:history="1" r:id="rIdj3_nyozlvvj-kyx2rq9pk">
-        <w:r>
-          <w:rPr>
-            <w:rStyle w:val="Hyperlink"/>
-            <w:sz w:val="21"/>
-            <w:szCs w:val="21"/>
-          </w:rPr>
-          <w:t xml:space="preserve">https://www.elevags.com.br/cursos-de-sindico-profissional-a-gestor-de-ativos</w:t>
-        </w:r>
-      </w:hyperlink>
-    </w:p>
-    <w:p>
-      <w:pPr>
-        <w:spacing w:after="120"/>
+        <w:spacing w:after="160"/>
+      </w:pPr>
+      <w:r>
+        <w:rPr>
+          <w:sz w:val="21"/>
+          <w:szCs w:val="21"/>
+        </w:rPr>
+        <w:t xml:space="preserve">🔗 https://www.elevags.com.br/cursos-de-sindico-profissional-a-gestor-de-ativos</w:t>
+      </w:r>
+    </w:p>
+    <w:p>
+      <w:pPr>
+        <w:spacing w:after="160"/>
       </w:pPr>
       <w:r>
         <w:rPr>
@@ -4064,56 +5396,6 @@
           <w:szCs w:val="21"/>
         </w:rPr>
         <w:t xml:space="preserve">Aproveitem! 💪</w:t>
-      </w:r>
-    </w:p>
-    <w:p>
-      <w:pPr>
-        <w:pBdr>
-          <w:bottom w:val="single" w:color="cccccc" w:sz="6" w:space="4"/>
-        </w:pBdr>
-        <w:spacing w:after="200"/>
-      </w:pPr>
-    </w:p>
-    <w:p>
-      <w:pPr>
-        <w:pStyle w:val="Heading2"/>
-        <w:spacing w:after="150" w:before="300"/>
-      </w:pPr>
-      <w:r>
-        <w:t xml:space="preserve">Resumo de pendências</w:t>
-      </w:r>
-    </w:p>
-    <w:p>
-      <w:pPr>
-        <w:spacing w:after="120"/>
-      </w:pPr>
-      <w:r>
-        <w:rPr>
-          <w:b/>
-          <w:bCs/>
-          <w:sz w:val="21"/>
-          <w:szCs w:val="21"/>
-        </w:rPr>
-        <w:t xml:space="preserve">Episódios do podcast que ainda precisam do texto final</w:t>
-      </w:r>
-      <w:r>
-        <w:rPr>
-          <w:sz w:val="21"/>
-          <w:szCs w:val="21"/>
-        </w:rPr>
-        <w:t xml:space="preserve"> (8 títulos/resumos a confirmar antes de publicar): 8, 9, 10, 11, 12, 13, 14, 15, 16, 17, 18, 19, 20, 21 — todos com o link já mapeado na respectiva semana acima, faltando só o conteúdo de cada um (título + do que trata) pra eu fechar o texto no mesmo padrão do episódio 7.</w:t>
-      </w:r>
-    </w:p>
-    <w:p>
-      <w:pPr>
-        <w:spacing w:after="120"/>
-      </w:pPr>
-      <w:r>
-        <w:rPr>
-          <w:sz w:val="21"/>
-          <w:szCs w:val="21"/>
-        </w:rPr>
-        <w:t xml:space="preserve">Assim que tiver esse material (texto pronto ou só título/resumo), essa mesma seção pode ser atualizada sem mexer no resto do calendário.</w:t>
       </w:r>
     </w:p>
     <w:sectPr>
@@ -4288,6 +5570,15 @@
       <w:pPr>
         <w:ind w:left="6480" w:hanging="360"/>
       </w:pPr>
+    </w:lvl>
+  </w:abstractNum>
+  <w:abstractNum w:abstractNumId="2" w15:restartNumberingAfterBreak="0">
+    <w:multiLevelType w:val="hybridMultilevel"/>
+    <w:lvl w:ilvl="0" w15:tentative="1">
+      <w:start w:val="1"/>
+      <w:numFmt w:val="decimal"/>
+      <w:lvlText w:val="%1."/>
+      <w:lvlJc w:val="left"/>
     </w:lvl>
   </w:abstractNum>
   <w:num w:numId="1">
@@ -4490,7 +5781,6 @@
       <w:spacing w:after="200"/>
     </w:pPr>
     <w:rPr>
-      <w:rFonts w:ascii="Calibri" w:cs="Calibri" w:eastAsia="Calibri" w:hAnsi="Calibri"/>
       <w:b/>
       <w:bCs/>
       <w:color w:val="1c2b4a"/>
@@ -4506,7 +5796,6 @@
       <w:spacing w:after="150" w:before="300"/>
     </w:pPr>
     <w:rPr>
-      <w:rFonts w:ascii="Calibri" w:cs="Calibri" w:eastAsia="Calibri" w:hAnsi="Calibri"/>
       <w:b/>
       <w:bCs/>
       <w:color w:val="1c2b4a"/>
